--- a/backend/templates/FSED-41F-Fumigation.docx
+++ b/backend/templates/FSED-41F-Fumigation.docx
@@ -364,6 +364,276 @@
           <w:b/>
         </w:rPr>
       </w:pPr>
+      <w:bookmarkStart w:id="0" w:name="_GoBack"/>
+      <w:bookmarkEnd w:id="0"/>
+      <w:r>
+        <w:rPr>
+          <w:rFonts w:ascii="Arial" w:hAnsi="Arial" w:cs="Arial"/>
+          <w:sz w:val="24"/>
+          <w:szCs w:val="24"/>
+          <w:lang w:val="en-US" w:eastAsia="en-US"/>
+        </w:rPr>
+        <mc:AlternateContent>
+          <mc:Choice Requires="wps">
+            <w:drawing>
+              <wp:anchor distT="0" distB="0" distL="114300" distR="114300" simplePos="0" relativeHeight="251671552" behindDoc="0" locked="0" layoutInCell="1" allowOverlap="1">
+                <wp:simplePos x="0" y="0"/>
+                <wp:positionH relativeFrom="column">
+                  <wp:posOffset>3968115</wp:posOffset>
+                </wp:positionH>
+                <wp:positionV relativeFrom="paragraph">
+                  <wp:posOffset>153035</wp:posOffset>
+                </wp:positionV>
+                <wp:extent cx="2050415" cy="342900"/>
+                <wp:effectExtent l="0" t="0" r="0" b="0"/>
+                <wp:wrapNone/>
+                <wp:docPr id="15" name="Text Box 15"/>
+                <wp:cNvGraphicFramePr/>
+                <a:graphic xmlns:a="http://schemas.openxmlformats.org/drawingml/2006/main">
+                  <a:graphicData uri="http://schemas.microsoft.com/office/word/2010/wordprocessingShape">
+                    <wps:wsp>
+                      <wps:cNvSpPr txBox="1"/>
+                      <wps:spPr>
+                        <a:xfrm>
+                          <a:off x="0" y="0"/>
+                          <a:ext cx="2050415" cy="342900"/>
+                        </a:xfrm>
+                        <a:prstGeom prst="rect">
+                          <a:avLst/>
+                        </a:prstGeom>
+                        <a:noFill/>
+                        <a:ln w="6350">
+                          <a:noFill/>
+                        </a:ln>
+                        <a:effectLst/>
+                      </wps:spPr>
+                      <wps:style>
+                        <a:lnRef idx="0">
+                          <a:schemeClr val="accent1"/>
+                        </a:lnRef>
+                        <a:fillRef idx="0">
+                          <a:schemeClr val="accent1"/>
+                        </a:fillRef>
+                        <a:effectRef idx="0">
+                          <a:schemeClr val="accent1"/>
+                        </a:effectRef>
+                        <a:fontRef idx="minor">
+                          <a:schemeClr val="dk1"/>
+                        </a:fontRef>
+                      </wps:style>
+                      <wps:txbx>
+                        <w:txbxContent>
+                          <w:p>
+                            <w:pPr>
+                              <w:spacing w:after="0" w:line="240" w:lineRule="auto"/>
+                              <w:jc w:val="center"/>
+                              <w:rPr>
+                                <w:rFonts w:hint="default" w:ascii="Arial" w:hAnsi="Arial" w:eastAsia="Times New Roman" w:cs="Arial"/>
+                                <w:color w:val="000000"/>
+                                <w:sz w:val="24"/>
+                                <w:szCs w:val="24"/>
+                                <w:lang w:val="en-US"/>
+                              </w:rPr>
+                            </w:pPr>
+                            <w:r>
+                              <w:rPr>
+                                <w:rFonts w:hint="default" w:ascii="Arial" w:hAnsi="Arial" w:eastAsia="Times New Roman" w:cs="Arial"/>
+                                <w:color w:val="000000"/>
+                                <w:sz w:val="24"/>
+                                <w:szCs w:val="24"/>
+                                <w:lang w:val="en-US"/>
+                              </w:rPr>
+                              <w:t>{CLEARANCE_DATE}</w:t>
+                            </w:r>
+                          </w:p>
+                        </w:txbxContent>
+                      </wps:txbx>
+                      <wps:bodyPr rot="0" spcFirstLastPara="0" vertOverflow="overflow" horzOverflow="overflow" vert="horz" wrap="square" lIns="91440" tIns="45720" rIns="91440" bIns="45720" numCol="1" spcCol="0" rtlCol="0" fromWordArt="0" anchor="t" anchorCtr="0" forceAA="0" compatLnSpc="1">
+                        <a:noAutofit/>
+                      </wps:bodyPr>
+                    </wps:wsp>
+                  </a:graphicData>
+                </a:graphic>
+              </wp:anchor>
+            </w:drawing>
+          </mc:Choice>
+          <mc:Fallback>
+            <w:pict>
+              <v:shape id="_x0000_s1026" o:spid="_x0000_s1026" o:spt="202" type="#_x0000_t202" style="position:absolute;left:0pt;margin-left:312.45pt;margin-top:12.05pt;height:27pt;width:161.45pt;z-index:251671552;mso-width-relative:page;mso-height-relative:page;" filled="f" stroked="f" coordsize="21600,21600" o:gfxdata="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">
+                <v:fill on="f" focussize="0,0"/>
+                <v:stroke on="f" weight="0.5pt"/>
+                <v:imagedata o:title=""/>
+                <o:lock v:ext="edit" aspectratio="f"/>
+                <v:textbox>
+                  <w:txbxContent>
+                    <w:p>
+                      <w:pPr>
+                        <w:spacing w:after="0" w:line="240" w:lineRule="auto"/>
+                        <w:jc w:val="center"/>
+                        <w:rPr>
+                          <w:rFonts w:hint="default" w:ascii="Arial" w:hAnsi="Arial" w:eastAsia="Times New Roman" w:cs="Arial"/>
+                          <w:color w:val="000000"/>
+                          <w:sz w:val="24"/>
+                          <w:szCs w:val="24"/>
+                          <w:lang w:val="en-US"/>
+                        </w:rPr>
+                      </w:pPr>
+                      <w:r>
+                        <w:rPr>
+                          <w:rFonts w:hint="default" w:ascii="Arial" w:hAnsi="Arial" w:eastAsia="Times New Roman" w:cs="Arial"/>
+                          <w:color w:val="000000"/>
+                          <w:sz w:val="24"/>
+                          <w:szCs w:val="24"/>
+                          <w:lang w:val="en-US"/>
+                        </w:rPr>
+                        <w:t>{CLEARANCE_DATE}</w:t>
+                      </w:r>
+                    </w:p>
+                  </w:txbxContent>
+                </v:textbox>
+              </v:shape>
+            </w:pict>
+          </mc:Fallback>
+        </mc:AlternateContent>
+      </w:r>
+      <w:r>
+        <w:rPr>
+          <w:rFonts w:ascii="Arial" w:hAnsi="Arial" w:cs="Arial"/>
+          <w:sz w:val="24"/>
+          <w:szCs w:val="24"/>
+          <w:lang w:val="en-US" w:eastAsia="en-US"/>
+        </w:rPr>
+        <mc:AlternateContent>
+          <mc:Choice Requires="wps">
+            <w:drawing>
+              <wp:anchor distT="0" distB="0" distL="114300" distR="114300" simplePos="0" relativeHeight="251668480" behindDoc="0" locked="0" layoutInCell="1" allowOverlap="1">
+                <wp:simplePos x="0" y="0"/>
+                <wp:positionH relativeFrom="column">
+                  <wp:posOffset>925830</wp:posOffset>
+                </wp:positionH>
+                <wp:positionV relativeFrom="paragraph">
+                  <wp:posOffset>103505</wp:posOffset>
+                </wp:positionV>
+                <wp:extent cx="2732405" cy="342900"/>
+                <wp:effectExtent l="0" t="0" r="0" b="0"/>
+                <wp:wrapNone/>
+                <wp:docPr id="16" name="Text Box 16"/>
+                <wp:cNvGraphicFramePr/>
+                <a:graphic xmlns:a="http://schemas.openxmlformats.org/drawingml/2006/main">
+                  <a:graphicData uri="http://schemas.microsoft.com/office/word/2010/wordprocessingShape">
+                    <wps:wsp>
+                      <wps:cNvSpPr txBox="1"/>
+                      <wps:spPr>
+                        <a:xfrm>
+                          <a:off x="0" y="0"/>
+                          <a:ext cx="2732405" cy="342900"/>
+                        </a:xfrm>
+                        <a:prstGeom prst="rect">
+                          <a:avLst/>
+                        </a:prstGeom>
+                        <a:noFill/>
+                        <a:ln w="6350">
+                          <a:noFill/>
+                        </a:ln>
+                        <a:effectLst/>
+                      </wps:spPr>
+                      <wps:style>
+                        <a:lnRef idx="0">
+                          <a:schemeClr val="accent1"/>
+                        </a:lnRef>
+                        <a:fillRef idx="0">
+                          <a:schemeClr val="accent1"/>
+                        </a:fillRef>
+                        <a:effectRef idx="0">
+                          <a:schemeClr val="accent1"/>
+                        </a:effectRef>
+                        <a:fontRef idx="minor">
+                          <a:schemeClr val="dk1"/>
+                        </a:fontRef>
+                      </wps:style>
+                      <wps:txbx>
+                        <w:txbxContent>
+                          <w:p>
+                            <w:pPr>
+                              <w:spacing w:after="0" w:line="240" w:lineRule="auto"/>
+                              <w:jc w:val="center"/>
+                              <w:rPr>
+                                <w:rFonts w:hint="default" w:ascii="Arial Narrow" w:hAnsi="Arial Narrow" w:eastAsia="Times New Roman" w:cs="Arial Narrow"/>
+                                <w:b/>
+                                <w:bCs/>
+                                <w:color w:val="000000"/>
+                                <w:sz w:val="28"/>
+                                <w:szCs w:val="28"/>
+                                <w:lang w:val="en-US"/>
+                              </w:rPr>
+                            </w:pPr>
+                            <w:r>
+                              <w:rPr>
+                                <w:rFonts w:hint="default" w:ascii="Arial Narrow" w:hAnsi="Arial Narrow" w:eastAsia="Times New Roman" w:cs="Arial Narrow"/>
+                                <w:b/>
+                                <w:bCs/>
+                                <w:color w:val="000000"/>
+                                <w:sz w:val="28"/>
+                                <w:szCs w:val="28"/>
+                                <w:lang w:val="en-US"/>
+                              </w:rPr>
+                              <w:t>R10-STN5-{CONTROL_NUMBER}</w:t>
+                            </w:r>
+                          </w:p>
+                        </w:txbxContent>
+                      </wps:txbx>
+                      <wps:bodyPr rot="0" spcFirstLastPara="0" vertOverflow="overflow" horzOverflow="overflow" vert="horz" wrap="square" lIns="91440" tIns="45720" rIns="91440" bIns="45720" numCol="1" spcCol="0" rtlCol="0" fromWordArt="0" anchor="t" anchorCtr="0" forceAA="0" compatLnSpc="1">
+                        <a:noAutofit/>
+                      </wps:bodyPr>
+                    </wps:wsp>
+                  </a:graphicData>
+                </a:graphic>
+              </wp:anchor>
+            </w:drawing>
+          </mc:Choice>
+          <mc:Fallback>
+            <w:pict>
+              <v:shape id="_x0000_s1026" o:spid="_x0000_s1026" o:spt="202" type="#_x0000_t202" style="position:absolute;left:0pt;margin-left:72.9pt;margin-top:8.15pt;height:27pt;width:215.15pt;z-index:251668480;mso-width-relative:page;mso-height-relative:page;" filled="f" stroked="f" coordsize="21600,21600" o:gfxdata="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">
+                <v:fill on="f" focussize="0,0"/>
+                <v:stroke on="f" weight="0.5pt"/>
+                <v:imagedata o:title=""/>
+                <o:lock v:ext="edit" aspectratio="f"/>
+                <v:textbox>
+                  <w:txbxContent>
+                    <w:p>
+                      <w:pPr>
+                        <w:spacing w:after="0" w:line="240" w:lineRule="auto"/>
+                        <w:jc w:val="center"/>
+                        <w:rPr>
+                          <w:rFonts w:hint="default" w:ascii="Arial Narrow" w:hAnsi="Arial Narrow" w:eastAsia="Times New Roman" w:cs="Arial Narrow"/>
+                          <w:b/>
+                          <w:bCs/>
+                          <w:color w:val="000000"/>
+                          <w:sz w:val="28"/>
+                          <w:szCs w:val="28"/>
+                          <w:lang w:val="en-US"/>
+                        </w:rPr>
+                      </w:pPr>
+                      <w:r>
+                        <w:rPr>
+                          <w:rFonts w:hint="default" w:ascii="Arial Narrow" w:hAnsi="Arial Narrow" w:eastAsia="Times New Roman" w:cs="Arial Narrow"/>
+                          <w:b/>
+                          <w:bCs/>
+                          <w:color w:val="000000"/>
+                          <w:sz w:val="28"/>
+                          <w:szCs w:val="28"/>
+                          <w:lang w:val="en-US"/>
+                        </w:rPr>
+                        <w:t>R10-STN5-{CONTROL_NUMBER}</w:t>
+                      </w:r>
+                    </w:p>
+                  </w:txbxContent>
+                </v:textbox>
+              </v:shape>
+            </w:pict>
+          </mc:Fallback>
+        </mc:AlternateContent>
+      </w:r>
     </w:p>
     <w:p>
       <w:pPr>
@@ -379,11 +649,145 @@
       <w:r>
         <w:rPr>
           <w:rFonts w:ascii="Arial" w:hAnsi="Arial" w:cs="Arial"/>
+          <w:lang w:val="en-US" w:eastAsia="en-US"/>
+        </w:rPr>
+        <mc:AlternateContent>
+          <mc:Choice Requires="wps">
+            <w:drawing>
+              <wp:anchor distT="0" distB="0" distL="114300" distR="114300" simplePos="0" relativeHeight="251670528" behindDoc="0" locked="0" layoutInCell="1" allowOverlap="1">
+                <wp:simplePos x="0" y="0"/>
+                <wp:positionH relativeFrom="column">
+                  <wp:posOffset>4043045</wp:posOffset>
+                </wp:positionH>
+                <wp:positionV relativeFrom="paragraph">
+                  <wp:posOffset>177800</wp:posOffset>
+                </wp:positionV>
+                <wp:extent cx="1836420" cy="3810"/>
+                <wp:effectExtent l="0" t="0" r="0" b="0"/>
+                <wp:wrapNone/>
+                <wp:docPr id="7" name="Straight Connector 7"/>
+                <wp:cNvGraphicFramePr/>
+                <a:graphic xmlns:a="http://schemas.openxmlformats.org/drawingml/2006/main">
+                  <a:graphicData uri="http://schemas.microsoft.com/office/word/2010/wordprocessingShape">
+                    <wps:wsp>
+                      <wps:cNvCnPr/>
+                      <wps:spPr>
+                        <a:xfrm>
+                          <a:off x="0" y="0"/>
+                          <a:ext cx="1836420" cy="3810"/>
+                        </a:xfrm>
+                        <a:prstGeom prst="line">
+                          <a:avLst/>
+                        </a:prstGeom>
+                      </wps:spPr>
+                      <wps:style>
+                        <a:lnRef idx="1">
+                          <a:schemeClr val="dk1"/>
+                        </a:lnRef>
+                        <a:fillRef idx="0">
+                          <a:schemeClr val="dk1"/>
+                        </a:fillRef>
+                        <a:effectRef idx="0">
+                          <a:schemeClr val="dk1"/>
+                        </a:effectRef>
+                        <a:fontRef idx="minor">
+                          <a:schemeClr val="tx1"/>
+                        </a:fontRef>
+                      </wps:style>
+                      <wps:bodyPr/>
+                    </wps:wsp>
+                  </a:graphicData>
+                </a:graphic>
+              </wp:anchor>
+            </w:drawing>
+          </mc:Choice>
+          <mc:Fallback>
+            <w:pict>
+              <v:line id="_x0000_s1026" o:spid="_x0000_s1026" o:spt="20" style="position:absolute;left:0pt;margin-left:318.35pt;margin-top:14pt;height:0.3pt;width:144.6pt;z-index:251670528;mso-width-relative:page;mso-height-relative:page;" filled="f" stroked="t" coordsize="21600,21600" o:gfxdata="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">
+                <v:fill on="f" focussize="0,0"/>
+                <v:stroke color="#000000 [3200]" joinstyle="round"/>
+                <v:imagedata o:title=""/>
+                <o:lock v:ext="edit" aspectratio="f"/>
+              </v:line>
+            </w:pict>
+          </mc:Fallback>
+        </mc:AlternateContent>
+      </w:r>
+      <w:r>
+        <w:rPr>
+          <w:rFonts w:ascii="Arial" w:hAnsi="Arial" w:cs="Arial"/>
+          <w:lang w:val="en-US" w:eastAsia="en-US"/>
+        </w:rPr>
+        <mc:AlternateContent>
+          <mc:Choice Requires="wps">
+            <w:drawing>
+              <wp:anchor distT="0" distB="0" distL="114300" distR="114300" simplePos="0" relativeHeight="251669504" behindDoc="0" locked="0" layoutInCell="1" allowOverlap="1">
+                <wp:simplePos x="0" y="0"/>
+                <wp:positionH relativeFrom="column">
+                  <wp:posOffset>1124585</wp:posOffset>
+                </wp:positionH>
+                <wp:positionV relativeFrom="paragraph">
+                  <wp:posOffset>165735</wp:posOffset>
+                </wp:positionV>
+                <wp:extent cx="1836420" cy="3810"/>
+                <wp:effectExtent l="0" t="0" r="0" b="0"/>
+                <wp:wrapNone/>
+                <wp:docPr id="19" name="Straight Connector 19"/>
+                <wp:cNvGraphicFramePr/>
+                <a:graphic xmlns:a="http://schemas.openxmlformats.org/drawingml/2006/main">
+                  <a:graphicData uri="http://schemas.microsoft.com/office/word/2010/wordprocessingShape">
+                    <wps:wsp>
+                      <wps:cNvCnPr/>
+                      <wps:spPr>
+                        <a:xfrm>
+                          <a:off x="0" y="0"/>
+                          <a:ext cx="1836420" cy="3810"/>
+                        </a:xfrm>
+                        <a:prstGeom prst="line">
+                          <a:avLst/>
+                        </a:prstGeom>
+                      </wps:spPr>
+                      <wps:style>
+                        <a:lnRef idx="1">
+                          <a:schemeClr val="dk1"/>
+                        </a:lnRef>
+                        <a:fillRef idx="0">
+                          <a:schemeClr val="dk1"/>
+                        </a:fillRef>
+                        <a:effectRef idx="0">
+                          <a:schemeClr val="dk1"/>
+                        </a:effectRef>
+                        <a:fontRef idx="minor">
+                          <a:schemeClr val="tx1"/>
+                        </a:fontRef>
+                      </wps:style>
+                      <wps:bodyPr/>
+                    </wps:wsp>
+                  </a:graphicData>
+                </a:graphic>
+              </wp:anchor>
+            </w:drawing>
+          </mc:Choice>
+          <mc:Fallback>
+            <w:pict>
+              <v:line id="_x0000_s1026" o:spid="_x0000_s1026" o:spt="20" style="position:absolute;left:0pt;margin-left:88.55pt;margin-top:13.05pt;height:0.3pt;width:144.6pt;z-index:251669504;mso-width-relative:page;mso-height-relative:page;" filled="f" stroked="t" coordsize="21600,21600" o:gfxdata="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">
+                <v:fill on="f" focussize="0,0"/>
+                <v:stroke color="#000000 [3200]" joinstyle="round"/>
+                <v:imagedata o:title=""/>
+                <o:lock v:ext="edit" aspectratio="f"/>
+              </v:line>
+            </w:pict>
+          </mc:Fallback>
+        </mc:AlternateContent>
+      </w:r>
+      <w:r>
+        <w:rPr>
+          <w:rFonts w:ascii="Arial" w:hAnsi="Arial" w:cs="Arial"/>
           <w:b/>
           <w:sz w:val="28"/>
           <w:szCs w:val="28"/>
         </w:rPr>
-        <w:t xml:space="preserve">FSCFTIF NO. R </w:t>
+        <w:t xml:space="preserve">FSCFTIF NO. </w:t>
       </w:r>
       <w:r>
         <w:rPr>
@@ -391,7 +795,6 @@
           <w:b/>
           <w:sz w:val="28"/>
           <w:szCs w:val="28"/>
-          <w:u w:val="single"/>
         </w:rPr>
         <w:tab/>
       </w:r>
@@ -401,7 +804,6 @@
           <w:b/>
           <w:sz w:val="28"/>
           <w:szCs w:val="28"/>
-          <w:u w:val="single"/>
         </w:rPr>
         <w:tab/>
       </w:r>
@@ -411,7 +813,6 @@
           <w:b/>
           <w:sz w:val="28"/>
           <w:szCs w:val="28"/>
-          <w:u w:val="single"/>
         </w:rPr>
         <w:tab/>
       </w:r>
@@ -422,64 +823,7 @@
           <w:sz w:val="28"/>
           <w:szCs w:val="28"/>
         </w:rPr>
-        <w:tab/>
-      </w:r>
-      <w:r>
-        <w:rPr>
-          <w:rFonts w:ascii="Arial" w:hAnsi="Arial" w:cs="Arial"/>
-          <w:b/>
-          <w:sz w:val="28"/>
-          <w:szCs w:val="28"/>
-        </w:rPr>
-        <w:tab/>
-      </w:r>
-      <w:r>
-        <w:rPr>
-          <w:rFonts w:ascii="Arial" w:hAnsi="Arial" w:cs="Arial"/>
-          <w:b/>
-          <w:sz w:val="28"/>
-          <w:szCs w:val="28"/>
-        </w:rPr>
-        <w:tab/>
-      </w:r>
-      <w:r>
-        <w:rPr>
-          <w:rFonts w:ascii="Arial" w:hAnsi="Arial" w:cs="Arial"/>
-          <w:b/>
-          <w:sz w:val="28"/>
-          <w:szCs w:val="28"/>
-        </w:rPr>
         <w:t xml:space="preserve">                           </w:t>
-      </w:r>
-      <w:r>
-        <w:rPr>
-          <w:rFonts w:ascii="Arial" w:hAnsi="Arial" w:cs="Arial"/>
-          <w:b/>
-          <w:sz w:val="28"/>
-          <w:szCs w:val="28"/>
-          <w:u w:val="single"/>
-        </w:rPr>
-        <w:tab/>
-      </w:r>
-      <w:r>
-        <w:rPr>
-          <w:rFonts w:ascii="Arial" w:hAnsi="Arial" w:cs="Arial"/>
-          <w:b/>
-          <w:sz w:val="28"/>
-          <w:szCs w:val="28"/>
-          <w:u w:val="single"/>
-        </w:rPr>
-        <w:tab/>
-      </w:r>
-      <w:r>
-        <w:rPr>
-          <w:rFonts w:ascii="Arial" w:hAnsi="Arial" w:cs="Arial"/>
-          <w:b/>
-          <w:sz w:val="28"/>
-          <w:szCs w:val="28"/>
-          <w:u w:val="single"/>
-        </w:rPr>
-        <w:tab/>
       </w:r>
     </w:p>
     <w:p>
@@ -559,7 +903,7 @@
           <w:sz w:val="28"/>
           <w:szCs w:val="28"/>
         </w:rPr>
-        <w:t xml:space="preserve">                          </w:t>
+        <w:t xml:space="preserve">                 </w:t>
       </w:r>
       <w:r>
         <w:rPr>
@@ -1285,15 +1629,7 @@
         <w:rPr>
           <w:rFonts w:ascii="Arial" w:hAnsi="Arial" w:cs="Arial"/>
         </w:rPr>
-        <w:t xml:space="preserve">the following requirements of the Fire Code and precautionary measures shall be complied by </w:t>
-      </w:r>
-      <w:bookmarkStart w:id="0" w:name="_GoBack"/>
-      <w:bookmarkEnd w:id="0"/>
-      <w:r>
-        <w:rPr>
-          <w:rFonts w:ascii="Arial" w:hAnsi="Arial" w:cs="Arial"/>
-        </w:rPr>
-        <w:t>the owner and his/her authorized operator, to wit;</w:t>
+        <w:t>the following requirements of the Fire Code and precautionary measures shall be complied by the owner and his/her authorized operator, to wit;</w:t>
       </w:r>
     </w:p>
     <w:p>
@@ -1862,15 +2198,6 @@
           <w:rFonts w:ascii="Arial" w:hAnsi="Arial" w:cs="Arial"/>
           <w:sz w:val="20"/>
           <w:szCs w:val="20"/>
-          <w:u w:val="single"/>
-        </w:rPr>
-        <w:tab/>
-      </w:r>
-      <w:r>
-        <w:rPr>
-          <w:rFonts w:ascii="Arial" w:hAnsi="Arial" w:cs="Arial"/>
-          <w:sz w:val="20"/>
-          <w:szCs w:val="20"/>
         </w:rPr>
         <w:tab/>
       </w:r>
@@ -1943,15 +2270,6 @@
           <w:lang w:val="en-US"/>
         </w:rPr>
         <w:t xml:space="preserve"> {OR_NUMBER}</w:t>
-      </w:r>
-      <w:r>
-        <w:rPr>
-          <w:rFonts w:ascii="Arial" w:hAnsi="Arial" w:cs="Arial"/>
-          <w:sz w:val="20"/>
-          <w:szCs w:val="20"/>
-          <w:u w:val="single"/>
-        </w:rPr>
-        <w:tab/>
       </w:r>
     </w:p>
     <w:p>
@@ -2059,34 +2377,7 @@
           <w:u w:val="single"/>
           <w:lang w:val="en-US"/>
         </w:rPr>
-        <w:t>{OR_DATE}</w:t>
-      </w:r>
-      <w:r>
-        <w:rPr>
-          <w:rFonts w:ascii="Arial" w:hAnsi="Arial" w:cs="Arial"/>
-          <w:sz w:val="20"/>
-          <w:szCs w:val="20"/>
-          <w:u w:val="single"/>
-        </w:rPr>
-        <w:tab/>
-      </w:r>
-      <w:r>
-        <w:rPr>
-          <w:rFonts w:ascii="Arial" w:hAnsi="Arial" w:cs="Arial"/>
-          <w:sz w:val="20"/>
-          <w:szCs w:val="20"/>
-          <w:u w:val="single"/>
-        </w:rPr>
-        <w:tab/>
-      </w:r>
-      <w:r>
-        <w:rPr>
-          <w:rFonts w:ascii="Arial" w:hAnsi="Arial" w:cs="Arial"/>
-          <w:sz w:val="20"/>
-          <w:szCs w:val="20"/>
-          <w:u w:val="single"/>
-        </w:rPr>
-        <w:tab/>
+        <w:t xml:space="preserve">{OR_DATE}  </w:t>
       </w:r>
       <w:r>
         <w:rPr>
@@ -2127,7 +2418,7 @@
           <w:szCs w:val="20"/>
           <w:lang w:val="en-US"/>
         </w:rPr>
-        <w:t xml:space="preserve">    {CHIEF_FSES}</w:t>
+        <w:t xml:space="preserve">                                                  {CHIEF_FSES}</w:t>
       </w:r>
     </w:p>
     <w:p>

--- a/backend/templates/FSED-41F-Fumigation.docx
+++ b/backend/templates/FSED-41F-Fumigation.docx
@@ -376,7 +376,183 @@
         <mc:AlternateContent>
           <mc:Choice Requires="wps">
             <w:drawing>
-              <wp:anchor distT="0" distB="0" distL="114300" distR="114300" simplePos="0" relativeHeight="251671552" behindDoc="0" locked="0" layoutInCell="1" allowOverlap="1">
+              <wp:anchor distT="0" distB="0" distL="114300" distR="114300" simplePos="0" relativeHeight="251666432" behindDoc="0" locked="0" layoutInCell="1" allowOverlap="1">
+                <wp:simplePos x="0" y="0"/>
+                <wp:positionH relativeFrom="column">
+                  <wp:posOffset>-247015</wp:posOffset>
+                </wp:positionH>
+                <wp:positionV relativeFrom="paragraph">
+                  <wp:posOffset>127635</wp:posOffset>
+                </wp:positionV>
+                <wp:extent cx="3973195" cy="342900"/>
+                <wp:effectExtent l="0" t="0" r="0" b="0"/>
+                <wp:wrapNone/>
+                <wp:docPr id="16" name="Text Box 16"/>
+                <wp:cNvGraphicFramePr/>
+                <a:graphic xmlns:a="http://schemas.openxmlformats.org/drawingml/2006/main">
+                  <a:graphicData uri="http://schemas.microsoft.com/office/word/2010/wordprocessingShape">
+                    <wps:wsp>
+                      <wps:cNvSpPr txBox="1"/>
+                      <wps:spPr>
+                        <a:xfrm>
+                          <a:off x="0" y="0"/>
+                          <a:ext cx="3973195" cy="342900"/>
+                        </a:xfrm>
+                        <a:prstGeom prst="rect">
+                          <a:avLst/>
+                        </a:prstGeom>
+                        <a:noFill/>
+                        <a:ln w="6350">
+                          <a:noFill/>
+                        </a:ln>
+                        <a:effectLst/>
+                      </wps:spPr>
+                      <wps:style>
+                        <a:lnRef idx="0">
+                          <a:schemeClr val="accent1"/>
+                        </a:lnRef>
+                        <a:fillRef idx="0">
+                          <a:schemeClr val="accent1"/>
+                        </a:fillRef>
+                        <a:effectRef idx="0">
+                          <a:schemeClr val="accent1"/>
+                        </a:effectRef>
+                        <a:fontRef idx="minor">
+                          <a:schemeClr val="dk1"/>
+                        </a:fontRef>
+                      </wps:style>
+                      <wps:txbx>
+                        <w:txbxContent>
+                          <w:p>
+                            <w:pPr>
+                              <w:spacing w:after="0" w:line="240" w:lineRule="auto"/>
+                              <w:jc w:val="center"/>
+                              <w:rPr>
+                                <w:rFonts w:hint="default" w:ascii="Arial Narrow" w:hAnsi="Arial Narrow" w:eastAsia="Times New Roman" w:cs="Arial Narrow"/>
+                                <w:b/>
+                                <w:bCs/>
+                                <w:color w:val="000000"/>
+                                <w:sz w:val="28"/>
+                                <w:szCs w:val="28"/>
+                                <w:lang w:val="en-US"/>
+                              </w:rPr>
+                            </w:pPr>
+                            <w:r>
+                              <w:rPr>
+                                <w:rFonts w:ascii="Arial" w:hAnsi="Arial" w:cs="Arial"/>
+                                <w:b/>
+                                <w:sz w:val="28"/>
+                                <w:szCs w:val="28"/>
+                              </w:rPr>
+                              <w:t>FSCFTIF NO.</w:t>
+                            </w:r>
+                            <w:r>
+                              <w:rPr>
+                                <w:rFonts w:hint="default" w:ascii="Arial" w:hAnsi="Arial" w:cs="Arial"/>
+                                <w:b/>
+                                <w:sz w:val="28"/>
+                                <w:szCs w:val="28"/>
+                                <w:lang w:val="en-US"/>
+                              </w:rPr>
+                              <w:t xml:space="preserve"> </w:t>
+                            </w:r>
+                            <w:r>
+                              <w:rPr>
+                                <w:rFonts w:hint="default" w:ascii="Arial Narrow" w:hAnsi="Arial Narrow" w:eastAsia="Times New Roman" w:cs="Arial Narrow"/>
+                                <w:b/>
+                                <w:bCs/>
+                                <w:color w:val="000000"/>
+                                <w:sz w:val="28"/>
+                                <w:szCs w:val="28"/>
+                                <w:lang w:val="en-US"/>
+                              </w:rPr>
+                              <w:t>R10-STN5-{CONTROL_NUMBER}</w:t>
+                            </w:r>
+                          </w:p>
+                        </w:txbxContent>
+                      </wps:txbx>
+                      <wps:bodyPr rot="0" spcFirstLastPara="0" vertOverflow="overflow" horzOverflow="overflow" vert="horz" wrap="square" lIns="91440" tIns="45720" rIns="91440" bIns="45720" numCol="1" spcCol="0" rtlCol="0" fromWordArt="0" anchor="t" anchorCtr="0" forceAA="0" compatLnSpc="1">
+                        <a:noAutofit/>
+                      </wps:bodyPr>
+                    </wps:wsp>
+                  </a:graphicData>
+                </a:graphic>
+              </wp:anchor>
+            </w:drawing>
+          </mc:Choice>
+          <mc:Fallback>
+            <w:pict>
+              <v:shape id="_x0000_s1026" o:spid="_x0000_s1026" o:spt="202" type="#_x0000_t202" style="position:absolute;left:0pt;margin-left:-19.45pt;margin-top:10.05pt;height:27pt;width:312.85pt;z-index:251666432;mso-width-relative:page;mso-height-relative:page;" filled="f" stroked="f" coordsize="21600,21600" o:gfxdata="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">
+                <v:fill on="f" focussize="0,0"/>
+                <v:stroke on="f" weight="0.5pt"/>
+                <v:imagedata o:title=""/>
+                <o:lock v:ext="edit" aspectratio="f"/>
+                <v:textbox>
+                  <w:txbxContent>
+                    <w:p>
+                      <w:pPr>
+                        <w:spacing w:after="0" w:line="240" w:lineRule="auto"/>
+                        <w:jc w:val="center"/>
+                        <w:rPr>
+                          <w:rFonts w:hint="default" w:ascii="Arial Narrow" w:hAnsi="Arial Narrow" w:eastAsia="Times New Roman" w:cs="Arial Narrow"/>
+                          <w:b/>
+                          <w:bCs/>
+                          <w:color w:val="000000"/>
+                          <w:sz w:val="28"/>
+                          <w:szCs w:val="28"/>
+                          <w:lang w:val="en-US"/>
+                        </w:rPr>
+                      </w:pPr>
+                      <w:r>
+                        <w:rPr>
+                          <w:rFonts w:ascii="Arial" w:hAnsi="Arial" w:cs="Arial"/>
+                          <w:b/>
+                          <w:sz w:val="28"/>
+                          <w:szCs w:val="28"/>
+                        </w:rPr>
+                        <w:t>FSCFTIF NO.</w:t>
+                      </w:r>
+                      <w:r>
+                        <w:rPr>
+                          <w:rFonts w:hint="default" w:ascii="Arial" w:hAnsi="Arial" w:cs="Arial"/>
+                          <w:b/>
+                          <w:sz w:val="28"/>
+                          <w:szCs w:val="28"/>
+                          <w:lang w:val="en-US"/>
+                        </w:rPr>
+                        <w:t xml:space="preserve"> </w:t>
+                      </w:r>
+                      <w:r>
+                        <w:rPr>
+                          <w:rFonts w:hint="default" w:ascii="Arial Narrow" w:hAnsi="Arial Narrow" w:eastAsia="Times New Roman" w:cs="Arial Narrow"/>
+                          <w:b/>
+                          <w:bCs/>
+                          <w:color w:val="000000"/>
+                          <w:sz w:val="28"/>
+                          <w:szCs w:val="28"/>
+                          <w:lang w:val="en-US"/>
+                        </w:rPr>
+                        <w:t>R10-STN5-{CONTROL_NUMBER}</w:t>
+                      </w:r>
+                    </w:p>
+                  </w:txbxContent>
+                </v:textbox>
+              </v:shape>
+            </w:pict>
+          </mc:Fallback>
+        </mc:AlternateContent>
+      </w:r>
+      <w:r>
+        <w:rPr>
+          <w:rFonts w:ascii="Arial" w:hAnsi="Arial" w:cs="Arial"/>
+          <w:sz w:val="24"/>
+          <w:szCs w:val="24"/>
+          <w:lang w:val="en-US" w:eastAsia="en-US"/>
+        </w:rPr>
+        <mc:AlternateContent>
+          <mc:Choice Requires="wps">
+            <w:drawing>
+              <wp:anchor distT="0" distB="0" distL="114300" distR="114300" simplePos="0" relativeHeight="251669504" behindDoc="0" locked="0" layoutInCell="1" allowOverlap="1">
                 <wp:simplePos x="0" y="0"/>
                 <wp:positionH relativeFrom="column">
                   <wp:posOffset>3968115</wp:posOffset>
@@ -459,7 +635,7 @@
           </mc:Choice>
           <mc:Fallback>
             <w:pict>
-              <v:shape id="_x0000_s1026" o:spid="_x0000_s1026" o:spt="202" type="#_x0000_t202" style="position:absolute;left:0pt;margin-left:312.45pt;margin-top:12.05pt;height:27pt;width:161.45pt;z-index:251671552;mso-width-relative:page;mso-height-relative:page;" filled="f" stroked="f" coordsize="21600,21600" o:gfxdata="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">
+              <v:shape id="_x0000_s1026" o:spid="_x0000_s1026" o:spt="202" type="#_x0000_t202" style="position:absolute;left:0pt;margin-left:312.45pt;margin-top:12.05pt;height:27pt;width:161.45pt;z-index:251669504;mso-width-relative:page;mso-height-relative:page;" filled="f" stroked="f" coordsize="21600,21600" o:gfxdata="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">
                 <v:fill on="f" focussize="0,0"/>
                 <v:stroke on="f" weight="0.5pt"/>
                 <v:imagedata o:title=""/>
@@ -496,165 +672,27 @@
           </mc:Fallback>
         </mc:AlternateContent>
       </w:r>
-      <w:r>
-        <w:rPr>
-          <w:rFonts w:ascii="Arial" w:hAnsi="Arial" w:cs="Arial"/>
-          <w:sz w:val="24"/>
-          <w:szCs w:val="24"/>
+    </w:p>
+    <w:p>
+      <w:pPr>
+        <w:spacing w:after="0"/>
+        <w:ind w:right="90"/>
+        <w:rPr>
+          <w:rFonts w:ascii="Arial" w:hAnsi="Arial" w:cs="Arial"/>
+          <w:b/>
+          <w:sz w:val="28"/>
+          <w:szCs w:val="28"/>
+        </w:rPr>
+      </w:pPr>
+      <w:r>
+        <w:rPr>
+          <w:rFonts w:ascii="Arial" w:hAnsi="Arial" w:cs="Arial"/>
           <w:lang w:val="en-US" w:eastAsia="en-US"/>
         </w:rPr>
         <mc:AlternateContent>
           <mc:Choice Requires="wps">
             <w:drawing>
               <wp:anchor distT="0" distB="0" distL="114300" distR="114300" simplePos="0" relativeHeight="251668480" behindDoc="0" locked="0" layoutInCell="1" allowOverlap="1">
-                <wp:simplePos x="0" y="0"/>
-                <wp:positionH relativeFrom="column">
-                  <wp:posOffset>925830</wp:posOffset>
-                </wp:positionH>
-                <wp:positionV relativeFrom="paragraph">
-                  <wp:posOffset>103505</wp:posOffset>
-                </wp:positionV>
-                <wp:extent cx="2732405" cy="342900"/>
-                <wp:effectExtent l="0" t="0" r="0" b="0"/>
-                <wp:wrapNone/>
-                <wp:docPr id="16" name="Text Box 16"/>
-                <wp:cNvGraphicFramePr/>
-                <a:graphic xmlns:a="http://schemas.openxmlformats.org/drawingml/2006/main">
-                  <a:graphicData uri="http://schemas.microsoft.com/office/word/2010/wordprocessingShape">
-                    <wps:wsp>
-                      <wps:cNvSpPr txBox="1"/>
-                      <wps:spPr>
-                        <a:xfrm>
-                          <a:off x="0" y="0"/>
-                          <a:ext cx="2732405" cy="342900"/>
-                        </a:xfrm>
-                        <a:prstGeom prst="rect">
-                          <a:avLst/>
-                        </a:prstGeom>
-                        <a:noFill/>
-                        <a:ln w="6350">
-                          <a:noFill/>
-                        </a:ln>
-                        <a:effectLst/>
-                      </wps:spPr>
-                      <wps:style>
-                        <a:lnRef idx="0">
-                          <a:schemeClr val="accent1"/>
-                        </a:lnRef>
-                        <a:fillRef idx="0">
-                          <a:schemeClr val="accent1"/>
-                        </a:fillRef>
-                        <a:effectRef idx="0">
-                          <a:schemeClr val="accent1"/>
-                        </a:effectRef>
-                        <a:fontRef idx="minor">
-                          <a:schemeClr val="dk1"/>
-                        </a:fontRef>
-                      </wps:style>
-                      <wps:txbx>
-                        <w:txbxContent>
-                          <w:p>
-                            <w:pPr>
-                              <w:spacing w:after="0" w:line="240" w:lineRule="auto"/>
-                              <w:jc w:val="center"/>
-                              <w:rPr>
-                                <w:rFonts w:hint="default" w:ascii="Arial Narrow" w:hAnsi="Arial Narrow" w:eastAsia="Times New Roman" w:cs="Arial Narrow"/>
-                                <w:b/>
-                                <w:bCs/>
-                                <w:color w:val="000000"/>
-                                <w:sz w:val="28"/>
-                                <w:szCs w:val="28"/>
-                                <w:lang w:val="en-US"/>
-                              </w:rPr>
-                            </w:pPr>
-                            <w:r>
-                              <w:rPr>
-                                <w:rFonts w:hint="default" w:ascii="Arial Narrow" w:hAnsi="Arial Narrow" w:eastAsia="Times New Roman" w:cs="Arial Narrow"/>
-                                <w:b/>
-                                <w:bCs/>
-                                <w:color w:val="000000"/>
-                                <w:sz w:val="28"/>
-                                <w:szCs w:val="28"/>
-                                <w:lang w:val="en-US"/>
-                              </w:rPr>
-                              <w:t>R10-STN5-{CONTROL_NUMBER}</w:t>
-                            </w:r>
-                          </w:p>
-                        </w:txbxContent>
-                      </wps:txbx>
-                      <wps:bodyPr rot="0" spcFirstLastPara="0" vertOverflow="overflow" horzOverflow="overflow" vert="horz" wrap="square" lIns="91440" tIns="45720" rIns="91440" bIns="45720" numCol="1" spcCol="0" rtlCol="0" fromWordArt="0" anchor="t" anchorCtr="0" forceAA="0" compatLnSpc="1">
-                        <a:noAutofit/>
-                      </wps:bodyPr>
-                    </wps:wsp>
-                  </a:graphicData>
-                </a:graphic>
-              </wp:anchor>
-            </w:drawing>
-          </mc:Choice>
-          <mc:Fallback>
-            <w:pict>
-              <v:shape id="_x0000_s1026" o:spid="_x0000_s1026" o:spt="202" type="#_x0000_t202" style="position:absolute;left:0pt;margin-left:72.9pt;margin-top:8.15pt;height:27pt;width:215.15pt;z-index:251668480;mso-width-relative:page;mso-height-relative:page;" filled="f" stroked="f" coordsize="21600,21600" o:gfxdata="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">
-                <v:fill on="f" focussize="0,0"/>
-                <v:stroke on="f" weight="0.5pt"/>
-                <v:imagedata o:title=""/>
-                <o:lock v:ext="edit" aspectratio="f"/>
-                <v:textbox>
-                  <w:txbxContent>
-                    <w:p>
-                      <w:pPr>
-                        <w:spacing w:after="0" w:line="240" w:lineRule="auto"/>
-                        <w:jc w:val="center"/>
-                        <w:rPr>
-                          <w:rFonts w:hint="default" w:ascii="Arial Narrow" w:hAnsi="Arial Narrow" w:eastAsia="Times New Roman" w:cs="Arial Narrow"/>
-                          <w:b/>
-                          <w:bCs/>
-                          <w:color w:val="000000"/>
-                          <w:sz w:val="28"/>
-                          <w:szCs w:val="28"/>
-                          <w:lang w:val="en-US"/>
-                        </w:rPr>
-                      </w:pPr>
-                      <w:r>
-                        <w:rPr>
-                          <w:rFonts w:hint="default" w:ascii="Arial Narrow" w:hAnsi="Arial Narrow" w:eastAsia="Times New Roman" w:cs="Arial Narrow"/>
-                          <w:b/>
-                          <w:bCs/>
-                          <w:color w:val="000000"/>
-                          <w:sz w:val="28"/>
-                          <w:szCs w:val="28"/>
-                          <w:lang w:val="en-US"/>
-                        </w:rPr>
-                        <w:t>R10-STN5-{CONTROL_NUMBER}</w:t>
-                      </w:r>
-                    </w:p>
-                  </w:txbxContent>
-                </v:textbox>
-              </v:shape>
-            </w:pict>
-          </mc:Fallback>
-        </mc:AlternateContent>
-      </w:r>
-    </w:p>
-    <w:p>
-      <w:pPr>
-        <w:spacing w:after="0"/>
-        <w:ind w:right="90"/>
-        <w:rPr>
-          <w:rFonts w:ascii="Arial" w:hAnsi="Arial" w:cs="Arial"/>
-          <w:b/>
-          <w:sz w:val="28"/>
-          <w:szCs w:val="28"/>
-        </w:rPr>
-      </w:pPr>
-      <w:r>
-        <w:rPr>
-          <w:rFonts w:ascii="Arial" w:hAnsi="Arial" w:cs="Arial"/>
-          <w:lang w:val="en-US" w:eastAsia="en-US"/>
-        </w:rPr>
-        <mc:AlternateContent>
-          <mc:Choice Requires="wps">
-            <w:drawing>
-              <wp:anchor distT="0" distB="0" distL="114300" distR="114300" simplePos="0" relativeHeight="251670528" behindDoc="0" locked="0" layoutInCell="1" allowOverlap="1">
                 <wp:simplePos x="0" y="0"/>
                 <wp:positionH relativeFrom="column">
                   <wp:posOffset>4043045</wp:posOffset>
@@ -703,7 +741,7 @@
           </mc:Choice>
           <mc:Fallback>
             <w:pict>
-              <v:line id="_x0000_s1026" o:spid="_x0000_s1026" o:spt="20" style="position:absolute;left:0pt;margin-left:318.35pt;margin-top:14pt;height:0.3pt;width:144.6pt;z-index:251670528;mso-width-relative:page;mso-height-relative:page;" filled="f" stroked="t" coordsize="21600,21600" o:gfxdata="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">
+              <v:line id="_x0000_s1026" o:spid="_x0000_s1026" o:spt="20" style="position:absolute;left:0pt;margin-left:318.35pt;margin-top:14pt;height:0.3pt;width:144.6pt;z-index:251668480;mso-width-relative:page;mso-height-relative:page;" filled="f" stroked="t" coordsize="21600,21600" o:gfxdata="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">
                 <v:fill on="f" focussize="0,0"/>
                 <v:stroke color="#000000 [3200]" joinstyle="round"/>
                 <v:imagedata o:title=""/>
@@ -721,7 +759,7 @@
         <mc:AlternateContent>
           <mc:Choice Requires="wps">
             <w:drawing>
-              <wp:anchor distT="0" distB="0" distL="114300" distR="114300" simplePos="0" relativeHeight="251669504" behindDoc="0" locked="0" layoutInCell="1" allowOverlap="1">
+              <wp:anchor distT="0" distB="0" distL="114300" distR="114300" simplePos="0" relativeHeight="251667456" behindDoc="0" locked="0" layoutInCell="1" allowOverlap="1">
                 <wp:simplePos x="0" y="0"/>
                 <wp:positionH relativeFrom="column">
                   <wp:posOffset>1124585</wp:posOffset>
@@ -770,7 +808,7 @@
           </mc:Choice>
           <mc:Fallback>
             <w:pict>
-              <v:line id="_x0000_s1026" o:spid="_x0000_s1026" o:spt="20" style="position:absolute;left:0pt;margin-left:88.55pt;margin-top:13.05pt;height:0.3pt;width:144.6pt;z-index:251669504;mso-width-relative:page;mso-height-relative:page;" filled="f" stroked="t" coordsize="21600,21600" o:gfxdata="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">
+              <v:line id="_x0000_s1026" o:spid="_x0000_s1026" o:spt="20" style="position:absolute;left:0pt;margin-left:88.55pt;margin-top:13.05pt;height:0.3pt;width:144.6pt;z-index:251667456;mso-width-relative:page;mso-height-relative:page;" filled="f" stroked="t" coordsize="21600,21600" o:gfxdata="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">
                 <v:fill on="f" focussize="0,0"/>
                 <v:stroke color="#000000 [3200]" joinstyle="round"/>
                 <v:imagedata o:title=""/>
@@ -787,7 +825,7 @@
           <w:sz w:val="28"/>
           <w:szCs w:val="28"/>
         </w:rPr>
-        <w:t xml:space="preserve">FSCFTIF NO. </w:t>
+        <w:t xml:space="preserve"> </w:t>
       </w:r>
       <w:r>
         <w:rPr>
@@ -1043,7 +1081,7 @@
         <mc:AlternateContent>
           <mc:Choice Requires="wps">
             <w:drawing>
-              <wp:anchor distT="0" distB="0" distL="114300" distR="114300" simplePos="0" relativeHeight="251665408" behindDoc="0" locked="0" layoutInCell="1" allowOverlap="1">
+              <wp:anchor distT="0" distB="0" distL="114300" distR="114300" simplePos="0" relativeHeight="251663360" behindDoc="0" locked="0" layoutInCell="1" allowOverlap="1">
                 <wp:simplePos x="0" y="0"/>
                 <wp:positionH relativeFrom="column">
                   <wp:posOffset>906145</wp:posOffset>
@@ -1126,7 +1164,7 @@
           </mc:Choice>
           <mc:Fallback>
             <w:pict>
-              <v:shape id="_x0000_s1026" o:spid="_x0000_s1026" o:spt="202" type="#_x0000_t202" style="position:absolute;left:0pt;margin-left:71.35pt;margin-top:24.15pt;height:27pt;width:481.45pt;z-index:251665408;mso-width-relative:page;mso-height-relative:page;" filled="f" stroked="f" coordsize="21600,21600" o:gfxdata="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">
+              <v:shape id="_x0000_s1026" o:spid="_x0000_s1026" o:spt="202" type="#_x0000_t202" style="position:absolute;left:0pt;margin-left:71.35pt;margin-top:24.15pt;height:27pt;width:481.45pt;z-index:251663360;mso-width-relative:page;mso-height-relative:page;" filled="f" stroked="f" coordsize="21600,21600" o:gfxdata="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">
                 <v:fill on="f" focussize="0,0"/>
                 <v:stroke on="f" weight="0.5pt"/>
                 <v:imagedata o:title=""/>
@@ -1232,7 +1270,7 @@
         <mc:AlternateContent>
           <mc:Choice Requires="wps">
             <w:drawing>
-              <wp:anchor distT="0" distB="0" distL="114300" distR="114300" simplePos="0" relativeHeight="251666432" behindDoc="0" locked="0" layoutInCell="1" allowOverlap="1">
+              <wp:anchor distT="0" distB="0" distL="114300" distR="114300" simplePos="0" relativeHeight="251664384" behindDoc="0" locked="0" layoutInCell="1" allowOverlap="1">
                 <wp:simplePos x="0" y="0"/>
                 <wp:positionH relativeFrom="column">
                   <wp:posOffset>283210</wp:posOffset>
@@ -1315,7 +1353,7 @@
           </mc:Choice>
           <mc:Fallback>
             <w:pict>
-              <v:shape id="_x0000_s1026" o:spid="_x0000_s1026" o:spt="202" type="#_x0000_t202" style="position:absolute;left:0pt;margin-left:22.3pt;margin-top:9.55pt;height:27pt;width:481.45pt;z-index:251666432;mso-width-relative:page;mso-height-relative:page;" filled="f" stroked="f" coordsize="21600,21600" o:gfxdata="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">
+              <v:shape id="_x0000_s1026" o:spid="_x0000_s1026" o:spt="202" type="#_x0000_t202" style="position:absolute;left:0pt;margin-left:22.3pt;margin-top:9.55pt;height:27pt;width:481.45pt;z-index:251664384;mso-width-relative:page;mso-height-relative:page;" filled="f" stroked="f" coordsize="21600,21600" o:gfxdata="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">
                 <v:fill on="f" focussize="0,0"/>
                 <v:stroke on="f" weight="0.5pt"/>
                 <v:imagedata o:title=""/>
@@ -1399,7 +1437,7 @@
         <mc:AlternateContent>
           <mc:Choice Requires="wps">
             <w:drawing>
-              <wp:anchor distT="0" distB="0" distL="114300" distR="114300" simplePos="0" relativeHeight="251667456" behindDoc="0" locked="0" layoutInCell="1" allowOverlap="1">
+              <wp:anchor distT="0" distB="0" distL="114300" distR="114300" simplePos="0" relativeHeight="251665408" behindDoc="0" locked="0" layoutInCell="1" allowOverlap="1">
                 <wp:simplePos x="0" y="0"/>
                 <wp:positionH relativeFrom="column">
                   <wp:posOffset>-518795</wp:posOffset>
@@ -1482,7 +1520,7 @@
           </mc:Choice>
           <mc:Fallback>
             <w:pict>
-              <v:shape id="_x0000_s1026" o:spid="_x0000_s1026" o:spt="202" type="#_x0000_t202" style="position:absolute;left:0pt;margin-left:-40.85pt;margin-top:9.1pt;height:27pt;width:481.45pt;z-index:251667456;mso-width-relative:page;mso-height-relative:page;" filled="f" stroked="f" coordsize="21600,21600" o:gfxdata="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">
+              <v:shape id="_x0000_s1026" o:spid="_x0000_s1026" o:spt="202" type="#_x0000_t202" style="position:absolute;left:0pt;margin-left:-40.85pt;margin-top:9.1pt;height:27pt;width:481.45pt;z-index:251665408;mso-width-relative:page;mso-height-relative:page;" filled="f" stroked="f" coordsize="21600,21600" o:gfxdata="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">
                 <v:fill on="f" focussize="0,0"/>
                 <v:stroke on="f" weight="0.5pt"/>
                 <v:imagedata o:title=""/>
@@ -2144,176 +2182,248 @@
           <w:sz w:val="20"/>
           <w:szCs w:val="20"/>
         </w:rPr>
-        <w:tab/>
-      </w:r>
-      <w:r>
+        <w:t xml:space="preserve">     RECOMMEND APPROVAL:</w:t>
+      </w:r>
+    </w:p>
+    <w:p>
+      <w:pPr>
+        <w:spacing w:after="0" w:line="240" w:lineRule="auto"/>
         <w:rPr>
           <w:rFonts w:ascii="Arial" w:hAnsi="Arial" w:cs="Arial"/>
           <w:b/>
           <w:sz w:val="20"/>
           <w:szCs w:val="20"/>
         </w:rPr>
-        <w:t>RECOMMEND APPROVAL:</w:t>
-      </w:r>
-    </w:p>
-    <w:p>
-      <w:pPr>
-        <w:spacing w:after="0" w:line="240" w:lineRule="auto"/>
-        <w:rPr>
-          <w:rFonts w:ascii="Arial" w:hAnsi="Arial" w:cs="Arial"/>
-          <w:b/>
-          <w:sz w:val="20"/>
-          <w:szCs w:val="20"/>
-        </w:rPr>
-      </w:pPr>
-      <w:r>
-        <w:rPr>
-          <w:rFonts w:ascii="Arial" w:hAnsi="Arial" w:cs="Arial"/>
-          <w:sz w:val="20"/>
-          <w:szCs w:val="20"/>
-        </w:rPr>
-        <w:t xml:space="preserve">Amount Paid: </w:t>
-      </w:r>
-      <w:r>
-        <w:rPr>
-          <w:rFonts w:ascii="Arial" w:hAnsi="Arial" w:cs="Arial"/>
-          <w:sz w:val="20"/>
-          <w:szCs w:val="20"/>
-          <w:u w:val="single"/>
-        </w:rPr>
-        <w:tab/>
-      </w:r>
-      <w:r>
-        <w:rPr>
-          <w:rFonts w:hint="default" w:ascii="Arial" w:hAnsi="Arial" w:cs="Arial"/>
-          <w:sz w:val="20"/>
-          <w:szCs w:val="20"/>
-          <w:u w:val="single"/>
-          <w:lang w:val="en-US"/>
-        </w:rPr>
-        <w:t>{AMOUNT_PAID}</w:t>
-      </w:r>
-      <w:r>
-        <w:rPr>
-          <w:rFonts w:ascii="Arial" w:hAnsi="Arial" w:cs="Arial"/>
-          <w:sz w:val="20"/>
-          <w:szCs w:val="20"/>
-        </w:rPr>
-        <w:tab/>
-      </w:r>
-      <w:r>
-        <w:rPr>
-          <w:rFonts w:ascii="Arial" w:hAnsi="Arial" w:cs="Arial"/>
-          <w:sz w:val="20"/>
-          <w:szCs w:val="20"/>
-        </w:rPr>
-        <w:tab/>
-      </w:r>
-      <w:r>
-        <w:rPr>
-          <w:rFonts w:ascii="Arial" w:hAnsi="Arial" w:cs="Arial"/>
-          <w:sz w:val="20"/>
-          <w:szCs w:val="20"/>
-        </w:rPr>
-        <w:tab/>
-      </w:r>
-      <w:r>
-        <w:rPr>
-          <w:rFonts w:ascii="Arial" w:hAnsi="Arial" w:cs="Arial"/>
-          <w:sz w:val="20"/>
-          <w:szCs w:val="20"/>
-        </w:rPr>
-        <w:tab/>
-      </w:r>
-      <w:r>
-        <w:rPr>
-          <w:rFonts w:ascii="Arial" w:hAnsi="Arial" w:cs="Arial"/>
-          <w:sz w:val="20"/>
-          <w:szCs w:val="20"/>
-        </w:rPr>
-        <w:t xml:space="preserve"> </w:t>
-      </w:r>
-    </w:p>
-    <w:p>
-      <w:pPr>
-        <w:spacing w:after="0" w:line="240" w:lineRule="auto"/>
-        <w:rPr>
-          <w:rFonts w:ascii="Arial" w:hAnsi="Arial" w:cs="Arial"/>
-          <w:sz w:val="20"/>
-          <w:szCs w:val="20"/>
-          <w:u w:val="single"/>
-        </w:rPr>
-      </w:pPr>
-      <w:r>
-        <w:rPr>
-          <w:rFonts w:ascii="Arial" w:hAnsi="Arial" w:cs="Arial"/>
-          <w:sz w:val="20"/>
-          <w:szCs w:val="20"/>
-        </w:rPr>
-        <w:t xml:space="preserve">O.R. Number: </w:t>
-      </w:r>
-      <w:r>
-        <w:rPr>
-          <w:rFonts w:ascii="Arial" w:hAnsi="Arial" w:cs="Arial"/>
-          <w:sz w:val="20"/>
-          <w:szCs w:val="20"/>
-          <w:u w:val="single"/>
-        </w:rPr>
-        <w:tab/>
-      </w:r>
-      <w:r>
-        <w:rPr>
-          <w:rFonts w:hint="default" w:ascii="Arial" w:hAnsi="Arial" w:cs="Arial"/>
-          <w:sz w:val="20"/>
-          <w:szCs w:val="20"/>
-          <w:u w:val="single"/>
-          <w:lang w:val="en-US"/>
-        </w:rPr>
-        <w:t xml:space="preserve"> {OR_NUMBER}</w:t>
-      </w:r>
-    </w:p>
-    <w:p>
-      <w:pPr>
-        <w:spacing w:after="0" w:line="240" w:lineRule="auto"/>
-        <w:rPr>
-          <w:rFonts w:hint="default" w:ascii="Arial Narrow" w:hAnsi="Arial Narrow" w:cs="Arial"/>
-          <w:sz w:val="20"/>
-          <w:szCs w:val="20"/>
-          <w:u w:val="single"/>
-          <w:lang w:val="en-US"/>
-        </w:rPr>
-      </w:pPr>
-      <w:r>
-        <w:rPr>
-          <w:rFonts w:ascii="Arial" w:hAnsi="Arial" w:cs="Arial"/>
-          <w:sz w:val="20"/>
-          <w:szCs w:val="20"/>
+      </w:pPr>
+      <w:r>
+        <w:rPr>
+          <w:rFonts w:ascii="Arial" w:hAnsi="Arial" w:cs="Arial"/>
+          <w:sz w:val="24"/>
+          <w:szCs w:val="24"/>
           <w:lang w:val="en-US" w:eastAsia="en-US"/>
         </w:rPr>
         <mc:AlternateContent>
           <mc:Choice Requires="wps">
             <w:drawing>
-              <wp:anchor distT="0" distB="0" distL="114300" distR="114300" simplePos="0" relativeHeight="251663360" behindDoc="0" locked="0" layoutInCell="1" allowOverlap="1">
+              <wp:anchor distT="0" distB="0" distL="114300" distR="114300" simplePos="0" relativeHeight="251672576" behindDoc="1" locked="0" layoutInCell="1" allowOverlap="1">
                 <wp:simplePos x="0" y="0"/>
                 <wp:positionH relativeFrom="column">
-                  <wp:posOffset>3657600</wp:posOffset>
+                  <wp:posOffset>3057525</wp:posOffset>
                 </wp:positionH>
                 <wp:positionV relativeFrom="paragraph">
-                  <wp:posOffset>151765</wp:posOffset>
+                  <wp:posOffset>52705</wp:posOffset>
                 </wp:positionV>
-                <wp:extent cx="2047240" cy="0"/>
-                <wp:effectExtent l="0" t="4445" r="0" b="0"/>
+                <wp:extent cx="3061970" cy="486410"/>
+                <wp:effectExtent l="0" t="0" r="0" b="0"/>
                 <wp:wrapNone/>
-                <wp:docPr id="1" name="Straight Connector 1"/>
+                <wp:docPr id="20" name="Text Box 20"/>
+                <wp:cNvGraphicFramePr/>
+                <a:graphic xmlns:a="http://schemas.openxmlformats.org/drawingml/2006/main">
+                  <a:graphicData uri="http://schemas.microsoft.com/office/word/2010/wordprocessingShape">
+                    <wps:wsp>
+                      <wps:cNvSpPr txBox="1"/>
+                      <wps:spPr>
+                        <a:xfrm>
+                          <a:off x="0" y="0"/>
+                          <a:ext cx="3061970" cy="486410"/>
+                        </a:xfrm>
+                        <a:prstGeom prst="rect">
+                          <a:avLst/>
+                        </a:prstGeom>
+                        <a:noFill/>
+                        <a:ln w="6350">
+                          <a:noFill/>
+                        </a:ln>
+                        <a:effectLst/>
+                      </wps:spPr>
+                      <wps:style>
+                        <a:lnRef idx="0">
+                          <a:schemeClr val="accent1"/>
+                        </a:lnRef>
+                        <a:fillRef idx="0">
+                          <a:schemeClr val="accent1"/>
+                        </a:fillRef>
+                        <a:effectRef idx="0">
+                          <a:schemeClr val="accent1"/>
+                        </a:effectRef>
+                        <a:fontRef idx="minor">
+                          <a:schemeClr val="dk1"/>
+                        </a:fontRef>
+                      </wps:style>
+                      <wps:txbx>
+                        <w:txbxContent>
+                          <w:p>
+                            <w:pPr>
+                              <w:spacing w:after="0" w:afterLines="31" w:afterAutospacing="0" w:line="240" w:lineRule="auto"/>
+                              <w:jc w:val="center"/>
+                              <w:rPr>
+                                <w:rFonts w:hint="default" w:ascii="Arial" w:hAnsi="Arial" w:cs="Arial"/>
+                                <w:b/>
+                                <w:bCs/>
+                                <w:sz w:val="20"/>
+                                <w:szCs w:val="20"/>
+                                <w:u w:val="none"/>
+                                <w:lang w:val="en-US"/>
+                              </w:rPr>
+                            </w:pPr>
+                            <w:r>
+                              <w:rPr>
+                                <w:rFonts w:hint="default" w:ascii="Arial" w:hAnsi="Arial" w:cs="Arial"/>
+                                <w:b/>
+                                <w:bCs/>
+                                <w:sz w:val="20"/>
+                                <w:szCs w:val="20"/>
+                                <w:u w:val="none"/>
+                                <w:lang w:val="en-US"/>
+                              </w:rPr>
+                              <w:t>{CHIEF}</w:t>
+                            </w:r>
+                          </w:p>
+                          <w:p>
+                            <w:pPr>
+                              <w:jc w:val="center"/>
+                              <w:rPr>
+                                <w:rFonts w:hint="default" w:ascii="Arial" w:hAnsi="Arial" w:cs="Arial"/>
+                                <w:b/>
+                                <w:sz w:val="20"/>
+                                <w:szCs w:val="20"/>
+                              </w:rPr>
+                            </w:pPr>
+                            <w:r>
+                              <w:rPr>
+                                <w:rFonts w:hint="default" w:ascii="Arial" w:hAnsi="Arial" w:eastAsia="SimSun" w:cs="Arial"/>
+                                <w:sz w:val="20"/>
+                                <w:szCs w:val="20"/>
+                              </w:rPr>
+                              <w:t>{CHIEF_POSITION}</w:t>
+                            </w:r>
+                          </w:p>
+                          <w:p>
+                            <w:pPr>
+                              <w:spacing w:beforeAutospacing="0" w:after="0" w:afterAutospacing="0" w:line="240" w:lineRule="auto"/>
+                              <w:jc w:val="center"/>
+                              <w:rPr>
+                                <w:rFonts w:cstheme="minorHAnsi"/>
+                                <w:b/>
+                                <w:u w:val="single"/>
+                              </w:rPr>
+                            </w:pPr>
+                          </w:p>
+                        </w:txbxContent>
+                      </wps:txbx>
+                      <wps:bodyPr rot="0" spcFirstLastPara="0" vertOverflow="overflow" horzOverflow="overflow" vert="horz" wrap="square" lIns="91440" tIns="45720" rIns="91440" bIns="45720" numCol="1" spcCol="0" rtlCol="0" fromWordArt="0" anchor="t" anchorCtr="0" forceAA="0" compatLnSpc="1">
+                        <a:noAutofit/>
+                      </wps:bodyPr>
+                    </wps:wsp>
+                  </a:graphicData>
+                </a:graphic>
+              </wp:anchor>
+            </w:drawing>
+          </mc:Choice>
+          <mc:Fallback>
+            <w:pict>
+              <v:shape id="_x0000_s1026" o:spid="_x0000_s1026" o:spt="202" type="#_x0000_t202" style="position:absolute;left:0pt;margin-left:240.75pt;margin-top:4.15pt;height:38.3pt;width:241.1pt;z-index:-251643904;mso-width-relative:page;mso-height-relative:page;" filled="f" stroked="f" coordsize="21600,21600" o:gfxdata="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">
+                <v:fill on="f" focussize="0,0"/>
+                <v:stroke on="f" weight="0.5pt"/>
+                <v:imagedata o:title=""/>
+                <o:lock v:ext="edit" aspectratio="f"/>
+                <v:textbox>
+                  <w:txbxContent>
+                    <w:p>
+                      <w:pPr>
+                        <w:spacing w:after="0" w:afterLines="31" w:afterAutospacing="0" w:line="240" w:lineRule="auto"/>
+                        <w:jc w:val="center"/>
+                        <w:rPr>
+                          <w:rFonts w:hint="default" w:ascii="Arial" w:hAnsi="Arial" w:cs="Arial"/>
+                          <w:b/>
+                          <w:bCs/>
+                          <w:sz w:val="20"/>
+                          <w:szCs w:val="20"/>
+                          <w:u w:val="none"/>
+                          <w:lang w:val="en-US"/>
+                        </w:rPr>
+                      </w:pPr>
+                      <w:r>
+                        <w:rPr>
+                          <w:rFonts w:hint="default" w:ascii="Arial" w:hAnsi="Arial" w:cs="Arial"/>
+                          <w:b/>
+                          <w:bCs/>
+                          <w:sz w:val="20"/>
+                          <w:szCs w:val="20"/>
+                          <w:u w:val="none"/>
+                          <w:lang w:val="en-US"/>
+                        </w:rPr>
+                        <w:t>{CHIEF}</w:t>
+                      </w:r>
+                    </w:p>
+                    <w:p>
+                      <w:pPr>
+                        <w:jc w:val="center"/>
+                        <w:rPr>
+                          <w:rFonts w:hint="default" w:ascii="Arial" w:hAnsi="Arial" w:cs="Arial"/>
+                          <w:b/>
+                          <w:sz w:val="20"/>
+                          <w:szCs w:val="20"/>
+                        </w:rPr>
+                      </w:pPr>
+                      <w:r>
+                        <w:rPr>
+                          <w:rFonts w:hint="default" w:ascii="Arial" w:hAnsi="Arial" w:eastAsia="SimSun" w:cs="Arial"/>
+                          <w:sz w:val="20"/>
+                          <w:szCs w:val="20"/>
+                        </w:rPr>
+                        <w:t>{CHIEF_POSITION}</w:t>
+                      </w:r>
+                    </w:p>
+                    <w:p>
+                      <w:pPr>
+                        <w:spacing w:beforeAutospacing="0" w:after="0" w:afterAutospacing="0" w:line="240" w:lineRule="auto"/>
+                        <w:jc w:val="center"/>
+                        <w:rPr>
+                          <w:rFonts w:cstheme="minorHAnsi"/>
+                          <w:b/>
+                          <w:u w:val="single"/>
+                        </w:rPr>
+                      </w:pPr>
+                    </w:p>
+                  </w:txbxContent>
+                </v:textbox>
+              </v:shape>
+            </w:pict>
+          </mc:Fallback>
+        </mc:AlternateContent>
+      </w:r>
+      <w:r>
+        <w:rPr>
+          <w:rFonts w:ascii="Arial" w:hAnsi="Arial" w:cs="Arial"/>
+          <w:sz w:val="24"/>
+          <w:szCs w:val="24"/>
+          <w:lang w:val="en-US" w:eastAsia="en-US"/>
+        </w:rPr>
+        <mc:AlternateContent>
+          <mc:Choice Requires="wps">
+            <w:drawing>
+              <wp:anchor distT="0" distB="0" distL="114300" distR="114300" simplePos="0" relativeHeight="251673600" behindDoc="0" locked="0" layoutInCell="1" allowOverlap="1">
+                <wp:simplePos x="0" y="0"/>
+                <wp:positionH relativeFrom="column">
+                  <wp:posOffset>781050</wp:posOffset>
+                </wp:positionH>
+                <wp:positionV relativeFrom="paragraph">
+                  <wp:posOffset>147955</wp:posOffset>
+                </wp:positionV>
+                <wp:extent cx="1314450" cy="0"/>
+                <wp:effectExtent l="0" t="4445" r="0" b="5080"/>
+                <wp:wrapNone/>
+                <wp:docPr id="1694765211" name="Straight Connector 22"/>
                 <wp:cNvGraphicFramePr/>
                 <a:graphic xmlns:a="http://schemas.openxmlformats.org/drawingml/2006/main">
                   <a:graphicData uri="http://schemas.microsoft.com/office/word/2010/wordprocessingShape">
                     <wps:wsp>
                       <wps:cNvCnPr/>
                       <wps:spPr>
-                        <a:xfrm flipV="1">
+                        <a:xfrm>
                           <a:off x="0" y="0"/>
-                          <a:ext cx="2047461" cy="1"/>
+                          <a:ext cx="1314450" cy="0"/>
                         </a:xfrm>
                         <a:prstGeom prst="line">
                           <a:avLst/>
@@ -2342,7 +2452,7 @@
           </mc:Choice>
           <mc:Fallback>
             <w:pict>
-              <v:line id="_x0000_s1026" o:spid="_x0000_s1026" o:spt="20" style="position:absolute;left:0pt;flip:y;margin-left:288pt;margin-top:11.95pt;height:0pt;width:161.2pt;z-index:251663360;mso-width-relative:page;mso-height-relative:page;" filled="f" stroked="t" coordsize="21600,21600" o:gfxdata="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">
+              <v:line id="Straight Connector 22" o:spid="_x0000_s1026" o:spt="20" style="position:absolute;left:0pt;margin-left:61.5pt;margin-top:11.65pt;height:0pt;width:103.5pt;z-index:251673600;mso-width-relative:page;mso-height-relative:page;" filled="f" stroked="t" coordsize="21600,21600" o:gfxdata="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">
                 <v:fill on="f" focussize="0,0"/>
                 <v:stroke color="#000000 [3200]" joinstyle="round"/>
                 <v:imagedata o:title=""/>
@@ -2358,67 +2468,82 @@
           <w:sz w:val="20"/>
           <w:szCs w:val="20"/>
         </w:rPr>
-        <w:t xml:space="preserve">Date: </w:t>
-      </w:r>
-      <w:r>
-        <w:rPr>
-          <w:rFonts w:ascii="Arial" w:hAnsi="Arial" w:cs="Arial"/>
-          <w:sz w:val="20"/>
-          <w:szCs w:val="20"/>
-          <w:u w:val="single"/>
-        </w:rPr>
-        <w:tab/>
-      </w:r>
-      <w:r>
-        <w:rPr>
-          <w:rFonts w:hint="default" w:ascii="Arial" w:hAnsi="Arial" w:cs="Arial"/>
-          <w:sz w:val="20"/>
-          <w:szCs w:val="20"/>
-          <w:u w:val="single"/>
+        <w:t xml:space="preserve">Amount Paid: </w:t>
+      </w:r>
+      <w:r>
+        <w:rPr>
+          <w:rFonts w:ascii="Helvetica" w:hAnsi="Helvetica" w:eastAsia="Helvetica" w:cs="Helvetica"/>
+          <w:b w:val="0"/>
+          <w:bCs w:val="0"/>
+          <w:i w:val="0"/>
+          <w:iCs w:val="0"/>
+          <w:caps w:val="0"/>
+          <w:color w:val="000000" w:themeColor="text1"/>
+          <w:spacing w:val="0"/>
+          <w:sz w:val="22"/>
+          <w:szCs w:val="22"/>
+          <w:shd w:val="clear" w:fill="FFFFFF"/>
+          <w14:textFill>
+            <w14:solidFill>
+              <w14:schemeClr w14:val="tx1"/>
+            </w14:solidFill>
+          </w14:textFill>
+        </w:rPr>
+        <w:t>₱</w:t>
+      </w:r>
+      <w:r>
+        <w:rPr>
+          <w:rFonts w:hint="default" w:ascii="Helvetica" w:hAnsi="Helvetica" w:eastAsia="Helvetica" w:cs="Helvetica"/>
+          <w:b w:val="0"/>
+          <w:bCs w:val="0"/>
+          <w:i w:val="0"/>
+          <w:iCs w:val="0"/>
+          <w:caps w:val="0"/>
+          <w:color w:val="000000" w:themeColor="text1"/>
+          <w:spacing w:val="0"/>
+          <w:sz w:val="22"/>
+          <w:szCs w:val="22"/>
+          <w:shd w:val="clear" w:fill="FFFFFF"/>
           <w:lang w:val="en-US"/>
-        </w:rPr>
-        <w:t xml:space="preserve">{OR_DATE}  </w:t>
-      </w:r>
-      <w:r>
-        <w:rPr>
-          <w:rFonts w:ascii="Arial Narrow" w:hAnsi="Arial Narrow" w:cs="Arial"/>
-          <w:sz w:val="20"/>
-          <w:szCs w:val="20"/>
-        </w:rPr>
-        <w:tab/>
-      </w:r>
-      <w:r>
-        <w:rPr>
-          <w:rFonts w:ascii="Arial Narrow" w:hAnsi="Arial Narrow" w:cs="Arial"/>
-          <w:sz w:val="20"/>
-          <w:szCs w:val="20"/>
-        </w:rPr>
-        <w:tab/>
-      </w:r>
-      <w:r>
-        <w:rPr>
-          <w:rFonts w:ascii="Arial Narrow" w:hAnsi="Arial Narrow" w:cs="Arial"/>
-          <w:sz w:val="20"/>
-          <w:szCs w:val="20"/>
-        </w:rPr>
-        <w:tab/>
-      </w:r>
-      <w:r>
-        <w:rPr>
-          <w:rFonts w:ascii="Arial Narrow" w:hAnsi="Arial Narrow" w:cs="Arial"/>
-          <w:sz w:val="20"/>
-          <w:szCs w:val="20"/>
-        </w:rPr>
-        <w:tab/>
-      </w:r>
-      <w:r>
-        <w:rPr>
-          <w:rFonts w:hint="default" w:ascii="Arial Narrow" w:hAnsi="Arial Narrow" w:cs="Arial"/>
-          <w:sz w:val="20"/>
-          <w:szCs w:val="20"/>
-          <w:lang w:val="en-US"/>
-        </w:rPr>
-        <w:t xml:space="preserve">                                                  {CHIEF_FSES}</w:t>
+          <w14:textFill>
+            <w14:solidFill>
+              <w14:schemeClr w14:val="tx1"/>
+            </w14:solidFill>
+          </w14:textFill>
+        </w:rPr>
+        <w:t xml:space="preserve"> {OR_AMOUNT}</w:t>
+      </w:r>
+      <w:r>
+        <w:rPr>
+          <w:rFonts w:ascii="Arial" w:hAnsi="Arial" w:cs="Arial"/>
+          <w:sz w:val="20"/>
+          <w:szCs w:val="20"/>
+        </w:rPr>
+        <w:tab/>
+      </w:r>
+      <w:r>
+        <w:rPr>
+          <w:rFonts w:ascii="Arial" w:hAnsi="Arial" w:cs="Arial"/>
+          <w:sz w:val="20"/>
+          <w:szCs w:val="20"/>
+        </w:rPr>
+        <w:tab/>
+      </w:r>
+      <w:r>
+        <w:rPr>
+          <w:rFonts w:ascii="Arial" w:hAnsi="Arial" w:cs="Arial"/>
+          <w:sz w:val="20"/>
+          <w:szCs w:val="20"/>
+        </w:rPr>
+        <w:tab/>
+      </w:r>
+      <w:r>
+        <w:rPr>
+          <w:rFonts w:ascii="Arial" w:hAnsi="Arial" w:cs="Arial"/>
+          <w:sz w:val="20"/>
+          <w:szCs w:val="20"/>
+        </w:rPr>
+        <w:t xml:space="preserve"> </w:t>
       </w:r>
     </w:p>
     <w:p>
@@ -2432,340 +2557,26 @@
       </w:pPr>
       <w:r>
         <w:rPr>
-          <w:rFonts w:ascii="Arial Narrow" w:hAnsi="Arial Narrow" w:cs="Arial"/>
-          <w:sz w:val="20"/>
-          <w:szCs w:val="20"/>
-        </w:rPr>
-        <w:tab/>
-      </w:r>
-      <w:r>
-        <w:rPr>
-          <w:rFonts w:ascii="Arial Narrow" w:hAnsi="Arial Narrow" w:cs="Arial"/>
-          <w:sz w:val="20"/>
-          <w:szCs w:val="20"/>
-        </w:rPr>
-        <w:tab/>
-      </w:r>
-      <w:r>
-        <w:rPr>
-          <w:rFonts w:ascii="Arial Narrow" w:hAnsi="Arial Narrow" w:cs="Arial"/>
-          <w:sz w:val="20"/>
-          <w:szCs w:val="20"/>
-        </w:rPr>
-        <w:tab/>
-      </w:r>
-      <w:r>
-        <w:rPr>
-          <w:rFonts w:ascii="Arial Narrow" w:hAnsi="Arial Narrow" w:cs="Arial"/>
-          <w:sz w:val="20"/>
-          <w:szCs w:val="20"/>
-        </w:rPr>
-        <w:tab/>
-      </w:r>
-      <w:r>
-        <w:rPr>
-          <w:rFonts w:ascii="Arial Narrow" w:hAnsi="Arial Narrow" w:cs="Arial"/>
-          <w:sz w:val="20"/>
-          <w:szCs w:val="20"/>
-        </w:rPr>
-        <w:tab/>
-      </w:r>
-      <w:r>
-        <w:rPr>
-          <w:rFonts w:ascii="Arial Narrow" w:hAnsi="Arial Narrow" w:cs="Arial"/>
-          <w:sz w:val="20"/>
-          <w:szCs w:val="20"/>
-        </w:rPr>
-        <w:tab/>
-      </w:r>
-      <w:r>
-        <w:rPr>
-          <w:rFonts w:ascii="Arial Narrow" w:hAnsi="Arial Narrow" w:cs="Arial"/>
-          <w:sz w:val="20"/>
-          <w:szCs w:val="20"/>
-        </w:rPr>
-        <w:tab/>
-      </w:r>
-      <w:r>
-        <w:rPr>
-          <w:rFonts w:ascii="Arial Narrow" w:hAnsi="Arial Narrow" w:cs="Arial"/>
-          <w:sz w:val="20"/>
-          <w:szCs w:val="20"/>
-        </w:rPr>
-        <w:tab/>
-      </w:r>
-      <w:r>
-        <w:rPr>
-          <w:rFonts w:ascii="Arial Narrow" w:hAnsi="Arial Narrow" w:cs="Arial"/>
-          <w:sz w:val="20"/>
-          <w:szCs w:val="20"/>
-        </w:rPr>
-        <w:tab/>
-      </w:r>
-      <w:r>
-        <w:rPr>
-          <w:rFonts w:ascii="Arial Narrow" w:hAnsi="Arial Narrow" w:cs="Arial"/>
-          <w:sz w:val="20"/>
-          <w:szCs w:val="20"/>
-        </w:rPr>
-        <w:t xml:space="preserve">   </w:t>
-      </w:r>
-      <w:r>
-        <w:rPr>
-          <w:rFonts w:ascii="Arial" w:hAnsi="Arial" w:cs="Arial"/>
-          <w:sz w:val="20"/>
-          <w:szCs w:val="20"/>
-        </w:rPr>
-        <w:t>CHIEF, FSES</w:t>
-      </w:r>
-    </w:p>
-    <w:p>
-      <w:pPr>
-        <w:spacing w:after="0" w:line="240" w:lineRule="auto"/>
-        <w:rPr>
-          <w:rFonts w:ascii="Arial Narrow" w:hAnsi="Arial Narrow" w:cs="Arial"/>
-          <w:sz w:val="20"/>
-          <w:szCs w:val="20"/>
-        </w:rPr>
-      </w:pPr>
-    </w:p>
-    <w:p>
-      <w:pPr>
-        <w:spacing w:after="0" w:line="240" w:lineRule="auto"/>
-        <w:rPr>
-          <w:rFonts w:ascii="Arial Narrow" w:hAnsi="Arial Narrow" w:cs="Arial"/>
-          <w:sz w:val="20"/>
-          <w:szCs w:val="20"/>
-        </w:rPr>
-      </w:pPr>
-    </w:p>
-    <w:p>
-      <w:pPr>
-        <w:spacing w:after="0" w:line="240" w:lineRule="auto"/>
-        <w:rPr>
-          <w:rFonts w:ascii="Arial" w:hAnsi="Arial" w:cs="Arial"/>
-          <w:b/>
-          <w:sz w:val="20"/>
-          <w:szCs w:val="20"/>
-        </w:rPr>
-      </w:pPr>
-      <w:r>
-        <w:rPr>
-          <w:rFonts w:ascii="Arial Narrow" w:hAnsi="Arial Narrow" w:cs="Arial"/>
-          <w:sz w:val="20"/>
-          <w:szCs w:val="20"/>
-        </w:rPr>
-        <w:tab/>
-      </w:r>
-      <w:r>
-        <w:rPr>
-          <w:rFonts w:ascii="Arial Narrow" w:hAnsi="Arial Narrow" w:cs="Arial"/>
-          <w:sz w:val="20"/>
-          <w:szCs w:val="20"/>
-        </w:rPr>
-        <w:tab/>
-      </w:r>
-      <w:r>
-        <w:rPr>
-          <w:rFonts w:ascii="Arial Narrow" w:hAnsi="Arial Narrow" w:cs="Arial"/>
-          <w:sz w:val="20"/>
-          <w:szCs w:val="20"/>
-        </w:rPr>
-        <w:tab/>
-      </w:r>
-      <w:r>
-        <w:rPr>
-          <w:rFonts w:ascii="Arial Narrow" w:hAnsi="Arial Narrow" w:cs="Arial"/>
-          <w:sz w:val="20"/>
-          <w:szCs w:val="20"/>
-        </w:rPr>
-        <w:tab/>
-      </w:r>
-      <w:r>
-        <w:rPr>
-          <w:rFonts w:ascii="Arial Narrow" w:hAnsi="Arial Narrow" w:cs="Arial"/>
-          <w:sz w:val="20"/>
-          <w:szCs w:val="20"/>
-        </w:rPr>
-        <w:tab/>
-      </w:r>
-      <w:r>
-        <w:rPr>
-          <w:rFonts w:ascii="Arial Narrow" w:hAnsi="Arial Narrow" w:cs="Arial"/>
-          <w:sz w:val="20"/>
-          <w:szCs w:val="20"/>
-        </w:rPr>
-        <w:tab/>
-      </w:r>
-      <w:r>
-        <w:rPr>
-          <w:rFonts w:ascii="Arial Narrow" w:hAnsi="Arial Narrow" w:cs="Arial"/>
-          <w:sz w:val="20"/>
-          <w:szCs w:val="20"/>
-        </w:rPr>
-        <w:tab/>
-      </w:r>
-      <w:r>
-        <w:rPr>
-          <w:rFonts w:ascii="Arial Narrow" w:hAnsi="Arial Narrow" w:cs="Arial"/>
-          <w:sz w:val="20"/>
-          <w:szCs w:val="20"/>
-        </w:rPr>
-        <w:tab/>
-      </w:r>
-      <w:r>
-        <w:rPr>
-          <w:rFonts w:ascii="Arial" w:hAnsi="Arial" w:cs="Arial"/>
-          <w:b/>
-          <w:sz w:val="20"/>
-          <w:szCs w:val="20"/>
-        </w:rPr>
-        <w:t>APPROVED:</w:t>
-      </w:r>
-      <w:r>
-        <w:rPr>
-          <w:rFonts w:ascii="Arial" w:hAnsi="Arial" w:cs="Arial"/>
-          <w:sz w:val="20"/>
-          <w:szCs w:val="20"/>
-        </w:rPr>
-        <w:t xml:space="preserve"> </w:t>
-      </w:r>
-    </w:p>
-    <w:p>
-      <w:pPr>
-        <w:spacing w:after="0" w:line="240" w:lineRule="auto"/>
-        <w:rPr>
-          <w:rFonts w:ascii="Arial Narrow" w:hAnsi="Arial Narrow" w:cs="Arial"/>
-          <w:sz w:val="20"/>
-          <w:szCs w:val="20"/>
-        </w:rPr>
-      </w:pPr>
-    </w:p>
-    <w:p>
-      <w:pPr>
-        <w:spacing w:after="0" w:line="240" w:lineRule="auto"/>
-        <w:rPr>
-          <w:rFonts w:hint="default" w:ascii="Arial Narrow" w:hAnsi="Arial Narrow" w:cs="Arial"/>
-          <w:sz w:val="20"/>
-          <w:szCs w:val="20"/>
-          <w:u w:val="single"/>
-          <w:lang w:val="en-US"/>
-        </w:rPr>
-      </w:pPr>
-      <w:r>
-        <w:rPr>
-          <w:rFonts w:ascii="Arial Narrow" w:hAnsi="Arial Narrow" w:cs="Arial"/>
-          <w:sz w:val="20"/>
-          <w:szCs w:val="20"/>
-        </w:rPr>
-        <w:tab/>
-      </w:r>
-      <w:r>
-        <w:rPr>
-          <w:rFonts w:ascii="Arial Narrow" w:hAnsi="Arial Narrow" w:cs="Arial"/>
-          <w:sz w:val="20"/>
-          <w:szCs w:val="20"/>
-        </w:rPr>
-        <w:tab/>
-      </w:r>
-      <w:r>
-        <w:rPr>
-          <w:rFonts w:ascii="Arial Narrow" w:hAnsi="Arial Narrow" w:cs="Arial"/>
-          <w:sz w:val="20"/>
-          <w:szCs w:val="20"/>
-        </w:rPr>
-        <w:tab/>
-      </w:r>
-      <w:r>
-        <w:rPr>
-          <w:rFonts w:ascii="Arial Narrow" w:hAnsi="Arial Narrow" w:cs="Arial"/>
-          <w:sz w:val="20"/>
-          <w:szCs w:val="20"/>
-        </w:rPr>
-        <w:tab/>
-      </w:r>
-      <w:r>
-        <w:rPr>
-          <w:rFonts w:ascii="Arial Narrow" w:hAnsi="Arial Narrow" w:cs="Arial"/>
-          <w:sz w:val="20"/>
-          <w:szCs w:val="20"/>
-        </w:rPr>
-        <w:tab/>
-      </w:r>
-      <w:r>
-        <w:rPr>
-          <w:rFonts w:ascii="Arial Narrow" w:hAnsi="Arial Narrow" w:cs="Arial"/>
-          <w:sz w:val="20"/>
-          <w:szCs w:val="20"/>
-        </w:rPr>
-        <w:tab/>
-      </w:r>
-      <w:r>
-        <w:rPr>
-          <w:rFonts w:ascii="Arial Narrow" w:hAnsi="Arial Narrow" w:cs="Arial"/>
-          <w:sz w:val="20"/>
-          <w:szCs w:val="20"/>
-        </w:rPr>
-        <w:tab/>
-      </w:r>
-      <w:r>
-        <w:rPr>
-          <w:rFonts w:ascii="Arial Narrow" w:hAnsi="Arial Narrow" w:cs="Arial"/>
-          <w:sz w:val="20"/>
-          <w:szCs w:val="20"/>
-        </w:rPr>
-        <w:tab/>
-      </w:r>
-      <w:r>
-        <w:rPr>
-          <w:rFonts w:hint="default" w:ascii="Arial Narrow" w:hAnsi="Arial Narrow" w:cs="Arial"/>
-          <w:sz w:val="20"/>
-          <w:szCs w:val="20"/>
-          <w:lang w:val="en-US"/>
-        </w:rPr>
-        <w:tab/>
-      </w:r>
-      <w:r>
-        <w:rPr>
-          <w:rFonts w:hint="default" w:ascii="Arial Narrow" w:hAnsi="Arial Narrow" w:cs="Arial"/>
-          <w:sz w:val="20"/>
-          <w:szCs w:val="20"/>
-          <w:lang w:val="en-US"/>
-        </w:rPr>
-        <w:t xml:space="preserve">    {FIRE_MARSHAL}</w:t>
-      </w:r>
-    </w:p>
-    <w:p>
-      <w:pPr>
-        <w:spacing w:after="0" w:line="240" w:lineRule="auto"/>
-        <w:rPr>
-          <w:rFonts w:ascii="Arial" w:hAnsi="Arial" w:cs="Arial"/>
-          <w:sz w:val="20"/>
-          <w:szCs w:val="20"/>
-        </w:rPr>
-      </w:pPr>
-      <w:r>
-        <w:rPr>
-          <w:rFonts w:ascii="Arial" w:hAnsi="Arial" w:cs="Arial"/>
-          <w:sz w:val="20"/>
-          <w:szCs w:val="20"/>
+          <w:rFonts w:ascii="Arial" w:hAnsi="Arial" w:cs="Arial"/>
+          <w:sz w:val="24"/>
+          <w:szCs w:val="24"/>
           <w:lang w:val="en-US" w:eastAsia="en-US"/>
         </w:rPr>
         <mc:AlternateContent>
           <mc:Choice Requires="wps">
             <w:drawing>
-              <wp:anchor distT="0" distB="0" distL="114300" distR="114300" simplePos="0" relativeHeight="251664384" behindDoc="0" locked="0" layoutInCell="1" allowOverlap="1">
+              <wp:anchor distT="0" distB="0" distL="114300" distR="114300" simplePos="0" relativeHeight="251676672" behindDoc="0" locked="0" layoutInCell="1" allowOverlap="1">
                 <wp:simplePos x="0" y="0"/>
                 <wp:positionH relativeFrom="column">
-                  <wp:posOffset>3658870</wp:posOffset>
+                  <wp:posOffset>3418840</wp:posOffset>
                 </wp:positionH>
                 <wp:positionV relativeFrom="paragraph">
-                  <wp:posOffset>1905</wp:posOffset>
+                  <wp:posOffset>78740</wp:posOffset>
                 </wp:positionV>
-                <wp:extent cx="2047240" cy="0"/>
-                <wp:effectExtent l="0" t="4445" r="0" b="0"/>
+                <wp:extent cx="2308225" cy="10795"/>
+                <wp:effectExtent l="0" t="4445" r="15875" b="13335"/>
                 <wp:wrapNone/>
-                <wp:docPr id="3" name="Straight Connector 3"/>
+                <wp:docPr id="2" name="Straight Connector 22"/>
                 <wp:cNvGraphicFramePr/>
                 <a:graphic xmlns:a="http://schemas.openxmlformats.org/drawingml/2006/main">
                   <a:graphicData uri="http://schemas.microsoft.com/office/word/2010/wordprocessingShape">
@@ -2774,7 +2585,7 @@
                       <wps:spPr>
                         <a:xfrm flipV="1">
                           <a:off x="0" y="0"/>
-                          <a:ext cx="2047240" cy="0"/>
+                          <a:ext cx="2308225" cy="10795"/>
                         </a:xfrm>
                         <a:prstGeom prst="line">
                           <a:avLst/>
@@ -2803,7 +2614,7 @@
           </mc:Choice>
           <mc:Fallback>
             <w:pict>
-              <v:line id="_x0000_s1026" o:spid="_x0000_s1026" o:spt="20" style="position:absolute;left:0pt;flip:y;margin-left:288.1pt;margin-top:0.15pt;height:0pt;width:161.2pt;z-index:251664384;mso-width-relative:page;mso-height-relative:page;" filled="f" stroked="t" coordsize="21600,21600" o:gfxdata="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">
+              <v:line id="Straight Connector 22" o:spid="_x0000_s1026" o:spt="20" style="position:absolute;left:0pt;flip:y;margin-left:269.2pt;margin-top:6.2pt;height:0.85pt;width:181.75pt;z-index:251676672;mso-width-relative:page;mso-height-relative:page;" filled="f" stroked="t" coordsize="21600,21600" o:gfxdata="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">
                 <v:fill on="f" focussize="0,0"/>
                 <v:stroke color="#000000 [3200]" joinstyle="round"/>
                 <v:imagedata o:title=""/>
@@ -2815,28 +2626,784 @@
       </w:r>
       <w:r>
         <w:rPr>
+          <w:rFonts w:ascii="Arial" w:hAnsi="Arial" w:cs="Arial"/>
+          <w:sz w:val="24"/>
+          <w:szCs w:val="24"/>
+          <w:lang w:val="en-US" w:eastAsia="en-US"/>
+        </w:rPr>
+        <mc:AlternateContent>
+          <mc:Choice Requires="wps">
+            <w:drawing>
+              <wp:anchor distT="0" distB="0" distL="114300" distR="114300" simplePos="0" relativeHeight="251674624" behindDoc="0" locked="0" layoutInCell="1" allowOverlap="1">
+                <wp:simplePos x="0" y="0"/>
+                <wp:positionH relativeFrom="column">
+                  <wp:posOffset>781050</wp:posOffset>
+                </wp:positionH>
+                <wp:positionV relativeFrom="paragraph">
+                  <wp:posOffset>146050</wp:posOffset>
+                </wp:positionV>
+                <wp:extent cx="1314450" cy="0"/>
+                <wp:effectExtent l="0" t="4445" r="0" b="5080"/>
+                <wp:wrapNone/>
+                <wp:docPr id="1094408323" name="Straight Connector 22"/>
+                <wp:cNvGraphicFramePr/>
+                <a:graphic xmlns:a="http://schemas.openxmlformats.org/drawingml/2006/main">
+                  <a:graphicData uri="http://schemas.microsoft.com/office/word/2010/wordprocessingShape">
+                    <wps:wsp>
+                      <wps:cNvCnPr/>
+                      <wps:spPr>
+                        <a:xfrm>
+                          <a:off x="0" y="0"/>
+                          <a:ext cx="1314450" cy="0"/>
+                        </a:xfrm>
+                        <a:prstGeom prst="line">
+                          <a:avLst/>
+                        </a:prstGeom>
+                      </wps:spPr>
+                      <wps:style>
+                        <a:lnRef idx="1">
+                          <a:schemeClr val="dk1"/>
+                        </a:lnRef>
+                        <a:fillRef idx="0">
+                          <a:schemeClr val="dk1"/>
+                        </a:fillRef>
+                        <a:effectRef idx="0">
+                          <a:schemeClr val="dk1"/>
+                        </a:effectRef>
+                        <a:fontRef idx="minor">
+                          <a:schemeClr val="tx1"/>
+                        </a:fontRef>
+                      </wps:style>
+                      <wps:bodyPr/>
+                    </wps:wsp>
+                  </a:graphicData>
+                </a:graphic>
+              </wp:anchor>
+            </w:drawing>
+          </mc:Choice>
+          <mc:Fallback>
+            <w:pict>
+              <v:line id="Straight Connector 22" o:spid="_x0000_s1026" o:spt="20" style="position:absolute;left:0pt;margin-left:61.5pt;margin-top:11.5pt;height:0pt;width:103.5pt;z-index:251674624;mso-width-relative:page;mso-height-relative:page;" filled="f" stroked="t" coordsize="21600,21600" o:gfxdata="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">
+                <v:fill on="f" focussize="0,0"/>
+                <v:stroke color="#000000 [3200]" joinstyle="round"/>
+                <v:imagedata o:title=""/>
+                <o:lock v:ext="edit" aspectratio="f"/>
+              </v:line>
+            </w:pict>
+          </mc:Fallback>
+        </mc:AlternateContent>
+      </w:r>
+      <w:r>
+        <w:rPr>
+          <w:rFonts w:ascii="Arial" w:hAnsi="Arial" w:cs="Arial"/>
+          <w:sz w:val="20"/>
+          <w:szCs w:val="20"/>
+        </w:rPr>
+        <w:t xml:space="preserve">O.R. Number:   </w:t>
+      </w:r>
+      <w:r>
+        <w:rPr>
+          <w:rFonts w:ascii="Arial" w:hAnsi="Arial" w:cs="Arial"/>
+          <w:sz w:val="20"/>
+          <w:szCs w:val="20"/>
+        </w:rPr>
+        <w:fldChar w:fldCharType="begin"/>
+      </w:r>
+      <w:r>
+        <w:rPr>
+          <w:rFonts w:ascii="Arial" w:hAnsi="Arial" w:cs="Arial"/>
+          <w:sz w:val="20"/>
+          <w:szCs w:val="20"/>
+        </w:rPr>
+        <w:instrText xml:space="preserve"> MERGEFIELD OR_NUMBER </w:instrText>
+      </w:r>
+      <w:r>
+        <w:rPr>
+          <w:rFonts w:ascii="Arial" w:hAnsi="Arial" w:cs="Arial"/>
+          <w:sz w:val="20"/>
+          <w:szCs w:val="20"/>
+        </w:rPr>
+        <w:fldChar w:fldCharType="separate"/>
+      </w:r>
+      <w:r>
+        <w:rPr>
+          <w:rFonts w:hint="default" w:ascii="Arial" w:hAnsi="Arial" w:cs="Arial"/>
+          <w:sz w:val="20"/>
+          <w:szCs w:val="20"/>
+          <w:lang w:val="en-US"/>
+        </w:rPr>
+        <w:t>{</w:t>
+      </w:r>
+      <w:r>
+        <w:rPr>
+          <w:rFonts w:ascii="Arial" w:hAnsi="Arial" w:cs="Arial"/>
+          <w:sz w:val="20"/>
+          <w:szCs w:val="20"/>
+        </w:rPr>
+        <w:t>OR_NUMBER</w:t>
+      </w:r>
+      <w:r>
+        <w:rPr>
+          <w:rFonts w:hint="default" w:ascii="Arial" w:hAnsi="Arial" w:cs="Arial"/>
+          <w:sz w:val="20"/>
+          <w:szCs w:val="20"/>
+          <w:lang w:val="en-US"/>
+        </w:rPr>
+        <w:t>}</w:t>
+      </w:r>
+      <w:r>
+        <w:rPr>
+          <w:rFonts w:ascii="Arial" w:hAnsi="Arial" w:cs="Arial"/>
+          <w:sz w:val="20"/>
+          <w:szCs w:val="20"/>
+        </w:rPr>
+        <w:fldChar w:fldCharType="end"/>
+      </w:r>
+      <w:r>
+        <w:rPr>
+          <w:rFonts w:ascii="Arial" w:hAnsi="Arial" w:cs="Arial"/>
+          <w:sz w:val="20"/>
+          <w:szCs w:val="20"/>
+        </w:rPr>
+        <w:tab/>
+      </w:r>
+      <w:r>
+        <w:rPr>
+          <w:rFonts w:ascii="Arial" w:hAnsi="Arial" w:cs="Arial"/>
+          <w:sz w:val="20"/>
+          <w:szCs w:val="20"/>
+        </w:rPr>
+        <w:tab/>
+      </w:r>
+    </w:p>
+    <w:p>
+      <w:pPr>
+        <w:spacing w:after="0" w:line="240" w:lineRule="auto"/>
+        <w:rPr>
+          <w:rFonts w:ascii="Arial" w:hAnsi="Arial" w:cs="Arial"/>
+          <w:sz w:val="20"/>
+          <w:szCs w:val="20"/>
+        </w:rPr>
+      </w:pPr>
+      <w:r>
+        <w:rPr>
+          <w:rFonts w:ascii="Arial" w:hAnsi="Arial" w:cs="Arial"/>
+          <w:sz w:val="20"/>
+          <w:szCs w:val="20"/>
+        </w:rPr>
+        <w:t xml:space="preserve">Date: </w:t>
+      </w:r>
+      <w:r>
+        <w:rPr>
+          <w:rFonts w:ascii="Arial" w:hAnsi="Arial" w:cs="Arial"/>
+          <w:sz w:val="20"/>
+          <w:szCs w:val="20"/>
+        </w:rPr>
+        <w:fldChar w:fldCharType="begin"/>
+      </w:r>
+      <w:r>
+        <w:rPr>
+          <w:rFonts w:ascii="Arial" w:hAnsi="Arial" w:cs="Arial"/>
+          <w:sz w:val="20"/>
+          <w:szCs w:val="20"/>
+        </w:rPr>
+        <w:instrText xml:space="preserve"> MERGEFIELD OR_DATE </w:instrText>
+      </w:r>
+      <w:r>
+        <w:rPr>
+          <w:rFonts w:ascii="Arial" w:hAnsi="Arial" w:cs="Arial"/>
+          <w:sz w:val="20"/>
+          <w:szCs w:val="20"/>
+        </w:rPr>
+        <w:fldChar w:fldCharType="separate"/>
+      </w:r>
+      <w:r>
+        <w:rPr>
+          <w:rFonts w:hint="default" w:ascii="Arial" w:hAnsi="Arial" w:cs="Arial"/>
+          <w:sz w:val="20"/>
+          <w:szCs w:val="20"/>
+          <w:lang w:val="en-US"/>
+        </w:rPr>
+        <w:t>{</w:t>
+      </w:r>
+      <w:r>
+        <w:rPr>
+          <w:rFonts w:ascii="Arial" w:hAnsi="Arial" w:cs="Arial"/>
+          <w:sz w:val="20"/>
+          <w:szCs w:val="20"/>
+        </w:rPr>
+        <w:t>OR_DATE</w:t>
+      </w:r>
+      <w:r>
+        <w:rPr>
+          <w:rFonts w:hint="default" w:ascii="Arial" w:hAnsi="Arial" w:cs="Arial"/>
+          <w:sz w:val="20"/>
+          <w:szCs w:val="20"/>
+          <w:lang w:val="en-US"/>
+        </w:rPr>
+        <w:t>}</w:t>
+      </w:r>
+      <w:r>
+        <w:rPr>
+          <w:rFonts w:ascii="Arial" w:hAnsi="Arial" w:cs="Arial"/>
+          <w:sz w:val="20"/>
+          <w:szCs w:val="20"/>
+        </w:rPr>
+        <w:fldChar w:fldCharType="end"/>
+      </w:r>
+      <w:r>
+        <w:rPr>
+          <w:rFonts w:ascii="Arial" w:hAnsi="Arial" w:cs="Arial"/>
+          <w:sz w:val="20"/>
+          <w:szCs w:val="20"/>
+        </w:rPr>
+        <w:tab/>
+      </w:r>
+      <w:r>
+        <w:rPr>
+          <w:rFonts w:ascii="Arial" w:hAnsi="Arial" w:cs="Arial"/>
+          <w:sz w:val="20"/>
+          <w:szCs w:val="20"/>
+        </w:rPr>
+        <w:tab/>
+      </w:r>
+      <w:r>
+        <w:rPr>
+          <w:rFonts w:ascii="Arial" w:hAnsi="Arial" w:cs="Arial"/>
+          <w:sz w:val="20"/>
+          <w:szCs w:val="20"/>
+        </w:rPr>
+        <w:tab/>
+      </w:r>
+      <w:r>
+        <w:rPr>
+          <w:rFonts w:ascii="Arial" w:hAnsi="Arial" w:cs="Arial"/>
+          <w:sz w:val="20"/>
+          <w:szCs w:val="20"/>
+        </w:rPr>
+        <w:t xml:space="preserve">   </w:t>
+      </w:r>
+    </w:p>
+    <w:p>
+      <w:pPr>
+        <w:spacing w:after="0" w:line="240" w:lineRule="auto"/>
+        <w:rPr>
           <w:rFonts w:ascii="Arial Narrow" w:hAnsi="Arial Narrow" w:cs="Arial"/>
-          <w:sz w:val="20"/>
-          <w:szCs w:val="20"/>
+        </w:rPr>
+      </w:pPr>
+      <w:r>
+        <w:rPr>
+          <w:rFonts w:ascii="Arial" w:hAnsi="Arial" w:cs="Arial"/>
+          <w:sz w:val="24"/>
+          <w:szCs w:val="24"/>
+          <w:lang w:val="en-US" w:eastAsia="en-US"/>
+        </w:rPr>
+        <mc:AlternateContent>
+          <mc:Choice Requires="wps">
+            <w:drawing>
+              <wp:anchor distT="0" distB="0" distL="114300" distR="114300" simplePos="0" relativeHeight="251675648" behindDoc="0" locked="0" layoutInCell="1" allowOverlap="1">
+                <wp:simplePos x="0" y="0"/>
+                <wp:positionH relativeFrom="column">
+                  <wp:posOffset>352425</wp:posOffset>
+                </wp:positionH>
+                <wp:positionV relativeFrom="paragraph">
+                  <wp:posOffset>1270</wp:posOffset>
+                </wp:positionV>
+                <wp:extent cx="1314450" cy="0"/>
+                <wp:effectExtent l="0" t="4445" r="0" b="5080"/>
+                <wp:wrapNone/>
+                <wp:docPr id="299919102" name="Straight Connector 22"/>
+                <wp:cNvGraphicFramePr/>
+                <a:graphic xmlns:a="http://schemas.openxmlformats.org/drawingml/2006/main">
+                  <a:graphicData uri="http://schemas.microsoft.com/office/word/2010/wordprocessingShape">
+                    <wps:wsp>
+                      <wps:cNvCnPr/>
+                      <wps:spPr>
+                        <a:xfrm>
+                          <a:off x="0" y="0"/>
+                          <a:ext cx="1314450" cy="0"/>
+                        </a:xfrm>
+                        <a:prstGeom prst="line">
+                          <a:avLst/>
+                        </a:prstGeom>
+                      </wps:spPr>
+                      <wps:style>
+                        <a:lnRef idx="1">
+                          <a:schemeClr val="dk1"/>
+                        </a:lnRef>
+                        <a:fillRef idx="0">
+                          <a:schemeClr val="dk1"/>
+                        </a:fillRef>
+                        <a:effectRef idx="0">
+                          <a:schemeClr val="dk1"/>
+                        </a:effectRef>
+                        <a:fontRef idx="minor">
+                          <a:schemeClr val="tx1"/>
+                        </a:fontRef>
+                      </wps:style>
+                      <wps:bodyPr/>
+                    </wps:wsp>
+                  </a:graphicData>
+                </a:graphic>
+              </wp:anchor>
+            </w:drawing>
+          </mc:Choice>
+          <mc:Fallback>
+            <w:pict>
+              <v:line id="Straight Connector 22" o:spid="_x0000_s1026" o:spt="20" style="position:absolute;left:0pt;margin-left:27.75pt;margin-top:0.1pt;height:0pt;width:103.5pt;z-index:251675648;mso-width-relative:page;mso-height-relative:page;" filled="f" stroked="t" coordsize="21600,21600" o:gfxdata="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">
+                <v:fill on="f" focussize="0,0"/>
+                <v:stroke color="#000000 [3200]" joinstyle="round"/>
+                <v:imagedata o:title=""/>
+                <o:lock v:ext="edit" aspectratio="f"/>
+              </v:line>
+            </w:pict>
+          </mc:Fallback>
+        </mc:AlternateContent>
+      </w:r>
+      <w:r>
+        <w:rPr>
+          <w:rFonts w:ascii="Arial" w:hAnsi="Arial" w:cs="Arial"/>
+          <w:sz w:val="20"/>
+          <w:szCs w:val="20"/>
+        </w:rPr>
+        <w:tab/>
+      </w:r>
+      <w:r>
+        <w:rPr>
+          <w:rFonts w:ascii="Arial" w:hAnsi="Arial" w:cs="Arial"/>
+          <w:sz w:val="20"/>
+          <w:szCs w:val="20"/>
+        </w:rPr>
+        <w:tab/>
+      </w:r>
+      <w:r>
+        <w:rPr>
+          <w:rFonts w:ascii="Arial" w:hAnsi="Arial" w:cs="Arial"/>
+          <w:sz w:val="20"/>
+          <w:szCs w:val="20"/>
+        </w:rPr>
+        <w:tab/>
+      </w:r>
+      <w:r>
+        <w:rPr>
+          <w:rFonts w:ascii="Arial" w:hAnsi="Arial" w:cs="Arial"/>
+          <w:sz w:val="20"/>
+          <w:szCs w:val="20"/>
+        </w:rPr>
+        <w:tab/>
+      </w:r>
+      <w:r>
+        <w:rPr>
+          <w:rFonts w:ascii="Arial Narrow" w:hAnsi="Arial Narrow" w:cs="Arial"/>
+        </w:rPr>
+        <w:tab/>
+      </w:r>
+      <w:r>
+        <w:rPr>
+          <w:rFonts w:ascii="Arial Narrow" w:hAnsi="Arial Narrow" w:cs="Arial"/>
+        </w:rPr>
+        <w:tab/>
+      </w:r>
+      <w:r>
+        <w:rPr>
+          <w:rFonts w:ascii="Arial Narrow" w:hAnsi="Arial Narrow" w:cs="Arial"/>
+        </w:rPr>
+        <w:tab/>
+      </w:r>
+      <w:r>
+        <w:rPr>
+          <w:rFonts w:hint="default" w:ascii="Arial Narrow" w:hAnsi="Arial Narrow" w:cs="Arial"/>
+          <w:lang w:val="en-US"/>
+        </w:rPr>
+        <w:t xml:space="preserve">    </w:t>
+      </w:r>
+      <w:r>
+        <w:rPr>
+          <w:rFonts w:ascii="Arial Narrow" w:hAnsi="Arial Narrow" w:cs="Arial"/>
+        </w:rPr>
+        <w:tab/>
+      </w:r>
+      <w:r>
+        <w:rPr>
+          <w:rFonts w:ascii="Arial Narrow" w:hAnsi="Arial Narrow" w:cs="Arial"/>
+        </w:rPr>
+        <w:tab/>
+      </w:r>
+      <w:r>
+        <w:rPr>
+          <w:rFonts w:ascii="Arial Narrow" w:hAnsi="Arial Narrow" w:cs="Arial"/>
+        </w:rPr>
+        <w:tab/>
+      </w:r>
+      <w:r>
+        <w:rPr>
+          <w:rFonts w:ascii="Arial Narrow" w:hAnsi="Arial Narrow" w:cs="Arial"/>
+        </w:rPr>
+        <w:tab/>
+      </w:r>
+      <w:r>
+        <w:rPr>
+          <w:rFonts w:ascii="Arial Narrow" w:hAnsi="Arial Narrow" w:cs="Arial"/>
+        </w:rPr>
+        <w:tab/>
+      </w:r>
+      <w:r>
+        <w:rPr>
+          <w:rFonts w:ascii="Arial Narrow" w:hAnsi="Arial Narrow" w:cs="Arial"/>
+        </w:rPr>
+        <w:tab/>
+      </w:r>
+      <w:r>
+        <w:rPr>
+          <w:rFonts w:ascii="Arial Narrow" w:hAnsi="Arial Narrow" w:cs="Arial"/>
+        </w:rPr>
+        <w:tab/>
+      </w:r>
+      <w:r>
+        <w:rPr>
+          <w:rFonts w:ascii="Arial Narrow" w:hAnsi="Arial Narrow" w:cs="Arial"/>
+        </w:rPr>
+        <w:tab/>
+      </w:r>
+      <w:r>
+        <w:rPr>
+          <w:rFonts w:ascii="Arial Narrow" w:hAnsi="Arial Narrow" w:cs="Arial"/>
+        </w:rPr>
+        <w:tab/>
+      </w:r>
+      <w:r>
+        <w:rPr>
+          <w:rFonts w:ascii="Arial Narrow" w:hAnsi="Arial Narrow" w:cs="Arial"/>
+        </w:rPr>
+        <w:t xml:space="preserve">   </w:t>
+      </w:r>
+      <w:r>
+        <w:rPr>
+          <w:rFonts w:hint="default" w:ascii="Arial Narrow" w:hAnsi="Arial Narrow" w:cs="Arial"/>
+          <w:lang w:val="en-US"/>
+        </w:rPr>
+        <w:tab/>
+      </w:r>
+      <w:r>
+        <w:rPr>
+          <w:rFonts w:hint="default" w:ascii="Arial Narrow" w:hAnsi="Arial Narrow" w:cs="Arial"/>
+          <w:lang w:val="en-US"/>
+        </w:rPr>
+        <w:tab/>
+      </w:r>
+      <w:r>
+        <w:rPr>
+          <w:rFonts w:hint="default" w:ascii="Arial Narrow" w:hAnsi="Arial Narrow" w:cs="Arial"/>
+          <w:lang w:val="en-US"/>
+        </w:rPr>
+        <w:tab/>
+      </w:r>
+    </w:p>
+    <w:p>
+      <w:pPr>
+        <w:spacing w:after="0" w:line="240" w:lineRule="auto"/>
+        <w:rPr>
+          <w:rFonts w:ascii="Arial Narrow" w:hAnsi="Arial Narrow" w:cs="Arial"/>
+        </w:rPr>
+      </w:pPr>
+    </w:p>
+    <w:p>
+      <w:pPr>
+        <w:spacing w:after="0" w:line="240" w:lineRule="auto"/>
+        <w:rPr>
+          <w:rFonts w:ascii="Arial" w:hAnsi="Arial" w:cs="Arial"/>
+          <w:b/>
+        </w:rPr>
+      </w:pPr>
+      <w:r>
+        <w:rPr>
+          <w:rFonts w:ascii="Arial Narrow" w:hAnsi="Arial Narrow" w:cs="Arial"/>
+        </w:rPr>
+        <w:tab/>
+      </w:r>
+      <w:r>
+        <w:rPr>
+          <w:rFonts w:ascii="Arial Narrow" w:hAnsi="Arial Narrow" w:cs="Arial"/>
+        </w:rPr>
+        <w:tab/>
+      </w:r>
+      <w:r>
+        <w:rPr>
+          <w:rFonts w:ascii="Arial Narrow" w:hAnsi="Arial Narrow" w:cs="Arial"/>
+        </w:rPr>
+        <w:tab/>
+      </w:r>
+      <w:r>
+        <w:rPr>
+          <w:rFonts w:ascii="Arial Narrow" w:hAnsi="Arial Narrow" w:cs="Arial"/>
+        </w:rPr>
+        <w:tab/>
+      </w:r>
+      <w:r>
+        <w:rPr>
+          <w:rFonts w:ascii="Arial Narrow" w:hAnsi="Arial Narrow" w:cs="Arial"/>
+        </w:rPr>
+        <w:tab/>
+      </w:r>
+      <w:r>
+        <w:rPr>
+          <w:rFonts w:ascii="Arial Narrow" w:hAnsi="Arial Narrow" w:cs="Arial"/>
+        </w:rPr>
+        <w:tab/>
+      </w:r>
+      <w:r>
+        <w:rPr>
+          <w:rFonts w:ascii="Arial Narrow" w:hAnsi="Arial Narrow" w:cs="Arial"/>
+        </w:rPr>
+        <w:tab/>
+      </w:r>
+      <w:r>
+        <w:rPr>
+          <w:rFonts w:ascii="Arial Narrow" w:hAnsi="Arial Narrow" w:cs="Arial"/>
+        </w:rPr>
+        <w:tab/>
+      </w:r>
+      <w:r>
+        <w:rPr>
+          <w:rFonts w:ascii="Arial" w:hAnsi="Arial" w:cs="Arial"/>
+          <w:b/>
+        </w:rPr>
+        <w:t>APPROVED:</w:t>
+      </w:r>
+      <w:r>
+        <w:rPr>
+          <w:rFonts w:ascii="Arial" w:hAnsi="Arial" w:cs="Arial"/>
+        </w:rPr>
+        <w:t xml:space="preserve"> </w:t>
+      </w:r>
+    </w:p>
+    <w:p>
+      <w:pPr>
+        <w:spacing w:after="0" w:line="240" w:lineRule="auto"/>
+        <w:rPr>
+          <w:rFonts w:ascii="Arial Narrow" w:hAnsi="Arial Narrow" w:cs="Arial"/>
+        </w:rPr>
+      </w:pPr>
+      <w:r>
+        <w:rPr>
+          <w:rFonts w:ascii="Arial" w:hAnsi="Arial" w:cs="Arial"/>
+          <w:sz w:val="24"/>
+          <w:szCs w:val="24"/>
+          <w:lang w:val="en-US" w:eastAsia="en-US"/>
+        </w:rPr>
+        <mc:AlternateContent>
+          <mc:Choice Requires="wps">
+            <w:drawing>
+              <wp:anchor distT="0" distB="0" distL="114300" distR="114300" simplePos="0" relativeHeight="251671552" behindDoc="0" locked="0" layoutInCell="1" allowOverlap="1">
+                <wp:simplePos x="0" y="0"/>
+                <wp:positionH relativeFrom="column">
+                  <wp:posOffset>3467735</wp:posOffset>
+                </wp:positionH>
+                <wp:positionV relativeFrom="paragraph">
+                  <wp:posOffset>78105</wp:posOffset>
+                </wp:positionV>
+                <wp:extent cx="2513965" cy="342900"/>
+                <wp:effectExtent l="0" t="0" r="0" b="0"/>
+                <wp:wrapNone/>
+                <wp:docPr id="3" name="Text Box 3"/>
+                <wp:cNvGraphicFramePr/>
+                <a:graphic xmlns:a="http://schemas.openxmlformats.org/drawingml/2006/main">
+                  <a:graphicData uri="http://schemas.microsoft.com/office/word/2010/wordprocessingShape">
+                    <wps:wsp>
+                      <wps:cNvSpPr txBox="1"/>
+                      <wps:spPr>
+                        <a:xfrm>
+                          <a:off x="0" y="0"/>
+                          <a:ext cx="2513965" cy="342900"/>
+                        </a:xfrm>
+                        <a:prstGeom prst="rect">
+                          <a:avLst/>
+                        </a:prstGeom>
+                        <a:noFill/>
+                        <a:ln w="6350">
+                          <a:noFill/>
+                        </a:ln>
+                        <a:effectLst/>
+                      </wps:spPr>
+                      <wps:style>
+                        <a:lnRef idx="0">
+                          <a:schemeClr val="accent1"/>
+                        </a:lnRef>
+                        <a:fillRef idx="0">
+                          <a:schemeClr val="accent1"/>
+                        </a:fillRef>
+                        <a:effectRef idx="0">
+                          <a:schemeClr val="accent1"/>
+                        </a:effectRef>
+                        <a:fontRef idx="minor">
+                          <a:schemeClr val="dk1"/>
+                        </a:fontRef>
+                      </wps:style>
+                      <wps:txbx>
+                        <w:txbxContent>
+                          <w:p>
+                            <w:pPr>
+                              <w:spacing w:after="0" w:line="240" w:lineRule="auto"/>
+                              <w:jc w:val="center"/>
+                              <w:rPr>
+                                <w:rFonts w:hint="default" w:ascii="Arial" w:hAnsi="Arial" w:eastAsia="Times New Roman" w:cs="Arial"/>
+                                <w:color w:val="000000"/>
+                                <w:sz w:val="22"/>
+                                <w:szCs w:val="22"/>
+                                <w:lang w:val="en-US"/>
+                              </w:rPr>
+                            </w:pPr>
+                            <w:r>
+                              <w:rPr>
+                                <w:rFonts w:hint="default" w:ascii="Arial" w:hAnsi="Arial" w:eastAsia="Times New Roman" w:cs="Arial"/>
+                                <w:color w:val="000000"/>
+                                <w:sz w:val="22"/>
+                                <w:szCs w:val="22"/>
+                                <w:lang w:val="en-US"/>
+                              </w:rPr>
+                              <w:t>{FIRE_MARSHAL}</w:t>
+                            </w:r>
+                          </w:p>
+                        </w:txbxContent>
+                      </wps:txbx>
+                      <wps:bodyPr rot="0" spcFirstLastPara="0" vertOverflow="overflow" horzOverflow="overflow" vert="horz" wrap="square" lIns="91440" tIns="45720" rIns="91440" bIns="45720" numCol="1" spcCol="0" rtlCol="0" fromWordArt="0" anchor="t" anchorCtr="0" forceAA="0" compatLnSpc="1">
+                        <a:noAutofit/>
+                      </wps:bodyPr>
+                    </wps:wsp>
+                  </a:graphicData>
+                </a:graphic>
+              </wp:anchor>
+            </w:drawing>
+          </mc:Choice>
+          <mc:Fallback>
+            <w:pict>
+              <v:shape id="_x0000_s1026" o:spid="_x0000_s1026" o:spt="202" type="#_x0000_t202" style="position:absolute;left:0pt;margin-left:273.05pt;margin-top:6.15pt;height:27pt;width:197.95pt;z-index:251671552;mso-width-relative:page;mso-height-relative:page;" filled="f" stroked="f" coordsize="21600,21600" o:gfxdata="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">
+                <v:fill on="f" focussize="0,0"/>
+                <v:stroke on="f" weight="0.5pt"/>
+                <v:imagedata o:title=""/>
+                <o:lock v:ext="edit" aspectratio="f"/>
+                <v:textbox>
+                  <w:txbxContent>
+                    <w:p>
+                      <w:pPr>
+                        <w:spacing w:after="0" w:line="240" w:lineRule="auto"/>
+                        <w:jc w:val="center"/>
+                        <w:rPr>
+                          <w:rFonts w:hint="default" w:ascii="Arial" w:hAnsi="Arial" w:eastAsia="Times New Roman" w:cs="Arial"/>
+                          <w:color w:val="000000"/>
+                          <w:sz w:val="22"/>
+                          <w:szCs w:val="22"/>
+                          <w:lang w:val="en-US"/>
+                        </w:rPr>
+                      </w:pPr>
+                      <w:r>
+                        <w:rPr>
+                          <w:rFonts w:hint="default" w:ascii="Arial" w:hAnsi="Arial" w:eastAsia="Times New Roman" w:cs="Arial"/>
+                          <w:color w:val="000000"/>
+                          <w:sz w:val="22"/>
+                          <w:szCs w:val="22"/>
+                          <w:lang w:val="en-US"/>
+                        </w:rPr>
+                        <w:t>{FIRE_MARSHAL}</w:t>
+                      </w:r>
+                    </w:p>
+                  </w:txbxContent>
+                </v:textbox>
+              </v:shape>
+            </w:pict>
+          </mc:Fallback>
+        </mc:AlternateContent>
+      </w:r>
+    </w:p>
+    <w:p>
+      <w:pPr>
+        <w:spacing w:after="0" w:line="240" w:lineRule="auto"/>
+        <w:rPr>
+          <w:rFonts w:ascii="Arial Narrow" w:hAnsi="Arial Narrow" w:cs="Arial"/>
+        </w:rPr>
+      </w:pPr>
+    </w:p>
+    <w:p>
+      <w:pPr>
+        <w:spacing w:after="0" w:line="240" w:lineRule="auto"/>
+        <w:rPr>
+          <w:rFonts w:ascii="Arial" w:hAnsi="Arial" w:cs="Arial"/>
+          <w:sz w:val="20"/>
+          <w:szCs w:val="20"/>
+        </w:rPr>
+      </w:pPr>
+      <w:r>
+        <w:rPr>
+          <w:rFonts w:ascii="Arial" w:hAnsi="Arial" w:cs="Arial"/>
+          <w:lang w:val="en-US" w:eastAsia="en-US"/>
+        </w:rPr>
+        <mc:AlternateContent>
+          <mc:Choice Requires="wps">
+            <w:drawing>
+              <wp:anchor distT="0" distB="0" distL="114300" distR="114300" simplePos="0" relativeHeight="251670528" behindDoc="0" locked="0" layoutInCell="1" allowOverlap="1">
+                <wp:simplePos x="0" y="0"/>
+                <wp:positionH relativeFrom="column">
+                  <wp:posOffset>3488690</wp:posOffset>
+                </wp:positionH>
+                <wp:positionV relativeFrom="paragraph">
+                  <wp:posOffset>1905</wp:posOffset>
+                </wp:positionV>
+                <wp:extent cx="2461260" cy="635"/>
+                <wp:effectExtent l="0" t="0" r="0" b="0"/>
+                <wp:wrapNone/>
+                <wp:docPr id="8" name="Straight Connector 8"/>
+                <wp:cNvGraphicFramePr/>
+                <a:graphic xmlns:a="http://schemas.openxmlformats.org/drawingml/2006/main">
+                  <a:graphicData uri="http://schemas.microsoft.com/office/word/2010/wordprocessingShape">
+                    <wps:wsp>
+                      <wps:cNvCnPr/>
+                      <wps:spPr>
+                        <a:xfrm>
+                          <a:off x="0" y="0"/>
+                          <a:ext cx="2461260" cy="635"/>
+                        </a:xfrm>
+                        <a:prstGeom prst="line">
+                          <a:avLst/>
+                        </a:prstGeom>
+                      </wps:spPr>
+                      <wps:style>
+                        <a:lnRef idx="1">
+                          <a:schemeClr val="dk1"/>
+                        </a:lnRef>
+                        <a:fillRef idx="0">
+                          <a:schemeClr val="dk1"/>
+                        </a:fillRef>
+                        <a:effectRef idx="0">
+                          <a:schemeClr val="dk1"/>
+                        </a:effectRef>
+                        <a:fontRef idx="minor">
+                          <a:schemeClr val="tx1"/>
+                        </a:fontRef>
+                      </wps:style>
+                      <wps:bodyPr/>
+                    </wps:wsp>
+                  </a:graphicData>
+                </a:graphic>
+              </wp:anchor>
+            </w:drawing>
+          </mc:Choice>
+          <mc:Fallback>
+            <w:pict>
+              <v:line id="_x0000_s1026" o:spid="_x0000_s1026" o:spt="20" style="position:absolute;left:0pt;margin-left:274.7pt;margin-top:0.15pt;height:0.05pt;width:193.8pt;z-index:251670528;mso-width-relative:page;mso-height-relative:page;" filled="f" stroked="t" coordsize="21600,21600" o:gfxdata="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">
+                <v:fill on="f" focussize="0,0"/>
+                <v:stroke color="#000000 [3200]" joinstyle="round"/>
+                <v:imagedata o:title=""/>
+                <o:lock v:ext="edit" aspectratio="f"/>
+              </v:line>
+            </w:pict>
+          </mc:Fallback>
+        </mc:AlternateContent>
+      </w:r>
+      <w:r>
+        <w:rPr>
+          <w:rFonts w:ascii="Arial Narrow" w:hAnsi="Arial Narrow" w:cs="Arial"/>
         </w:rPr>
         <w:t xml:space="preserve">                                                                                                                    </w:t>
-      </w:r>
-      <w:r>
-        <w:rPr>
-          <w:rFonts w:hint="default" w:ascii="Arial Narrow" w:hAnsi="Arial Narrow" w:cs="Arial"/>
-          <w:sz w:val="20"/>
-          <w:szCs w:val="20"/>
-          <w:lang w:val="en-US"/>
-        </w:rPr>
-        <w:t xml:space="preserve">          </w:t>
-      </w:r>
-      <w:r>
-        <w:rPr>
-          <w:rFonts w:ascii="Arial Narrow" w:hAnsi="Arial Narrow" w:cs="Arial"/>
-          <w:sz w:val="20"/>
-          <w:szCs w:val="20"/>
-        </w:rPr>
-        <w:t xml:space="preserve">  </w:t>
       </w:r>
       <w:r>
         <w:rPr>

--- a/backend/templates/FSED-41F-Fumigation.docx
+++ b/backend/templates/FSED-41F-Fumigation.docx
@@ -364,8 +364,6 @@
           <w:b/>
         </w:rPr>
       </w:pPr>
-      <w:bookmarkStart w:id="0" w:name="_GoBack"/>
-      <w:bookmarkEnd w:id="0"/>
       <w:r>
         <w:rPr>
           <w:rFonts w:ascii="Arial" w:hAnsi="Arial" w:cs="Arial"/>
@@ -379,12 +377,12 @@
               <wp:anchor distT="0" distB="0" distL="114300" distR="114300" simplePos="0" relativeHeight="251666432" behindDoc="0" locked="0" layoutInCell="1" allowOverlap="1">
                 <wp:simplePos x="0" y="0"/>
                 <wp:positionH relativeFrom="column">
-                  <wp:posOffset>-247015</wp:posOffset>
+                  <wp:posOffset>875030</wp:posOffset>
                 </wp:positionH>
                 <wp:positionV relativeFrom="paragraph">
                   <wp:posOffset>127635</wp:posOffset>
                 </wp:positionV>
-                <wp:extent cx="3973195" cy="342900"/>
+                <wp:extent cx="2824480" cy="342900"/>
                 <wp:effectExtent l="0" t="0" r="0" b="0"/>
                 <wp:wrapNone/>
                 <wp:docPr id="16" name="Text Box 16"/>
@@ -396,7 +394,7 @@
                       <wps:spPr>
                         <a:xfrm>
                           <a:off x="0" y="0"/>
-                          <a:ext cx="3973195" cy="342900"/>
+                          <a:ext cx="2824480" cy="342900"/>
                         </a:xfrm>
                         <a:prstGeom prst="rect">
                           <a:avLst/>
@@ -439,25 +437,6 @@
                             </w:pPr>
                             <w:r>
                               <w:rPr>
-                                <w:rFonts w:ascii="Arial" w:hAnsi="Arial" w:cs="Arial"/>
-                                <w:b/>
-                                <w:sz w:val="28"/>
-                                <w:szCs w:val="28"/>
-                              </w:rPr>
-                              <w:t>FSCFTIF NO.</w:t>
-                            </w:r>
-                            <w:r>
-                              <w:rPr>
-                                <w:rFonts w:hint="default" w:ascii="Arial" w:hAnsi="Arial" w:cs="Arial"/>
-                                <w:b/>
-                                <w:sz w:val="28"/>
-                                <w:szCs w:val="28"/>
-                                <w:lang w:val="en-US"/>
-                              </w:rPr>
-                              <w:t xml:space="preserve"> </w:t>
-                            </w:r>
-                            <w:r>
-                              <w:rPr>
                                 <w:rFonts w:hint="default" w:ascii="Arial Narrow" w:hAnsi="Arial Narrow" w:eastAsia="Times New Roman" w:cs="Arial Narrow"/>
                                 <w:b/>
                                 <w:bCs/>
@@ -482,7 +461,7 @@
           </mc:Choice>
           <mc:Fallback>
             <w:pict>
-              <v:shape id="_x0000_s1026" o:spid="_x0000_s1026" o:spt="202" type="#_x0000_t202" style="position:absolute;left:0pt;margin-left:-19.45pt;margin-top:10.05pt;height:27pt;width:312.85pt;z-index:251666432;mso-width-relative:page;mso-height-relative:page;" filled="f" stroked="f" coordsize="21600,21600" o:gfxdata="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">
+              <v:shape id="_x0000_s1026" o:spid="_x0000_s1026" o:spt="202" type="#_x0000_t202" style="position:absolute;left:0pt;margin-left:68.9pt;margin-top:10.05pt;height:27pt;width:222.4pt;z-index:251666432;mso-width-relative:page;mso-height-relative:page;" filled="f" stroked="f" coordsize="21600,21600" o:gfxdata="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">
                 <v:fill on="f" focussize="0,0"/>
                 <v:stroke on="f" weight="0.5pt"/>
                 <v:imagedata o:title=""/>
@@ -503,25 +482,6 @@
                           <w:lang w:val="en-US"/>
                         </w:rPr>
                       </w:pPr>
-                      <w:r>
-                        <w:rPr>
-                          <w:rFonts w:ascii="Arial" w:hAnsi="Arial" w:cs="Arial"/>
-                          <w:b/>
-                          <w:sz w:val="28"/>
-                          <w:szCs w:val="28"/>
-                        </w:rPr>
-                        <w:t>FSCFTIF NO.</w:t>
-                      </w:r>
-                      <w:r>
-                        <w:rPr>
-                          <w:rFonts w:hint="default" w:ascii="Arial" w:hAnsi="Arial" w:cs="Arial"/>
-                          <w:b/>
-                          <w:sz w:val="28"/>
-                          <w:szCs w:val="28"/>
-                          <w:lang w:val="en-US"/>
-                        </w:rPr>
-                        <w:t xml:space="preserve"> </w:t>
-                      </w:r>
                       <w:r>
                         <w:rPr>
                           <w:rFonts w:hint="default" w:ascii="Arial Narrow" w:hAnsi="Arial Narrow" w:eastAsia="Times New Roman" w:cs="Arial Narrow"/>
@@ -825,16 +785,17 @@
           <w:sz w:val="28"/>
           <w:szCs w:val="28"/>
         </w:rPr>
-        <w:t xml:space="preserve"> </w:t>
-      </w:r>
-      <w:r>
-        <w:rPr>
-          <w:rFonts w:ascii="Arial" w:hAnsi="Arial" w:cs="Arial"/>
+        <w:t>FSCFTIF NO.</w:t>
+      </w:r>
+      <w:r>
+        <w:rPr>
+          <w:rFonts w:hint="default" w:ascii="Arial" w:hAnsi="Arial" w:cs="Arial"/>
           <w:b/>
           <w:sz w:val="28"/>
           <w:szCs w:val="28"/>
-        </w:rPr>
-        <w:tab/>
+          <w:lang w:val="en-US"/>
+        </w:rPr>
+        <w:t xml:space="preserve"> </w:t>
       </w:r>
       <w:r>
         <w:rPr>
@@ -982,6 +943,8 @@
           <w:szCs w:val="32"/>
         </w:rPr>
       </w:pPr>
+      <w:bookmarkStart w:id="0" w:name="_GoBack"/>
+      <w:bookmarkEnd w:id="0"/>
       <w:r>
         <w:rPr>
           <w:rFonts w:ascii="Arial" w:hAnsi="Arial" w:cs="Arial"/>

--- a/backend/templates/FSED-41F-Fumigation.docx
+++ b/backend/templates/FSED-41F-Fumigation.docx
@@ -307,6 +307,8 @@
         </w:rPr>
         <w:t>(Station)</w:t>
       </w:r>
+      <w:bookmarkStart w:id="0" w:name="_GoBack"/>
+      <w:bookmarkEnd w:id="0"/>
     </w:p>
     <w:p>
       <w:pPr>
@@ -377,12 +379,12 @@
               <wp:anchor distT="0" distB="0" distL="114300" distR="114300" simplePos="0" relativeHeight="251666432" behindDoc="0" locked="0" layoutInCell="1" allowOverlap="1">
                 <wp:simplePos x="0" y="0"/>
                 <wp:positionH relativeFrom="column">
-                  <wp:posOffset>875030</wp:posOffset>
+                  <wp:posOffset>1714500</wp:posOffset>
                 </wp:positionH>
                 <wp:positionV relativeFrom="paragraph">
-                  <wp:posOffset>127635</wp:posOffset>
+                  <wp:posOffset>139065</wp:posOffset>
                 </wp:positionV>
-                <wp:extent cx="2824480" cy="342900"/>
+                <wp:extent cx="2287905" cy="342900"/>
                 <wp:effectExtent l="0" t="0" r="0" b="0"/>
                 <wp:wrapNone/>
                 <wp:docPr id="16" name="Text Box 16"/>
@@ -394,7 +396,7 @@
                       <wps:spPr>
                         <a:xfrm>
                           <a:off x="0" y="0"/>
-                          <a:ext cx="2824480" cy="342900"/>
+                          <a:ext cx="2287905" cy="342900"/>
                         </a:xfrm>
                         <a:prstGeom prst="rect">
                           <a:avLst/>
@@ -445,7 +447,7 @@
                                 <w:szCs w:val="28"/>
                                 <w:lang w:val="en-US"/>
                               </w:rPr>
-                              <w:t>R10-STN5-{CONTROL_NUMBER}</w:t>
+                              <w:t>{CONTROL_NUMBER}</w:t>
                             </w:r>
                           </w:p>
                         </w:txbxContent>
@@ -461,7 +463,7 @@
           </mc:Choice>
           <mc:Fallback>
             <w:pict>
-              <v:shape id="_x0000_s1026" o:spid="_x0000_s1026" o:spt="202" type="#_x0000_t202" style="position:absolute;left:0pt;margin-left:68.9pt;margin-top:10.05pt;height:27pt;width:222.4pt;z-index:251666432;mso-width-relative:page;mso-height-relative:page;" filled="f" stroked="f" coordsize="21600,21600" o:gfxdata="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">
+              <v:shape id="_x0000_s1026" o:spid="_x0000_s1026" o:spt="202" type="#_x0000_t202" style="position:absolute;left:0pt;margin-left:135pt;margin-top:10.95pt;height:27pt;width:180.15pt;z-index:251666432;mso-width-relative:page;mso-height-relative:page;" filled="f" stroked="f" coordsize="21600,21600" o:gfxdata="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">
                 <v:fill on="f" focussize="0,0"/>
                 <v:stroke on="f" weight="0.5pt"/>
                 <v:imagedata o:title=""/>
@@ -492,7 +494,7 @@
                           <w:szCs w:val="28"/>
                           <w:lang w:val="en-US"/>
                         </w:rPr>
-                        <w:t>R10-STN5-{CONTROL_NUMBER}</w:t>
+                        <w:t>{CONTROL_NUMBER}</w:t>
                       </w:r>
                     </w:p>
                   </w:txbxContent>
@@ -652,6 +654,73 @@
         <mc:AlternateContent>
           <mc:Choice Requires="wps">
             <w:drawing>
+              <wp:anchor distT="0" distB="0" distL="114300" distR="114300" simplePos="0" relativeHeight="251667456" behindDoc="0" locked="0" layoutInCell="1" allowOverlap="1">
+                <wp:simplePos x="0" y="0"/>
+                <wp:positionH relativeFrom="column">
+                  <wp:posOffset>1124585</wp:posOffset>
+                </wp:positionH>
+                <wp:positionV relativeFrom="paragraph">
+                  <wp:posOffset>171450</wp:posOffset>
+                </wp:positionV>
+                <wp:extent cx="1836420" cy="3810"/>
+                <wp:effectExtent l="0" t="0" r="0" b="0"/>
+                <wp:wrapNone/>
+                <wp:docPr id="19" name="Straight Connector 19"/>
+                <wp:cNvGraphicFramePr/>
+                <a:graphic xmlns:a="http://schemas.openxmlformats.org/drawingml/2006/main">
+                  <a:graphicData uri="http://schemas.microsoft.com/office/word/2010/wordprocessingShape">
+                    <wps:wsp>
+                      <wps:cNvCnPr/>
+                      <wps:spPr>
+                        <a:xfrm>
+                          <a:off x="0" y="0"/>
+                          <a:ext cx="1836420" cy="3810"/>
+                        </a:xfrm>
+                        <a:prstGeom prst="line">
+                          <a:avLst/>
+                        </a:prstGeom>
+                      </wps:spPr>
+                      <wps:style>
+                        <a:lnRef idx="1">
+                          <a:schemeClr val="dk1"/>
+                        </a:lnRef>
+                        <a:fillRef idx="0">
+                          <a:schemeClr val="dk1"/>
+                        </a:fillRef>
+                        <a:effectRef idx="0">
+                          <a:schemeClr val="dk1"/>
+                        </a:effectRef>
+                        <a:fontRef idx="minor">
+                          <a:schemeClr val="tx1"/>
+                        </a:fontRef>
+                      </wps:style>
+                      <wps:bodyPr/>
+                    </wps:wsp>
+                  </a:graphicData>
+                </a:graphic>
+              </wp:anchor>
+            </w:drawing>
+          </mc:Choice>
+          <mc:Fallback>
+            <w:pict>
+              <v:line id="_x0000_s1026" o:spid="_x0000_s1026" o:spt="20" style="position:absolute;left:0pt;margin-left:88.55pt;margin-top:13.5pt;height:0.3pt;width:144.6pt;z-index:251667456;mso-width-relative:page;mso-height-relative:page;" filled="f" stroked="t" coordsize="21600,21600" o:gfxdata="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">
+                <v:fill on="f" focussize="0,0"/>
+                <v:stroke color="#000000 [3200]" joinstyle="round"/>
+                <v:imagedata o:title=""/>
+                <o:lock v:ext="edit" aspectratio="f"/>
+              </v:line>
+            </w:pict>
+          </mc:Fallback>
+        </mc:AlternateContent>
+      </w:r>
+      <w:r>
+        <w:rPr>
+          <w:rFonts w:ascii="Arial" w:hAnsi="Arial" w:cs="Arial"/>
+          <w:lang w:val="en-US" w:eastAsia="en-US"/>
+        </w:rPr>
+        <mc:AlternateContent>
+          <mc:Choice Requires="wps">
+            <w:drawing>
               <wp:anchor distT="0" distB="0" distL="114300" distR="114300" simplePos="0" relativeHeight="251668480" behindDoc="0" locked="0" layoutInCell="1" allowOverlap="1">
                 <wp:simplePos x="0" y="0"/>
                 <wp:positionH relativeFrom="column">
@@ -714,73 +783,6 @@
       <w:r>
         <w:rPr>
           <w:rFonts w:ascii="Arial" w:hAnsi="Arial" w:cs="Arial"/>
-          <w:lang w:val="en-US" w:eastAsia="en-US"/>
-        </w:rPr>
-        <mc:AlternateContent>
-          <mc:Choice Requires="wps">
-            <w:drawing>
-              <wp:anchor distT="0" distB="0" distL="114300" distR="114300" simplePos="0" relativeHeight="251667456" behindDoc="0" locked="0" layoutInCell="1" allowOverlap="1">
-                <wp:simplePos x="0" y="0"/>
-                <wp:positionH relativeFrom="column">
-                  <wp:posOffset>1124585</wp:posOffset>
-                </wp:positionH>
-                <wp:positionV relativeFrom="paragraph">
-                  <wp:posOffset>165735</wp:posOffset>
-                </wp:positionV>
-                <wp:extent cx="1836420" cy="3810"/>
-                <wp:effectExtent l="0" t="0" r="0" b="0"/>
-                <wp:wrapNone/>
-                <wp:docPr id="19" name="Straight Connector 19"/>
-                <wp:cNvGraphicFramePr/>
-                <a:graphic xmlns:a="http://schemas.openxmlformats.org/drawingml/2006/main">
-                  <a:graphicData uri="http://schemas.microsoft.com/office/word/2010/wordprocessingShape">
-                    <wps:wsp>
-                      <wps:cNvCnPr/>
-                      <wps:spPr>
-                        <a:xfrm>
-                          <a:off x="0" y="0"/>
-                          <a:ext cx="1836420" cy="3810"/>
-                        </a:xfrm>
-                        <a:prstGeom prst="line">
-                          <a:avLst/>
-                        </a:prstGeom>
-                      </wps:spPr>
-                      <wps:style>
-                        <a:lnRef idx="1">
-                          <a:schemeClr val="dk1"/>
-                        </a:lnRef>
-                        <a:fillRef idx="0">
-                          <a:schemeClr val="dk1"/>
-                        </a:fillRef>
-                        <a:effectRef idx="0">
-                          <a:schemeClr val="dk1"/>
-                        </a:effectRef>
-                        <a:fontRef idx="minor">
-                          <a:schemeClr val="tx1"/>
-                        </a:fontRef>
-                      </wps:style>
-                      <wps:bodyPr/>
-                    </wps:wsp>
-                  </a:graphicData>
-                </a:graphic>
-              </wp:anchor>
-            </w:drawing>
-          </mc:Choice>
-          <mc:Fallback>
-            <w:pict>
-              <v:line id="_x0000_s1026" o:spid="_x0000_s1026" o:spt="20" style="position:absolute;left:0pt;margin-left:88.55pt;margin-top:13.05pt;height:0.3pt;width:144.6pt;z-index:251667456;mso-width-relative:page;mso-height-relative:page;" filled="f" stroked="t" coordsize="21600,21600" o:gfxdata="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">
-                <v:fill on="f" focussize="0,0"/>
-                <v:stroke color="#000000 [3200]" joinstyle="round"/>
-                <v:imagedata o:title=""/>
-                <o:lock v:ext="edit" aspectratio="f"/>
-              </v:line>
-            </w:pict>
-          </mc:Fallback>
-        </mc:AlternateContent>
-      </w:r>
-      <w:r>
-        <w:rPr>
-          <w:rFonts w:ascii="Arial" w:hAnsi="Arial" w:cs="Arial"/>
           <w:b/>
           <w:sz w:val="28"/>
           <w:szCs w:val="28"/>
@@ -799,6 +801,18 @@
       </w:r>
       <w:r>
         <w:rPr>
+          <w:rFonts w:hint="default" w:ascii="Arial" w:hAnsi="Arial" w:eastAsia="Times New Roman" w:cs="Arial"/>
+          <w:b/>
+          <w:bCs/>
+          <w:color w:val="000000"/>
+          <w:sz w:val="28"/>
+          <w:szCs w:val="28"/>
+          <w:lang w:val="en-US"/>
+        </w:rPr>
+        <w:t xml:space="preserve"> R10-STN5-</w:t>
+      </w:r>
+      <w:r>
+        <w:rPr>
           <w:rFonts w:ascii="Arial" w:hAnsi="Arial" w:cs="Arial"/>
           <w:b/>
           <w:sz w:val="28"/>
@@ -943,8 +957,6 @@
           <w:szCs w:val="32"/>
         </w:rPr>
       </w:pPr>
-      <w:bookmarkStart w:id="0" w:name="_GoBack"/>
-      <w:bookmarkEnd w:id="0"/>
       <w:r>
         <w:rPr>
           <w:rFonts w:ascii="Arial" w:hAnsi="Arial" w:cs="Arial"/>
@@ -2008,6 +2020,136 @@
           <w:szCs w:val="10"/>
         </w:rPr>
       </w:pPr>
+      <w:r>
+        <w:rPr>
+          <w:rFonts w:ascii="Arial" w:hAnsi="Arial" w:cs="Arial"/>
+          <w:sz w:val="24"/>
+          <w:szCs w:val="24"/>
+          <w:lang w:val="en-US" w:eastAsia="en-US"/>
+        </w:rPr>
+        <mc:AlternateContent>
+          <mc:Choice Requires="wps">
+            <w:drawing>
+              <wp:anchor distT="0" distB="0" distL="114300" distR="114300" simplePos="0" relativeHeight="251678720" behindDoc="0" locked="0" layoutInCell="1" allowOverlap="1">
+                <wp:simplePos x="0" y="0"/>
+                <wp:positionH relativeFrom="column">
+                  <wp:posOffset>1750060</wp:posOffset>
+                </wp:positionH>
+                <wp:positionV relativeFrom="paragraph">
+                  <wp:posOffset>2540</wp:posOffset>
+                </wp:positionV>
+                <wp:extent cx="2513965" cy="342900"/>
+                <wp:effectExtent l="0" t="0" r="0" b="0"/>
+                <wp:wrapNone/>
+                <wp:docPr id="55" name="Text Box 55"/>
+                <wp:cNvGraphicFramePr/>
+                <a:graphic xmlns:a="http://schemas.openxmlformats.org/drawingml/2006/main">
+                  <a:graphicData uri="http://schemas.microsoft.com/office/word/2010/wordprocessingShape">
+                    <wps:wsp>
+                      <wps:cNvSpPr txBox="1"/>
+                      <wps:spPr>
+                        <a:xfrm>
+                          <a:off x="0" y="0"/>
+                          <a:ext cx="2513965" cy="342900"/>
+                        </a:xfrm>
+                        <a:prstGeom prst="rect">
+                          <a:avLst/>
+                        </a:prstGeom>
+                        <a:noFill/>
+                        <a:ln w="6350">
+                          <a:noFill/>
+                        </a:ln>
+                        <a:effectLst/>
+                      </wps:spPr>
+                      <wps:style>
+                        <a:lnRef idx="0">
+                          <a:schemeClr val="accent1"/>
+                        </a:lnRef>
+                        <a:fillRef idx="0">
+                          <a:schemeClr val="accent1"/>
+                        </a:fillRef>
+                        <a:effectRef idx="0">
+                          <a:schemeClr val="accent1"/>
+                        </a:effectRef>
+                        <a:fontRef idx="minor">
+                          <a:schemeClr val="dk1"/>
+                        </a:fontRef>
+                      </wps:style>
+                      <wps:txbx>
+                        <w:txbxContent>
+                          <w:p>
+                            <w:pPr>
+                              <w:spacing w:after="0" w:line="240" w:lineRule="auto"/>
+                              <w:jc w:val="center"/>
+                              <w:rPr>
+                                <w:rFonts w:hint="default" w:ascii="Arial" w:hAnsi="Arial" w:eastAsia="Times New Roman" w:cs="Arial"/>
+                                <w:color w:val="000000"/>
+                                <w:sz w:val="22"/>
+                                <w:szCs w:val="22"/>
+                                <w:lang w:val="en-US"/>
+                              </w:rPr>
+                            </w:pPr>
+                            <w:r>
+                              <w:rPr>
+                                <w:rFonts w:hint="default" w:ascii="Arial" w:hAnsi="Arial" w:eastAsia="Times New Roman" w:cs="Arial"/>
+                                <w:color w:val="000000"/>
+                                <w:sz w:val="22"/>
+                                <w:szCs w:val="22"/>
+                                <w:lang w:val="en-US"/>
+                              </w:rPr>
+                              <w:t>{CLEARANCE_VALIDITY}.</w:t>
+                            </w:r>
+                          </w:p>
+                        </w:txbxContent>
+                      </wps:txbx>
+                      <wps:bodyPr rot="0" spcFirstLastPara="0" vertOverflow="overflow" horzOverflow="overflow" vert="horz" wrap="square" lIns="91440" tIns="45720" rIns="91440" bIns="45720" numCol="1" spcCol="0" rtlCol="0" fromWordArt="0" anchor="t" anchorCtr="0" forceAA="0" compatLnSpc="1">
+                        <a:noAutofit/>
+                      </wps:bodyPr>
+                    </wps:wsp>
+                  </a:graphicData>
+                </a:graphic>
+              </wp:anchor>
+            </w:drawing>
+          </mc:Choice>
+          <mc:Fallback>
+            <w:pict>
+              <v:shape id="_x0000_s1026" o:spid="_x0000_s1026" o:spt="202" type="#_x0000_t202" style="position:absolute;left:0pt;margin-left:137.8pt;margin-top:0.2pt;height:27pt;width:197.95pt;z-index:251678720;mso-width-relative:page;mso-height-relative:page;" filled="f" stroked="f" coordsize="21600,21600" o:gfxdata="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">
+                <v:fill on="f" focussize="0,0"/>
+                <v:stroke on="f" weight="0.5pt"/>
+                <v:imagedata o:title=""/>
+                <o:lock v:ext="edit" aspectratio="f"/>
+                <v:textbox>
+                  <w:txbxContent>
+                    <w:p>
+                      <w:pPr>
+                        <w:spacing w:after="0" w:line="240" w:lineRule="auto"/>
+                        <w:jc w:val="center"/>
+                        <w:rPr>
+                          <w:rFonts w:hint="default" w:ascii="Arial" w:hAnsi="Arial" w:eastAsia="Times New Roman" w:cs="Arial"/>
+                          <w:color w:val="000000"/>
+                          <w:sz w:val="22"/>
+                          <w:szCs w:val="22"/>
+                          <w:lang w:val="en-US"/>
+                        </w:rPr>
+                      </w:pPr>
+                      <w:r>
+                        <w:rPr>
+                          <w:rFonts w:hint="default" w:ascii="Arial" w:hAnsi="Arial" w:eastAsia="Times New Roman" w:cs="Arial"/>
+                          <w:color w:val="000000"/>
+                          <w:sz w:val="22"/>
+                          <w:szCs w:val="22"/>
+                          <w:lang w:val="en-US"/>
+                        </w:rPr>
+                        <w:t>{CLEARANCE_VALIDITY}.</w:t>
+                      </w:r>
+                    </w:p>
+                  </w:txbxContent>
+                </v:textbox>
+              </v:shape>
+            </w:pict>
+          </mc:Fallback>
+        </mc:AlternateContent>
+      </w:r>
     </w:p>
     <w:p>
       <w:pPr>
@@ -2020,8 +2162,77 @@
       <w:r>
         <w:rPr>
           <w:rFonts w:ascii="Arial" w:hAnsi="Arial" w:cs="Arial"/>
-        </w:rPr>
-        <w:t>This clearance is valid until _____/______/_____.</w:t>
+          <w:sz w:val="24"/>
+          <w:szCs w:val="24"/>
+          <w:lang w:val="en-US" w:eastAsia="en-US"/>
+        </w:rPr>
+        <mc:AlternateContent>
+          <mc:Choice Requires="wps">
+            <w:drawing>
+              <wp:anchor distT="0" distB="0" distL="114300" distR="114300" simplePos="0" relativeHeight="251677696" behindDoc="0" locked="0" layoutInCell="1" allowOverlap="1">
+                <wp:simplePos x="0" y="0"/>
+                <wp:positionH relativeFrom="column">
+                  <wp:posOffset>2162810</wp:posOffset>
+                </wp:positionH>
+                <wp:positionV relativeFrom="paragraph">
+                  <wp:posOffset>137795</wp:posOffset>
+                </wp:positionV>
+                <wp:extent cx="1509395" cy="635"/>
+                <wp:effectExtent l="0" t="0" r="0" b="0"/>
+                <wp:wrapNone/>
+                <wp:docPr id="58" name="Straight Connector 22"/>
+                <wp:cNvGraphicFramePr/>
+                <a:graphic xmlns:a="http://schemas.openxmlformats.org/drawingml/2006/main">
+                  <a:graphicData uri="http://schemas.microsoft.com/office/word/2010/wordprocessingShape">
+                    <wps:wsp>
+                      <wps:cNvCnPr/>
+                      <wps:spPr>
+                        <a:xfrm flipV="1">
+                          <a:off x="0" y="0"/>
+                          <a:ext cx="1509395" cy="635"/>
+                        </a:xfrm>
+                        <a:prstGeom prst="line">
+                          <a:avLst/>
+                        </a:prstGeom>
+                      </wps:spPr>
+                      <wps:style>
+                        <a:lnRef idx="1">
+                          <a:schemeClr val="dk1"/>
+                        </a:lnRef>
+                        <a:fillRef idx="0">
+                          <a:schemeClr val="dk1"/>
+                        </a:fillRef>
+                        <a:effectRef idx="0">
+                          <a:schemeClr val="dk1"/>
+                        </a:effectRef>
+                        <a:fontRef idx="minor">
+                          <a:schemeClr val="tx1"/>
+                        </a:fontRef>
+                      </wps:style>
+                      <wps:bodyPr/>
+                    </wps:wsp>
+                  </a:graphicData>
+                </a:graphic>
+              </wp:anchor>
+            </w:drawing>
+          </mc:Choice>
+          <mc:Fallback>
+            <w:pict>
+              <v:line id="Straight Connector 22" o:spid="_x0000_s1026" o:spt="20" style="position:absolute;left:0pt;flip:y;margin-left:170.3pt;margin-top:10.85pt;height:0.05pt;width:118.85pt;z-index:251677696;mso-width-relative:page;mso-height-relative:page;" filled="f" stroked="t" coordsize="21600,21600" o:gfxdata="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">
+                <v:fill on="f" focussize="0,0"/>
+                <v:stroke color="#000000 [3200]" joinstyle="round"/>
+                <v:imagedata o:title=""/>
+                <o:lock v:ext="edit" aspectratio="f"/>
+              </v:line>
+            </w:pict>
+          </mc:Fallback>
+        </mc:AlternateContent>
+      </w:r>
+      <w:r>
+        <w:rPr>
+          <w:rFonts w:ascii="Arial" w:hAnsi="Arial" w:cs="Arial"/>
+        </w:rPr>
+        <w:t xml:space="preserve">This clearance is valid until </w:t>
       </w:r>
     </w:p>
     <w:p>
@@ -2221,8 +2432,8 @@
                               <w:jc w:val="center"/>
                               <w:rPr>
                                 <w:rFonts w:hint="default" w:ascii="Arial" w:hAnsi="Arial" w:cs="Arial"/>
-                                <w:b/>
-                                <w:bCs/>
+                                <w:b w:val="0"/>
+                                <w:bCs w:val="0"/>
                                 <w:sz w:val="20"/>
                                 <w:szCs w:val="20"/>
                                 <w:u w:val="none"/>
@@ -2232,8 +2443,8 @@
                             <w:r>
                               <w:rPr>
                                 <w:rFonts w:hint="default" w:ascii="Arial" w:hAnsi="Arial" w:cs="Arial"/>
-                                <w:b/>
-                                <w:bCs/>
+                                <w:b w:val="0"/>
+                                <w:bCs w:val="0"/>
                                 <w:sz w:val="20"/>
                                 <w:szCs w:val="20"/>
                                 <w:u w:val="none"/>
@@ -2248,6 +2459,7 @@
                               <w:rPr>
                                 <w:rFonts w:hint="default" w:ascii="Arial" w:hAnsi="Arial" w:cs="Arial"/>
                                 <w:b/>
+                                <w:bCs/>
                                 <w:sz w:val="20"/>
                                 <w:szCs w:val="20"/>
                               </w:rPr>
@@ -2255,10 +2467,12 @@
                             <w:r>
                               <w:rPr>
                                 <w:rFonts w:hint="default" w:ascii="Arial" w:hAnsi="Arial" w:eastAsia="SimSun" w:cs="Arial"/>
+                                <w:b/>
+                                <w:bCs/>
                                 <w:sz w:val="20"/>
                                 <w:szCs w:val="20"/>
                               </w:rPr>
-                              <w:t>{CHIEF_POSITION}</w:t>
+                              <w:t>CHIEF_POSITION</w:t>
                             </w:r>
                           </w:p>
                           <w:p>
@@ -2298,8 +2512,8 @@
                         <w:jc w:val="center"/>
                         <w:rPr>
                           <w:rFonts w:hint="default" w:ascii="Arial" w:hAnsi="Arial" w:cs="Arial"/>
-                          <w:b/>
-                          <w:bCs/>
+                          <w:b w:val="0"/>
+                          <w:bCs w:val="0"/>
                           <w:sz w:val="20"/>
                           <w:szCs w:val="20"/>
                           <w:u w:val="none"/>
@@ -2309,8 +2523,8 @@
                       <w:r>
                         <w:rPr>
                           <w:rFonts w:hint="default" w:ascii="Arial" w:hAnsi="Arial" w:cs="Arial"/>
-                          <w:b/>
-                          <w:bCs/>
+                          <w:b w:val="0"/>
+                          <w:bCs w:val="0"/>
                           <w:sz w:val="20"/>
                           <w:szCs w:val="20"/>
                           <w:u w:val="none"/>
@@ -2325,6 +2539,7 @@
                         <w:rPr>
                           <w:rFonts w:hint="default" w:ascii="Arial" w:hAnsi="Arial" w:cs="Arial"/>
                           <w:b/>
+                          <w:bCs/>
                           <w:sz w:val="20"/>
                           <w:szCs w:val="20"/>
                         </w:rPr>
@@ -2332,10 +2547,12 @@
                       <w:r>
                         <w:rPr>
                           <w:rFonts w:hint="default" w:ascii="Arial" w:hAnsi="Arial" w:eastAsia="SimSun" w:cs="Arial"/>
+                          <w:b/>
+                          <w:bCs/>
                           <w:sz w:val="20"/>
                           <w:szCs w:val="20"/>
                         </w:rPr>
-                        <w:t>{CHIEF_POSITION}</w:t>
+                        <w:t>CHIEF_POSITION</w:t>
                       </w:r>
                     </w:p>
                     <w:p>
@@ -3291,6 +3508,8 @@
         <w:spacing w:after="0" w:line="240" w:lineRule="auto"/>
         <w:rPr>
           <w:rFonts w:ascii="Arial" w:hAnsi="Arial" w:cs="Arial"/>
+          <w:b/>
+          <w:bCs/>
           <w:sz w:val="20"/>
           <w:szCs w:val="20"/>
         </w:rPr>
@@ -3365,12 +3584,16 @@
       <w:r>
         <w:rPr>
           <w:rFonts w:ascii="Arial Narrow" w:hAnsi="Arial Narrow" w:cs="Arial"/>
+          <w:b/>
+          <w:bCs/>
         </w:rPr>
         <w:t xml:space="preserve">                                                                                                                    </w:t>
       </w:r>
       <w:r>
         <w:rPr>
           <w:rFonts w:ascii="Arial" w:hAnsi="Arial" w:cs="Arial"/>
+          <w:b/>
+          <w:bCs/>
           <w:sz w:val="20"/>
           <w:szCs w:val="20"/>
         </w:rPr>

--- a/backend/templates/FSED-41F-Fumigation.docx
+++ b/backend/templates/FSED-41F-Fumigation.docx
@@ -307,8 +307,6 @@
         </w:rPr>
         <w:t>(Station)</w:t>
       </w:r>
-      <w:bookmarkStart w:id="0" w:name="_GoBack"/>
-      <w:bookmarkEnd w:id="0"/>
     </w:p>
     <w:p>
       <w:pPr>
@@ -463,7 +461,7 @@
           </mc:Choice>
           <mc:Fallback>
             <w:pict>
-              <v:shape id="_x0000_s1026" o:spid="_x0000_s1026" o:spt="202" type="#_x0000_t202" style="position:absolute;left:0pt;margin-left:135pt;margin-top:10.95pt;height:27pt;width:180.15pt;z-index:251666432;mso-width-relative:page;mso-height-relative:page;" filled="f" stroked="f" coordsize="21600,21600" o:gfxdata="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">
+              <v:shape id="_x0000_s1026" o:spid="_x0000_s1026" o:spt="202" type="#_x0000_t202" style="position:absolute;left:0pt;margin-left:135pt;margin-top:10.95pt;height:27pt;width:180.15pt;z-index:251666432;mso-width-relative:page;mso-height-relative:page;" filled="f" stroked="f" coordsize="21600,21600" o:gfxdata="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">
                 <v:fill on="f" focussize="0,0"/>
                 <v:stroke on="f" weight="0.5pt"/>
                 <v:imagedata o:title=""/>
@@ -703,7 +701,7 @@
           </mc:Choice>
           <mc:Fallback>
             <w:pict>
-              <v:line id="_x0000_s1026" o:spid="_x0000_s1026" o:spt="20" style="position:absolute;left:0pt;margin-left:88.55pt;margin-top:13.5pt;height:0.3pt;width:144.6pt;z-index:251667456;mso-width-relative:page;mso-height-relative:page;" filled="f" stroked="t" coordsize="21600,21600" o:gfxdata="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">
+              <v:line id="_x0000_s1026" o:spid="_x0000_s1026" o:spt="20" style="position:absolute;left:0pt;margin-left:88.55pt;margin-top:13.5pt;height:0.3pt;width:144.6pt;z-index:251667456;mso-width-relative:page;mso-height-relative:page;" filled="f" stroked="t" coordsize="21600,21600" o:gfxdata="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">
                 <v:fill on="f" focussize="0,0"/>
                 <v:stroke color="#000000 [3200]" joinstyle="round"/>
                 <v:imagedata o:title=""/>
@@ -1569,6 +1567,266 @@
       <w:r>
         <w:rPr>
           <w:rFonts w:ascii="Arial" w:hAnsi="Arial" w:cs="Arial"/>
+          <w:sz w:val="24"/>
+          <w:szCs w:val="24"/>
+          <w:lang w:val="en-US" w:eastAsia="en-US"/>
+        </w:rPr>
+        <mc:AlternateContent>
+          <mc:Choice Requires="wps">
+            <w:drawing>
+              <wp:anchor distT="0" distB="0" distL="114300" distR="114300" simplePos="0" relativeHeight="251680768" behindDoc="0" locked="0" layoutInCell="1" allowOverlap="1">
+                <wp:simplePos x="0" y="0"/>
+                <wp:positionH relativeFrom="column">
+                  <wp:posOffset>776605</wp:posOffset>
+                </wp:positionH>
+                <wp:positionV relativeFrom="paragraph">
+                  <wp:posOffset>118745</wp:posOffset>
+                </wp:positionV>
+                <wp:extent cx="5066665" cy="342900"/>
+                <wp:effectExtent l="0" t="0" r="0" b="0"/>
+                <wp:wrapNone/>
+                <wp:docPr id="9" name="Text Box 9"/>
+                <wp:cNvGraphicFramePr/>
+                <a:graphic xmlns:a="http://schemas.openxmlformats.org/drawingml/2006/main">
+                  <a:graphicData uri="http://schemas.microsoft.com/office/word/2010/wordprocessingShape">
+                    <wps:wsp>
+                      <wps:cNvSpPr txBox="1"/>
+                      <wps:spPr>
+                        <a:xfrm>
+                          <a:off x="0" y="0"/>
+                          <a:ext cx="5066665" cy="342900"/>
+                        </a:xfrm>
+                        <a:prstGeom prst="rect">
+                          <a:avLst/>
+                        </a:prstGeom>
+                        <a:noFill/>
+                        <a:ln w="6350">
+                          <a:noFill/>
+                        </a:ln>
+                        <a:effectLst/>
+                      </wps:spPr>
+                      <wps:style>
+                        <a:lnRef idx="0">
+                          <a:schemeClr val="accent1"/>
+                        </a:lnRef>
+                        <a:fillRef idx="0">
+                          <a:schemeClr val="accent1"/>
+                        </a:fillRef>
+                        <a:effectRef idx="0">
+                          <a:schemeClr val="accent1"/>
+                        </a:effectRef>
+                        <a:fontRef idx="minor">
+                          <a:schemeClr val="dk1"/>
+                        </a:fontRef>
+                      </wps:style>
+                      <wps:txbx>
+                        <w:txbxContent>
+                          <w:p>
+                            <w:pPr>
+                              <w:spacing w:after="0" w:line="240" w:lineRule="auto"/>
+                              <w:jc w:val="center"/>
+                              <w:rPr>
+                                <w:rFonts w:hint="default" w:ascii="Calibri" w:hAnsi="Calibri" w:eastAsia="Times New Roman" w:cs="Calibri"/>
+                                <w:color w:val="000000"/>
+                                <w:sz w:val="16"/>
+                                <w:szCs w:val="16"/>
+                                <w:lang w:val="en-US"/>
+                              </w:rPr>
+                            </w:pPr>
+                            <w:r>
+                              <w:rPr>
+                                <w:rFonts w:hint="default" w:ascii="Calibri" w:hAnsi="Calibri" w:eastAsia="Times New Roman" w:cs="Calibri"/>
+                                <w:color w:val="000000"/>
+                                <w:sz w:val="16"/>
+                                <w:szCs w:val="16"/>
+                                <w:lang w:val="en-US"/>
+                              </w:rPr>
+                              <w:t>{CONDUCTED_BY}</w:t>
+                            </w:r>
+                          </w:p>
+                        </w:txbxContent>
+                      </wps:txbx>
+                      <wps:bodyPr rot="0" spcFirstLastPara="0" vertOverflow="overflow" horzOverflow="overflow" vert="horz" wrap="square" lIns="91440" tIns="45720" rIns="91440" bIns="45720" numCol="1" spcCol="0" rtlCol="0" fromWordArt="0" anchor="t" anchorCtr="0" forceAA="0" compatLnSpc="1">
+                        <a:noAutofit/>
+                      </wps:bodyPr>
+                    </wps:wsp>
+                  </a:graphicData>
+                </a:graphic>
+              </wp:anchor>
+            </w:drawing>
+          </mc:Choice>
+          <mc:Fallback>
+            <w:pict>
+              <v:shape id="_x0000_s1026" o:spid="_x0000_s1026" o:spt="202" type="#_x0000_t202" style="position:absolute;left:0pt;margin-left:61.15pt;margin-top:9.35pt;height:27pt;width:398.95pt;z-index:251680768;mso-width-relative:page;mso-height-relative:page;" filled="f" stroked="f" coordsize="21600,21600" o:gfxdata="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">
+                <v:fill on="f" focussize="0,0"/>
+                <v:stroke on="f" weight="0.5pt"/>
+                <v:imagedata o:title=""/>
+                <o:lock v:ext="edit" aspectratio="f"/>
+                <v:textbox>
+                  <w:txbxContent>
+                    <w:p>
+                      <w:pPr>
+                        <w:spacing w:after="0" w:line="240" w:lineRule="auto"/>
+                        <w:jc w:val="center"/>
+                        <w:rPr>
+                          <w:rFonts w:hint="default" w:ascii="Calibri" w:hAnsi="Calibri" w:eastAsia="Times New Roman" w:cs="Calibri"/>
+                          <w:color w:val="000000"/>
+                          <w:sz w:val="16"/>
+                          <w:szCs w:val="16"/>
+                          <w:lang w:val="en-US"/>
+                        </w:rPr>
+                      </w:pPr>
+                      <w:r>
+                        <w:rPr>
+                          <w:rFonts w:hint="default" w:ascii="Calibri" w:hAnsi="Calibri" w:eastAsia="Times New Roman" w:cs="Calibri"/>
+                          <w:color w:val="000000"/>
+                          <w:sz w:val="16"/>
+                          <w:szCs w:val="16"/>
+                          <w:lang w:val="en-US"/>
+                        </w:rPr>
+                        <w:t>{CONDUCTED_BY}</w:t>
+                      </w:r>
+                    </w:p>
+                  </w:txbxContent>
+                </v:textbox>
+              </v:shape>
+            </w:pict>
+          </mc:Fallback>
+        </mc:AlternateContent>
+      </w:r>
+      <w:r>
+        <w:rPr>
+          <w:rFonts w:ascii="Arial" w:hAnsi="Arial" w:cs="Arial"/>
+          <w:sz w:val="24"/>
+          <w:szCs w:val="24"/>
+          <w:lang w:val="en-US" w:eastAsia="en-US"/>
+        </w:rPr>
+        <mc:AlternateContent>
+          <mc:Choice Requires="wps">
+            <w:drawing>
+              <wp:anchor distT="0" distB="0" distL="114300" distR="114300" simplePos="0" relativeHeight="251681792" behindDoc="0" locked="0" layoutInCell="1" allowOverlap="1">
+                <wp:simplePos x="0" y="0"/>
+                <wp:positionH relativeFrom="column">
+                  <wp:posOffset>2054860</wp:posOffset>
+                </wp:positionH>
+                <wp:positionV relativeFrom="paragraph">
+                  <wp:posOffset>118110</wp:posOffset>
+                </wp:positionV>
+                <wp:extent cx="6114415" cy="342900"/>
+                <wp:effectExtent l="0" t="0" r="0" b="0"/>
+                <wp:wrapNone/>
+                <wp:docPr id="11" name="Text Box 11"/>
+                <wp:cNvGraphicFramePr/>
+                <a:graphic xmlns:a="http://schemas.openxmlformats.org/drawingml/2006/main">
+                  <a:graphicData uri="http://schemas.microsoft.com/office/word/2010/wordprocessingShape">
+                    <wps:wsp>
+                      <wps:cNvSpPr txBox="1"/>
+                      <wps:spPr>
+                        <a:xfrm>
+                          <a:off x="0" y="0"/>
+                          <a:ext cx="6114415" cy="342900"/>
+                        </a:xfrm>
+                        <a:prstGeom prst="rect">
+                          <a:avLst/>
+                        </a:prstGeom>
+                        <a:noFill/>
+                        <a:ln w="6350">
+                          <a:noFill/>
+                        </a:ln>
+                        <a:effectLst/>
+                      </wps:spPr>
+                      <wps:style>
+                        <a:lnRef idx="0">
+                          <a:schemeClr val="accent1"/>
+                        </a:lnRef>
+                        <a:fillRef idx="0">
+                          <a:schemeClr val="accent1"/>
+                        </a:fillRef>
+                        <a:effectRef idx="0">
+                          <a:schemeClr val="accent1"/>
+                        </a:effectRef>
+                        <a:fontRef idx="minor">
+                          <a:schemeClr val="dk1"/>
+                        </a:fontRef>
+                      </wps:style>
+                      <wps:txbx>
+                        <w:txbxContent>
+                          <w:p>
+                            <w:pPr>
+                              <w:spacing w:after="0" w:line="240" w:lineRule="auto"/>
+                              <w:jc w:val="center"/>
+                              <w:rPr>
+                                <w:rFonts w:hint="default" w:ascii="Calibri" w:hAnsi="Calibri" w:eastAsia="Times New Roman" w:cs="Calibri"/>
+                                <w:color w:val="000000"/>
+                                <w:sz w:val="16"/>
+                                <w:szCs w:val="16"/>
+                                <w:lang w:val="en-US"/>
+                              </w:rPr>
+                            </w:pPr>
+                            <w:r>
+                              <w:rPr>
+                                <w:rFonts w:hint="default" w:ascii="Calibri" w:hAnsi="Calibri" w:eastAsia="Times New Roman" w:cs="Calibri"/>
+                                <w:color w:val="000000"/>
+                                <w:sz w:val="16"/>
+                                <w:szCs w:val="16"/>
+                                <w:lang w:val="en-US"/>
+                              </w:rPr>
+                              <w:t>{FOGGING_ADDRESS}</w:t>
+                            </w:r>
+                          </w:p>
+                        </w:txbxContent>
+                      </wps:txbx>
+                      <wps:bodyPr rot="0" spcFirstLastPara="0" vertOverflow="overflow" horzOverflow="overflow" vert="horz" wrap="square" lIns="91440" tIns="45720" rIns="91440" bIns="45720" numCol="1" spcCol="0" rtlCol="0" fromWordArt="0" anchor="t" anchorCtr="0" forceAA="0" compatLnSpc="1">
+                        <a:noAutofit/>
+                      </wps:bodyPr>
+                    </wps:wsp>
+                  </a:graphicData>
+                </a:graphic>
+              </wp:anchor>
+            </w:drawing>
+          </mc:Choice>
+          <mc:Fallback>
+            <w:pict>
+              <v:shape id="_x0000_s1026" o:spid="_x0000_s1026" o:spt="202" type="#_x0000_t202" style="position:absolute;left:0pt;margin-left:161.8pt;margin-top:9.3pt;height:27pt;width:481.45pt;z-index:251681792;mso-width-relative:page;mso-height-relative:page;" filled="f" stroked="f" coordsize="21600,21600" o:gfxdata="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">
+                <v:fill on="f" focussize="0,0"/>
+                <v:stroke on="f" weight="0.5pt"/>
+                <v:imagedata o:title=""/>
+                <o:lock v:ext="edit" aspectratio="f"/>
+                <v:textbox>
+                  <w:txbxContent>
+                    <w:p>
+                      <w:pPr>
+                        <w:spacing w:after="0" w:line="240" w:lineRule="auto"/>
+                        <w:jc w:val="center"/>
+                        <w:rPr>
+                          <w:rFonts w:hint="default" w:ascii="Calibri" w:hAnsi="Calibri" w:eastAsia="Times New Roman" w:cs="Calibri"/>
+                          <w:color w:val="000000"/>
+                          <w:sz w:val="16"/>
+                          <w:szCs w:val="16"/>
+                          <w:lang w:val="en-US"/>
+                        </w:rPr>
+                      </w:pPr>
+                      <w:r>
+                        <w:rPr>
+                          <w:rFonts w:hint="default" w:ascii="Calibri" w:hAnsi="Calibri" w:eastAsia="Times New Roman" w:cs="Calibri"/>
+                          <w:color w:val="000000"/>
+                          <w:sz w:val="16"/>
+                          <w:szCs w:val="16"/>
+                          <w:lang w:val="en-US"/>
+                        </w:rPr>
+                        <w:t>{FOGGING_ADDRESS}</w:t>
+                      </w:r>
+                    </w:p>
+                  </w:txbxContent>
+                </v:textbox>
+              </v:shape>
+            </w:pict>
+          </mc:Fallback>
+        </mc:AlternateContent>
+      </w:r>
+      <w:r>
+        <w:rPr>
+          <w:rFonts w:ascii="Arial" w:hAnsi="Arial" w:cs="Arial"/>
           <w:i/>
         </w:rPr>
         <w:tab/>
@@ -1588,6 +1846,8 @@
         </w:rPr>
         <w:t xml:space="preserve">                                            </w:t>
       </w:r>
+      <w:bookmarkStart w:id="0" w:name="_GoBack"/>
+      <w:bookmarkEnd w:id="0"/>
     </w:p>
     <w:p>
       <w:pPr>
@@ -1597,6 +1857,136 @@
           <w:rFonts w:ascii="Arial" w:hAnsi="Arial" w:cs="Arial"/>
         </w:rPr>
       </w:pPr>
+      <w:r>
+        <w:rPr>
+          <w:rFonts w:ascii="Arial" w:hAnsi="Arial" w:cs="Arial"/>
+          <w:sz w:val="24"/>
+          <w:szCs w:val="24"/>
+          <w:lang w:val="en-US" w:eastAsia="en-US"/>
+        </w:rPr>
+        <mc:AlternateContent>
+          <mc:Choice Requires="wps">
+            <w:drawing>
+              <wp:anchor distT="0" distB="0" distL="114300" distR="114300" simplePos="0" relativeHeight="251679744" behindDoc="0" locked="0" layoutInCell="1" allowOverlap="1">
+                <wp:simplePos x="0" y="0"/>
+                <wp:positionH relativeFrom="column">
+                  <wp:posOffset>-718820</wp:posOffset>
+                </wp:positionH>
+                <wp:positionV relativeFrom="paragraph">
+                  <wp:posOffset>149225</wp:posOffset>
+                </wp:positionV>
+                <wp:extent cx="6114415" cy="342900"/>
+                <wp:effectExtent l="0" t="0" r="0" b="0"/>
+                <wp:wrapNone/>
+                <wp:docPr id="1" name="Text Box 1"/>
+                <wp:cNvGraphicFramePr/>
+                <a:graphic xmlns:a="http://schemas.openxmlformats.org/drawingml/2006/main">
+                  <a:graphicData uri="http://schemas.microsoft.com/office/word/2010/wordprocessingShape">
+                    <wps:wsp>
+                      <wps:cNvSpPr txBox="1"/>
+                      <wps:spPr>
+                        <a:xfrm>
+                          <a:off x="0" y="0"/>
+                          <a:ext cx="6114415" cy="342900"/>
+                        </a:xfrm>
+                        <a:prstGeom prst="rect">
+                          <a:avLst/>
+                        </a:prstGeom>
+                        <a:noFill/>
+                        <a:ln w="6350">
+                          <a:noFill/>
+                        </a:ln>
+                        <a:effectLst/>
+                      </wps:spPr>
+                      <wps:style>
+                        <a:lnRef idx="0">
+                          <a:schemeClr val="accent1"/>
+                        </a:lnRef>
+                        <a:fillRef idx="0">
+                          <a:schemeClr val="accent1"/>
+                        </a:fillRef>
+                        <a:effectRef idx="0">
+                          <a:schemeClr val="accent1"/>
+                        </a:effectRef>
+                        <a:fontRef idx="minor">
+                          <a:schemeClr val="dk1"/>
+                        </a:fontRef>
+                      </wps:style>
+                      <wps:txbx>
+                        <w:txbxContent>
+                          <w:p>
+                            <w:pPr>
+                              <w:spacing w:after="0" w:line="240" w:lineRule="auto"/>
+                              <w:jc w:val="center"/>
+                              <w:rPr>
+                                <w:rFonts w:hint="default" w:ascii="Calibri" w:hAnsi="Calibri" w:eastAsia="Times New Roman" w:cs="Calibri"/>
+                                <w:color w:val="000000"/>
+                                <w:sz w:val="16"/>
+                                <w:szCs w:val="16"/>
+                                <w:lang w:val="en-US"/>
+                              </w:rPr>
+                            </w:pPr>
+                            <w:r>
+                              <w:rPr>
+                                <w:rFonts w:hint="default" w:ascii="Calibri" w:hAnsi="Calibri" w:eastAsia="Times New Roman" w:cs="Calibri"/>
+                                <w:color w:val="000000"/>
+                                <w:sz w:val="16"/>
+                                <w:szCs w:val="16"/>
+                                <w:lang w:val="en-US"/>
+                              </w:rPr>
+                              <w:t>{CLEARANCE_VALIDITY}</w:t>
+                            </w:r>
+                          </w:p>
+                        </w:txbxContent>
+                      </wps:txbx>
+                      <wps:bodyPr rot="0" spcFirstLastPara="0" vertOverflow="overflow" horzOverflow="overflow" vert="horz" wrap="square" lIns="91440" tIns="45720" rIns="91440" bIns="45720" numCol="1" spcCol="0" rtlCol="0" fromWordArt="0" anchor="t" anchorCtr="0" forceAA="0" compatLnSpc="1">
+                        <a:noAutofit/>
+                      </wps:bodyPr>
+                    </wps:wsp>
+                  </a:graphicData>
+                </a:graphic>
+              </wp:anchor>
+            </w:drawing>
+          </mc:Choice>
+          <mc:Fallback>
+            <w:pict>
+              <v:shape id="_x0000_s1026" o:spid="_x0000_s1026" o:spt="202" type="#_x0000_t202" style="position:absolute;left:0pt;margin-left:-56.6pt;margin-top:11.75pt;height:27pt;width:481.45pt;z-index:251679744;mso-width-relative:page;mso-height-relative:page;" filled="f" stroked="f" coordsize="21600,21600" o:gfxdata="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">
+                <v:fill on="f" focussize="0,0"/>
+                <v:stroke on="f" weight="0.5pt"/>
+                <v:imagedata o:title=""/>
+                <o:lock v:ext="edit" aspectratio="f"/>
+                <v:textbox>
+                  <w:txbxContent>
+                    <w:p>
+                      <w:pPr>
+                        <w:spacing w:after="0" w:line="240" w:lineRule="auto"/>
+                        <w:jc w:val="center"/>
+                        <w:rPr>
+                          <w:rFonts w:hint="default" w:ascii="Calibri" w:hAnsi="Calibri" w:eastAsia="Times New Roman" w:cs="Calibri"/>
+                          <w:color w:val="000000"/>
+                          <w:sz w:val="16"/>
+                          <w:szCs w:val="16"/>
+                          <w:lang w:val="en-US"/>
+                        </w:rPr>
+                      </w:pPr>
+                      <w:r>
+                        <w:rPr>
+                          <w:rFonts w:hint="default" w:ascii="Calibri" w:hAnsi="Calibri" w:eastAsia="Times New Roman" w:cs="Calibri"/>
+                          <w:color w:val="000000"/>
+                          <w:sz w:val="16"/>
+                          <w:szCs w:val="16"/>
+                          <w:lang w:val="en-US"/>
+                        </w:rPr>
+                        <w:t>{CLEARANCE_VALIDITY}</w:t>
+                      </w:r>
+                    </w:p>
+                  </w:txbxContent>
+                </v:textbox>
+              </v:shape>
+            </w:pict>
+          </mc:Fallback>
+        </mc:AlternateContent>
+      </w:r>
       <w:r>
         <w:rPr>
           <w:rFonts w:ascii="Arial" w:hAnsi="Arial" w:cs="Arial"/>
@@ -2472,7 +2862,28 @@
                                 <w:sz w:val="20"/>
                                 <w:szCs w:val="20"/>
                               </w:rPr>
-                              <w:t>CHIEF_POSITION</w:t>
+                              <w:t>CHIEF</w:t>
+                            </w:r>
+                            <w:r>
+                              <w:rPr>
+                                <w:rFonts w:hint="default" w:ascii="Arial" w:hAnsi="Arial" w:eastAsia="SimSun" w:cs="Arial"/>
+                                <w:b/>
+                                <w:bCs/>
+                                <w:sz w:val="20"/>
+                                <w:szCs w:val="20"/>
+                                <w:lang w:val="en-US"/>
+                              </w:rPr>
+                              <w:t xml:space="preserve"> </w:t>
+                            </w:r>
+                            <w:r>
+                              <w:rPr>
+                                <w:rFonts w:hint="default" w:ascii="Arial" w:hAnsi="Arial" w:eastAsia="SimSun" w:cs="Arial"/>
+                                <w:b/>
+                                <w:bCs/>
+                                <w:sz w:val="20"/>
+                                <w:szCs w:val="20"/>
+                              </w:rPr>
+                              <w:t>POSITION</w:t>
                             </w:r>
                           </w:p>
                           <w:p>
@@ -2552,7 +2963,28 @@
                           <w:sz w:val="20"/>
                           <w:szCs w:val="20"/>
                         </w:rPr>
-                        <w:t>CHIEF_POSITION</w:t>
+                        <w:t>CHIEF</w:t>
+                      </w:r>
+                      <w:r>
+                        <w:rPr>
+                          <w:rFonts w:hint="default" w:ascii="Arial" w:hAnsi="Arial" w:eastAsia="SimSun" w:cs="Arial"/>
+                          <w:b/>
+                          <w:bCs/>
+                          <w:sz w:val="20"/>
+                          <w:szCs w:val="20"/>
+                          <w:lang w:val="en-US"/>
+                        </w:rPr>
+                        <w:t xml:space="preserve"> </w:t>
+                      </w:r>
+                      <w:r>
+                        <w:rPr>
+                          <w:rFonts w:hint="default" w:ascii="Arial" w:hAnsi="Arial" w:eastAsia="SimSun" w:cs="Arial"/>
+                          <w:b/>
+                          <w:bCs/>
+                          <w:sz w:val="20"/>
+                          <w:szCs w:val="20"/>
+                        </w:rPr>
+                        <w:t>POSITION</w:t>
                       </w:r>
                     </w:p>
                     <w:p>
@@ -4525,6 +4957,7 @@
     <w:basedOn w:val="2"/>
     <w:link w:val="4"/>
     <w:semiHidden/>
+    <w:qFormat/>
     <w:uiPriority w:val="99"/>
     <w:rPr>
       <w:rFonts w:ascii="Tahoma" w:hAnsi="Tahoma" w:cs="Tahoma"/>

--- a/backend/templates/FSED-41F-Fumigation.docx
+++ b/backend/templates/FSED-41F-Fumigation.docx
@@ -1574,7 +1574,7 @@
         <mc:AlternateContent>
           <mc:Choice Requires="wps">
             <w:drawing>
-              <wp:anchor distT="0" distB="0" distL="114300" distR="114300" simplePos="0" relativeHeight="251680768" behindDoc="0" locked="0" layoutInCell="1" allowOverlap="1">
+              <wp:anchor distT="0" distB="0" distL="114300" distR="114300" simplePos="0" relativeHeight="251675648" behindDoc="0" locked="0" layoutInCell="1" allowOverlap="1">
                 <wp:simplePos x="0" y="0"/>
                 <wp:positionH relativeFrom="column">
                   <wp:posOffset>776605</wp:posOffset>
@@ -1657,7 +1657,7 @@
           </mc:Choice>
           <mc:Fallback>
             <w:pict>
-              <v:shape id="_x0000_s1026" o:spid="_x0000_s1026" o:spt="202" type="#_x0000_t202" style="position:absolute;left:0pt;margin-left:61.15pt;margin-top:9.35pt;height:27pt;width:398.95pt;z-index:251680768;mso-width-relative:page;mso-height-relative:page;" filled="f" stroked="f" coordsize="21600,21600" o:gfxdata="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">
+              <v:shape id="_x0000_s1026" o:spid="_x0000_s1026" o:spt="202" type="#_x0000_t202" style="position:absolute;left:0pt;margin-left:61.15pt;margin-top:9.35pt;height:27pt;width:398.95pt;z-index:251675648;mso-width-relative:page;mso-height-relative:page;" filled="f" stroked="f" coordsize="21600,21600" o:gfxdata="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">
                 <v:fill on="f" focussize="0,0"/>
                 <v:stroke on="f" weight="0.5pt"/>
                 <v:imagedata o:title=""/>
@@ -1704,7 +1704,7 @@
         <mc:AlternateContent>
           <mc:Choice Requires="wps">
             <w:drawing>
-              <wp:anchor distT="0" distB="0" distL="114300" distR="114300" simplePos="0" relativeHeight="251681792" behindDoc="0" locked="0" layoutInCell="1" allowOverlap="1">
+              <wp:anchor distT="0" distB="0" distL="114300" distR="114300" simplePos="0" relativeHeight="251676672" behindDoc="0" locked="0" layoutInCell="1" allowOverlap="1">
                 <wp:simplePos x="0" y="0"/>
                 <wp:positionH relativeFrom="column">
                   <wp:posOffset>2054860</wp:posOffset>
@@ -1787,7 +1787,7 @@
           </mc:Choice>
           <mc:Fallback>
             <w:pict>
-              <v:shape id="_x0000_s1026" o:spid="_x0000_s1026" o:spt="202" type="#_x0000_t202" style="position:absolute;left:0pt;margin-left:161.8pt;margin-top:9.3pt;height:27pt;width:481.45pt;z-index:251681792;mso-width-relative:page;mso-height-relative:page;" filled="f" stroked="f" coordsize="21600,21600" o:gfxdata="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">
+              <v:shape id="_x0000_s1026" o:spid="_x0000_s1026" o:spt="202" type="#_x0000_t202" style="position:absolute;left:0pt;margin-left:161.8pt;margin-top:9.3pt;height:27pt;width:481.45pt;z-index:251676672;mso-width-relative:page;mso-height-relative:page;" filled="f" stroked="f" coordsize="21600,21600" o:gfxdata="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">
                 <v:fill on="f" focussize="0,0"/>
                 <v:stroke on="f" weight="0.5pt"/>
                 <v:imagedata o:title=""/>
@@ -1846,8 +1846,6 @@
         </w:rPr>
         <w:t xml:space="preserve">                                            </w:t>
       </w:r>
-      <w:bookmarkStart w:id="0" w:name="_GoBack"/>
-      <w:bookmarkEnd w:id="0"/>
     </w:p>
     <w:p>
       <w:pPr>
@@ -1867,7 +1865,7 @@
         <mc:AlternateContent>
           <mc:Choice Requires="wps">
             <w:drawing>
-              <wp:anchor distT="0" distB="0" distL="114300" distR="114300" simplePos="0" relativeHeight="251679744" behindDoc="0" locked="0" layoutInCell="1" allowOverlap="1">
+              <wp:anchor distT="0" distB="0" distL="114300" distR="114300" simplePos="0" relativeHeight="251674624" behindDoc="0" locked="0" layoutInCell="1" allowOverlap="1">
                 <wp:simplePos x="0" y="0"/>
                 <wp:positionH relativeFrom="column">
                   <wp:posOffset>-718820</wp:posOffset>
@@ -1950,7 +1948,7 @@
           </mc:Choice>
           <mc:Fallback>
             <w:pict>
-              <v:shape id="_x0000_s1026" o:spid="_x0000_s1026" o:spt="202" type="#_x0000_t202" style="position:absolute;left:0pt;margin-left:-56.6pt;margin-top:11.75pt;height:27pt;width:481.45pt;z-index:251679744;mso-width-relative:page;mso-height-relative:page;" filled="f" stroked="f" coordsize="21600,21600" o:gfxdata="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">
+              <v:shape id="_x0000_s1026" o:spid="_x0000_s1026" o:spt="202" type="#_x0000_t202" style="position:absolute;left:0pt;margin-left:-56.6pt;margin-top:11.75pt;height:27pt;width:481.45pt;z-index:251674624;mso-width-relative:page;mso-height-relative:page;" filled="f" stroked="f" coordsize="21600,21600" o:gfxdata="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">
                 <v:fill on="f" focussize="0,0"/>
                 <v:stroke on="f" weight="0.5pt"/>
                 <v:imagedata o:title=""/>
@@ -2420,7 +2418,7 @@
         <mc:AlternateContent>
           <mc:Choice Requires="wps">
             <w:drawing>
-              <wp:anchor distT="0" distB="0" distL="114300" distR="114300" simplePos="0" relativeHeight="251678720" behindDoc="0" locked="0" layoutInCell="1" allowOverlap="1">
+              <wp:anchor distT="0" distB="0" distL="114300" distR="114300" simplePos="0" relativeHeight="251673600" behindDoc="0" locked="0" layoutInCell="1" allowOverlap="1">
                 <wp:simplePos x="0" y="0"/>
                 <wp:positionH relativeFrom="column">
                   <wp:posOffset>1750060</wp:posOffset>
@@ -2503,7 +2501,7 @@
           </mc:Choice>
           <mc:Fallback>
             <w:pict>
-              <v:shape id="_x0000_s1026" o:spid="_x0000_s1026" o:spt="202" type="#_x0000_t202" style="position:absolute;left:0pt;margin-left:137.8pt;margin-top:0.2pt;height:27pt;width:197.95pt;z-index:251678720;mso-width-relative:page;mso-height-relative:page;" filled="f" stroked="f" coordsize="21600,21600" o:gfxdata="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">
+              <v:shape id="_x0000_s1026" o:spid="_x0000_s1026" o:spt="202" type="#_x0000_t202" style="position:absolute;left:0pt;margin-left:137.8pt;margin-top:0.2pt;height:27pt;width:197.95pt;z-index:251673600;mso-width-relative:page;mso-height-relative:page;" filled="f" stroked="f" coordsize="21600,21600" o:gfxdata="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">
                 <v:fill on="f" focussize="0,0"/>
                 <v:stroke on="f" weight="0.5pt"/>
                 <v:imagedata o:title=""/>
@@ -2559,7 +2557,7 @@
         <mc:AlternateContent>
           <mc:Choice Requires="wps">
             <w:drawing>
-              <wp:anchor distT="0" distB="0" distL="114300" distR="114300" simplePos="0" relativeHeight="251677696" behindDoc="0" locked="0" layoutInCell="1" allowOverlap="1">
+              <wp:anchor distT="0" distB="0" distL="114300" distR="114300" simplePos="0" relativeHeight="251672576" behindDoc="0" locked="0" layoutInCell="1" allowOverlap="1">
                 <wp:simplePos x="0" y="0"/>
                 <wp:positionH relativeFrom="column">
                   <wp:posOffset>2162810</wp:posOffset>
@@ -2608,7 +2606,7 @@
           </mc:Choice>
           <mc:Fallback>
             <w:pict>
-              <v:line id="Straight Connector 22" o:spid="_x0000_s1026" o:spt="20" style="position:absolute;left:0pt;flip:y;margin-left:170.3pt;margin-top:10.85pt;height:0.05pt;width:118.85pt;z-index:251677696;mso-width-relative:page;mso-height-relative:page;" filled="f" stroked="t" coordsize="21600,21600" o:gfxdata="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">
+              <v:line id="Straight Connector 22" o:spid="_x0000_s1026" o:spt="20" style="position:absolute;left:0pt;flip:y;margin-left:170.3pt;margin-top:10.85pt;height:0.05pt;width:118.85pt;z-index:251672576;mso-width-relative:page;mso-height-relative:page;" filled="f" stroked="t" coordsize="21600,21600" o:gfxdata="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">
                 <v:fill on="f" focussize="0,0"/>
                 <v:stroke color="#000000 [3200]" joinstyle="round"/>
                 <v:imagedata o:title=""/>
@@ -2685,15 +2683,18 @@
           <w:szCs w:val="20"/>
         </w:rPr>
       </w:pPr>
-      <w:r>
+    </w:p>
+    <w:p>
+      <w:pPr>
+        <w:spacing w:after="0" w:line="240" w:lineRule="auto"/>
         <w:rPr>
           <w:rFonts w:ascii="Arial" w:hAnsi="Arial" w:cs="Arial"/>
           <w:b/>
           <w:sz w:val="20"/>
           <w:szCs w:val="20"/>
         </w:rPr>
-        <w:t>Fire Code Fees:</w:t>
-      </w:r>
+      </w:pPr>
+      <w:bookmarkStart w:id="0" w:name="_GoBack"/>
       <w:r>
         <w:rPr>
           <w:rFonts w:ascii="Arial" w:hAnsi="Arial" w:cs="Arial"/>
@@ -2701,7 +2702,7 @@
           <w:sz w:val="20"/>
           <w:szCs w:val="20"/>
         </w:rPr>
-        <w:tab/>
+        <w:t>Fire Code Fees:</w:t>
       </w:r>
       <w:r>
         <w:rPr>
@@ -2746,18 +2747,27 @@
           <w:sz w:val="20"/>
           <w:szCs w:val="20"/>
         </w:rPr>
-        <w:t xml:space="preserve">     RECOMMEND APPROVAL:</w:t>
-      </w:r>
-    </w:p>
-    <w:p>
-      <w:pPr>
-        <w:spacing w:after="0" w:line="240" w:lineRule="auto"/>
+        <w:tab/>
+      </w:r>
+      <w:r>
         <w:rPr>
           <w:rFonts w:ascii="Arial" w:hAnsi="Arial" w:cs="Arial"/>
           <w:b/>
           <w:sz w:val="20"/>
           <w:szCs w:val="20"/>
         </w:rPr>
+        <w:t xml:space="preserve">     RECOMMEND APPROVAL:</w:t>
+      </w:r>
+    </w:p>
+    <w:p>
+      <w:pPr>
+        <w:spacing w:after="0" w:line="240" w:lineRule="auto"/>
+        <w:rPr>
+          <w:rFonts w:ascii="Arial" w:hAnsi="Arial" w:cs="Arial"/>
+          <w:b/>
+          <w:sz w:val="20"/>
+          <w:szCs w:val="20"/>
+        </w:rPr>
       </w:pPr>
       <w:r>
         <w:rPr>
@@ -2769,13 +2779,13 @@
         <mc:AlternateContent>
           <mc:Choice Requires="wps">
             <w:drawing>
-              <wp:anchor distT="0" distB="0" distL="114300" distR="114300" simplePos="0" relativeHeight="251672576" behindDoc="1" locked="0" layoutInCell="1" allowOverlap="1">
+              <wp:anchor distT="0" distB="0" distL="114300" distR="114300" simplePos="0" relativeHeight="251677696" behindDoc="1" locked="0" layoutInCell="1" allowOverlap="1">
                 <wp:simplePos x="0" y="0"/>
                 <wp:positionH relativeFrom="column">
                   <wp:posOffset>3057525</wp:posOffset>
                 </wp:positionH>
                 <wp:positionV relativeFrom="paragraph">
-                  <wp:posOffset>52705</wp:posOffset>
+                  <wp:posOffset>46990</wp:posOffset>
                 </wp:positionV>
                 <wp:extent cx="3061970" cy="486410"/>
                 <wp:effectExtent l="0" t="0" r="0" b="0"/>
@@ -2910,7 +2920,7 @@
           </mc:Choice>
           <mc:Fallback>
             <w:pict>
-              <v:shape id="_x0000_s1026" o:spid="_x0000_s1026" o:spt="202" type="#_x0000_t202" style="position:absolute;left:0pt;margin-left:240.75pt;margin-top:4.15pt;height:38.3pt;width:241.1pt;z-index:-251643904;mso-width-relative:page;mso-height-relative:page;" filled="f" stroked="f" coordsize="21600,21600" o:gfxdata="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">
+              <v:shape id="_x0000_s1026" o:spid="_x0000_s1026" o:spt="202" type="#_x0000_t202" style="position:absolute;left:0pt;margin-left:240.75pt;margin-top:3.7pt;height:38.3pt;width:241.1pt;z-index:-251638784;mso-width-relative:page;mso-height-relative:page;" filled="f" stroked="f" coordsize="21600,21600" o:gfxdata="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">
                 <v:fill on="f" focussize="0,0"/>
                 <v:stroke on="f" weight="0.5pt"/>
                 <v:imagedata o:title=""/>
@@ -3015,7 +3025,7 @@
         <mc:AlternateContent>
           <mc:Choice Requires="wps">
             <w:drawing>
-              <wp:anchor distT="0" distB="0" distL="114300" distR="114300" simplePos="0" relativeHeight="251673600" behindDoc="0" locked="0" layoutInCell="1" allowOverlap="1">
+              <wp:anchor distT="0" distB="0" distL="114300" distR="114300" simplePos="0" relativeHeight="251678720" behindDoc="0" locked="0" layoutInCell="1" allowOverlap="1">
                 <wp:simplePos x="0" y="0"/>
                 <wp:positionH relativeFrom="column">
                   <wp:posOffset>781050</wp:posOffset>
@@ -3023,8 +3033,8 @@
                 <wp:positionV relativeFrom="paragraph">
                   <wp:posOffset>147955</wp:posOffset>
                 </wp:positionV>
-                <wp:extent cx="1314450" cy="0"/>
-                <wp:effectExtent l="0" t="4445" r="0" b="5080"/>
+                <wp:extent cx="844550" cy="1905"/>
+                <wp:effectExtent l="0" t="0" r="0" b="0"/>
                 <wp:wrapNone/>
                 <wp:docPr id="1694765211" name="Straight Connector 22"/>
                 <wp:cNvGraphicFramePr/>
@@ -3035,7 +3045,7 @@
                       <wps:spPr>
                         <a:xfrm>
                           <a:off x="0" y="0"/>
-                          <a:ext cx="1314450" cy="0"/>
+                          <a:ext cx="844550" cy="1905"/>
                         </a:xfrm>
                         <a:prstGeom prst="line">
                           <a:avLst/>
@@ -3064,7 +3074,7 @@
           </mc:Choice>
           <mc:Fallback>
             <w:pict>
-              <v:line id="Straight Connector 22" o:spid="_x0000_s1026" o:spt="20" style="position:absolute;left:0pt;margin-left:61.5pt;margin-top:11.65pt;height:0pt;width:103.5pt;z-index:251673600;mso-width-relative:page;mso-height-relative:page;" filled="f" stroked="t" coordsize="21600,21600" o:gfxdata="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">
+              <v:line id="Straight Connector 22" o:spid="_x0000_s1026" o:spt="20" style="position:absolute;left:0pt;margin-left:61.5pt;margin-top:11.65pt;height:0.15pt;width:66.5pt;z-index:251678720;mso-width-relative:page;mso-height-relative:page;" filled="f" stroked="t" coordsize="21600,21600" o:gfxdata="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">
                 <v:fill on="f" focussize="0,0"/>
                 <v:stroke color="#000000 [3200]" joinstyle="round"/>
                 <v:imagedata o:title=""/>
@@ -3147,14 +3157,6 @@
           <w:sz w:val="20"/>
           <w:szCs w:val="20"/>
         </w:rPr>
-        <w:tab/>
-      </w:r>
-      <w:r>
-        <w:rPr>
-          <w:rFonts w:ascii="Arial" w:hAnsi="Arial" w:cs="Arial"/>
-          <w:sz w:val="20"/>
-          <w:szCs w:val="20"/>
-        </w:rPr>
         <w:t xml:space="preserve"> </w:t>
       </w:r>
     </w:p>
@@ -3177,7 +3179,7 @@
         <mc:AlternateContent>
           <mc:Choice Requires="wps">
             <w:drawing>
-              <wp:anchor distT="0" distB="0" distL="114300" distR="114300" simplePos="0" relativeHeight="251676672" behindDoc="0" locked="0" layoutInCell="1" allowOverlap="1">
+              <wp:anchor distT="0" distB="0" distL="114300" distR="114300" simplePos="0" relativeHeight="251681792" behindDoc="0" locked="0" layoutInCell="1" allowOverlap="1">
                 <wp:simplePos x="0" y="0"/>
                 <wp:positionH relativeFrom="column">
                   <wp:posOffset>3418840</wp:posOffset>
@@ -3188,7 +3190,7 @@
                 <wp:extent cx="2308225" cy="10795"/>
                 <wp:effectExtent l="0" t="4445" r="15875" b="13335"/>
                 <wp:wrapNone/>
-                <wp:docPr id="2" name="Straight Connector 22"/>
+                <wp:docPr id="12" name="Straight Connector 22"/>
                 <wp:cNvGraphicFramePr/>
                 <a:graphic xmlns:a="http://schemas.openxmlformats.org/drawingml/2006/main">
                   <a:graphicData uri="http://schemas.microsoft.com/office/word/2010/wordprocessingShape">
@@ -3226,7 +3228,7 @@
           </mc:Choice>
           <mc:Fallback>
             <w:pict>
-              <v:line id="Straight Connector 22" o:spid="_x0000_s1026" o:spt="20" style="position:absolute;left:0pt;flip:y;margin-left:269.2pt;margin-top:6.2pt;height:0.85pt;width:181.75pt;z-index:251676672;mso-width-relative:page;mso-height-relative:page;" filled="f" stroked="t" coordsize="21600,21600" o:gfxdata="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">
+              <v:line id="Straight Connector 22" o:spid="_x0000_s1026" o:spt="20" style="position:absolute;left:0pt;flip:y;margin-left:269.2pt;margin-top:6.2pt;height:0.85pt;width:181.75pt;z-index:251681792;mso-width-relative:page;mso-height-relative:page;" filled="f" stroked="t" coordsize="21600,21600" o:gfxdata="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">
                 <v:fill on="f" focussize="0,0"/>
                 <v:stroke color="#000000 [3200]" joinstyle="round"/>
                 <v:imagedata o:title=""/>
@@ -3246,7 +3248,7 @@
         <mc:AlternateContent>
           <mc:Choice Requires="wps">
             <w:drawing>
-              <wp:anchor distT="0" distB="0" distL="114300" distR="114300" simplePos="0" relativeHeight="251674624" behindDoc="0" locked="0" layoutInCell="1" allowOverlap="1">
+              <wp:anchor distT="0" distB="0" distL="114300" distR="114300" simplePos="0" relativeHeight="251679744" behindDoc="0" locked="0" layoutInCell="1" allowOverlap="1">
                 <wp:simplePos x="0" y="0"/>
                 <wp:positionH relativeFrom="column">
                   <wp:posOffset>781050</wp:posOffset>
@@ -3254,8 +3256,8 @@
                 <wp:positionV relativeFrom="paragraph">
                   <wp:posOffset>146050</wp:posOffset>
                 </wp:positionV>
-                <wp:extent cx="1314450" cy="0"/>
-                <wp:effectExtent l="0" t="4445" r="0" b="5080"/>
+                <wp:extent cx="945515" cy="5715"/>
+                <wp:effectExtent l="0" t="0" r="0" b="0"/>
                 <wp:wrapNone/>
                 <wp:docPr id="1094408323" name="Straight Connector 22"/>
                 <wp:cNvGraphicFramePr/>
@@ -3266,7 +3268,7 @@
                       <wps:spPr>
                         <a:xfrm>
                           <a:off x="0" y="0"/>
-                          <a:ext cx="1314450" cy="0"/>
+                          <a:ext cx="945515" cy="5715"/>
                         </a:xfrm>
                         <a:prstGeom prst="line">
                           <a:avLst/>
@@ -3295,7 +3297,7 @@
           </mc:Choice>
           <mc:Fallback>
             <w:pict>
-              <v:line id="Straight Connector 22" o:spid="_x0000_s1026" o:spt="20" style="position:absolute;left:0pt;margin-left:61.5pt;margin-top:11.5pt;height:0pt;width:103.5pt;z-index:251674624;mso-width-relative:page;mso-height-relative:page;" filled="f" stroked="t" coordsize="21600,21600" o:gfxdata="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">
+              <v:line id="Straight Connector 22" o:spid="_x0000_s1026" o:spt="20" style="position:absolute;left:0pt;margin-left:61.5pt;margin-top:11.5pt;height:0.45pt;width:74.45pt;z-index:251679744;mso-width-relative:page;mso-height-relative:page;" filled="f" stroked="t" coordsize="21600,21600" o:gfxdata="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">
                 <v:fill on="f" focussize="0,0"/>
                 <v:stroke color="#000000 [3200]" joinstyle="round"/>
                 <v:imagedata o:title=""/>
@@ -3485,14 +3487,6 @@
           <w:sz w:val="20"/>
           <w:szCs w:val="20"/>
         </w:rPr>
-        <w:tab/>
-      </w:r>
-      <w:r>
-        <w:rPr>
-          <w:rFonts w:ascii="Arial" w:hAnsi="Arial" w:cs="Arial"/>
-          <w:sz w:val="20"/>
-          <w:szCs w:val="20"/>
-        </w:rPr>
         <w:t xml:space="preserve">   </w:t>
       </w:r>
     </w:p>
@@ -3513,7 +3507,7 @@
         <mc:AlternateContent>
           <mc:Choice Requires="wps">
             <w:drawing>
-              <wp:anchor distT="0" distB="0" distL="114300" distR="114300" simplePos="0" relativeHeight="251675648" behindDoc="0" locked="0" layoutInCell="1" allowOverlap="1">
+              <wp:anchor distT="0" distB="0" distL="114300" distR="114300" simplePos="0" relativeHeight="251680768" behindDoc="0" locked="0" layoutInCell="1" allowOverlap="1">
                 <wp:simplePos x="0" y="0"/>
                 <wp:positionH relativeFrom="column">
                   <wp:posOffset>352425</wp:posOffset>
@@ -3521,8 +3515,8 @@
                 <wp:positionV relativeFrom="paragraph">
                   <wp:posOffset>1270</wp:posOffset>
                 </wp:positionV>
-                <wp:extent cx="1314450" cy="0"/>
-                <wp:effectExtent l="0" t="4445" r="0" b="5080"/>
+                <wp:extent cx="952500" cy="635"/>
+                <wp:effectExtent l="0" t="0" r="0" b="0"/>
                 <wp:wrapNone/>
                 <wp:docPr id="299919102" name="Straight Connector 22"/>
                 <wp:cNvGraphicFramePr/>
@@ -3533,7 +3527,7 @@
                       <wps:spPr>
                         <a:xfrm>
                           <a:off x="0" y="0"/>
-                          <a:ext cx="1314450" cy="0"/>
+                          <a:ext cx="952500" cy="635"/>
                         </a:xfrm>
                         <a:prstGeom prst="line">
                           <a:avLst/>
@@ -3562,7 +3556,7 @@
           </mc:Choice>
           <mc:Fallback>
             <w:pict>
-              <v:line id="Straight Connector 22" o:spid="_x0000_s1026" o:spt="20" style="position:absolute;left:0pt;margin-left:27.75pt;margin-top:0.1pt;height:0pt;width:103.5pt;z-index:251675648;mso-width-relative:page;mso-height-relative:page;" filled="f" stroked="t" coordsize="21600,21600" o:gfxdata="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">
+              <v:line id="Straight Connector 22" o:spid="_x0000_s1026" o:spt="20" style="position:absolute;left:0pt;margin-left:27.75pt;margin-top:0.1pt;height:0.05pt;width:75pt;z-index:251680768;mso-width-relative:page;mso-height-relative:page;" filled="f" stroked="t" coordsize="21600,21600" o:gfxdata="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">
                 <v:fill on="f" focussize="0,0"/>
                 <v:stroke color="#000000 [3200]" joinstyle="round"/>
                 <v:imagedata o:title=""/>
@@ -3644,69 +3638,6 @@
       <w:r>
         <w:rPr>
           <w:rFonts w:ascii="Arial Narrow" w:hAnsi="Arial Narrow" w:cs="Arial"/>
-        </w:rPr>
-        <w:tab/>
-      </w:r>
-      <w:r>
-        <w:rPr>
-          <w:rFonts w:ascii="Arial Narrow" w:hAnsi="Arial Narrow" w:cs="Arial"/>
-        </w:rPr>
-        <w:tab/>
-      </w:r>
-      <w:r>
-        <w:rPr>
-          <w:rFonts w:ascii="Arial Narrow" w:hAnsi="Arial Narrow" w:cs="Arial"/>
-        </w:rPr>
-        <w:tab/>
-      </w:r>
-      <w:r>
-        <w:rPr>
-          <w:rFonts w:ascii="Arial Narrow" w:hAnsi="Arial Narrow" w:cs="Arial"/>
-        </w:rPr>
-        <w:tab/>
-      </w:r>
-      <w:r>
-        <w:rPr>
-          <w:rFonts w:ascii="Arial Narrow" w:hAnsi="Arial Narrow" w:cs="Arial"/>
-        </w:rPr>
-        <w:tab/>
-      </w:r>
-      <w:r>
-        <w:rPr>
-          <w:rFonts w:ascii="Arial Narrow" w:hAnsi="Arial Narrow" w:cs="Arial"/>
-        </w:rPr>
-        <w:tab/>
-      </w:r>
-      <w:r>
-        <w:rPr>
-          <w:rFonts w:ascii="Arial Narrow" w:hAnsi="Arial Narrow" w:cs="Arial"/>
-        </w:rPr>
-        <w:tab/>
-      </w:r>
-      <w:r>
-        <w:rPr>
-          <w:rFonts w:ascii="Arial Narrow" w:hAnsi="Arial Narrow" w:cs="Arial"/>
-        </w:rPr>
-        <w:t xml:space="preserve">   </w:t>
-      </w:r>
-      <w:r>
-        <w:rPr>
-          <w:rFonts w:hint="default" w:ascii="Arial Narrow" w:hAnsi="Arial Narrow" w:cs="Arial"/>
-          <w:lang w:val="en-US"/>
-        </w:rPr>
-        <w:tab/>
-      </w:r>
-      <w:r>
-        <w:rPr>
-          <w:rFonts w:hint="default" w:ascii="Arial Narrow" w:hAnsi="Arial Narrow" w:cs="Arial"/>
-          <w:lang w:val="en-US"/>
-        </w:rPr>
-        <w:tab/>
-      </w:r>
-      <w:r>
-        <w:rPr>
-          <w:rFonts w:hint="default" w:ascii="Arial Narrow" w:hAnsi="Arial Narrow" w:cs="Arial"/>
-          <w:lang w:val="en-US"/>
         </w:rPr>
         <w:tab/>
       </w:r>
@@ -4040,6 +3971,7 @@
         </w:rPr>
       </w:pPr>
     </w:p>
+    <w:bookmarkEnd w:id="0"/>
     <w:p>
       <w:pPr>
         <w:spacing w:after="0"/>

--- a/backend/templates/FSED-41F-Fumigation.docx
+++ b/backend/templates/FSED-41F-Fumigation.docx
@@ -253,7 +253,7 @@
     </w:p>
     <w:p>
       <w:pPr>
-        <w:spacing w:after="0" w:line="240" w:lineRule="auto"/>
+        <w:spacing w:after="0"/>
         <w:jc w:val="center"/>
         <w:rPr>
           <w:rFonts w:ascii="Arial" w:hAnsi="Arial" w:cs="Arial"/>
@@ -267,12 +267,12 @@
           <w:sz w:val="24"/>
           <w:szCs w:val="24"/>
         </w:rPr>
-        <w:t>(Region)</w:t>
-      </w:r>
-    </w:p>
-    <w:p>
-      <w:pPr>
-        <w:spacing w:after="0" w:line="240" w:lineRule="auto"/>
+        <w:t>Region 10</w:t>
+      </w:r>
+    </w:p>
+    <w:p>
+      <w:pPr>
+        <w:spacing w:after="0"/>
         <w:jc w:val="center"/>
         <w:rPr>
           <w:rFonts w:ascii="Arial" w:hAnsi="Arial" w:cs="Arial"/>
@@ -283,34 +283,35 @@
       <w:r>
         <w:rPr>
           <w:rFonts w:ascii="Arial" w:hAnsi="Arial" w:cs="Arial"/>
+          <w:b/>
           <w:sz w:val="24"/>
           <w:szCs w:val="24"/>
         </w:rPr>
-        <w:t>(District/Province Office)</w:t>
-      </w:r>
-    </w:p>
-    <w:p>
-      <w:pPr>
-        <w:spacing w:after="0" w:line="240" w:lineRule="auto"/>
-        <w:jc w:val="center"/>
-        <w:rPr>
-          <w:rFonts w:ascii="Arial" w:hAnsi="Arial" w:cs="Arial"/>
+        <w:t>CAGAYAN DE ORO CITY FIRE DISTRICT</w:t>
+      </w:r>
+      <w:bookmarkStart w:id="0" w:name="_GoBack"/>
+      <w:bookmarkEnd w:id="0"/>
+      <w:r>
+        <w:rPr>
+          <w:rFonts w:ascii="Arial" w:hAnsi="Arial" w:cs="Arial"/>
+          <w:b/>
           <w:sz w:val="24"/>
           <w:szCs w:val="24"/>
         </w:rPr>
-      </w:pPr>
+        <w:br w:type="textWrapping"/>
+      </w:r>
       <w:r>
         <w:rPr>
           <w:rFonts w:ascii="Arial" w:hAnsi="Arial" w:cs="Arial"/>
           <w:sz w:val="24"/>
           <w:szCs w:val="24"/>
         </w:rPr>
-        <w:t>(Station)</w:t>
-      </w:r>
-    </w:p>
-    <w:p>
-      <w:pPr>
-        <w:spacing w:after="0" w:line="240" w:lineRule="auto"/>
+        <w:t>CAPT. VICENTE ROA ST., COGON, CAGAYAN DE ORO CITY</w:t>
+      </w:r>
+    </w:p>
+    <w:p>
+      <w:pPr>
+        <w:pStyle w:val="7"/>
         <w:jc w:val="center"/>
         <w:rPr>
           <w:rFonts w:ascii="Arial" w:hAnsi="Arial" w:cs="Arial"/>
@@ -324,26 +325,7 @@
           <w:sz w:val="24"/>
           <w:szCs w:val="24"/>
         </w:rPr>
-        <w:t>(Station Address)</w:t>
-      </w:r>
-    </w:p>
-    <w:p>
-      <w:pPr>
-        <w:spacing w:after="0" w:line="240" w:lineRule="auto"/>
-        <w:jc w:val="center"/>
-        <w:rPr>
-          <w:rFonts w:ascii="Arial" w:hAnsi="Arial" w:cs="Arial"/>
-          <w:sz w:val="24"/>
-          <w:szCs w:val="24"/>
-        </w:rPr>
-      </w:pPr>
-      <w:r>
-        <w:rPr>
-          <w:rFonts w:ascii="Arial" w:hAnsi="Arial" w:cs="Arial"/>
-          <w:sz w:val="24"/>
-          <w:szCs w:val="24"/>
-        </w:rPr>
-        <w:t>(Telephone No./Email Address)</w:t>
+        <w:t>TEL. NO: 881-6621 / 160 / 727580</w:t>
       </w:r>
     </w:p>
     <w:p>
@@ -374,145 +356,7 @@
         <mc:AlternateContent>
           <mc:Choice Requires="wps">
             <w:drawing>
-              <wp:anchor distT="0" distB="0" distL="114300" distR="114300" simplePos="0" relativeHeight="251666432" behindDoc="0" locked="0" layoutInCell="1" allowOverlap="1">
-                <wp:simplePos x="0" y="0"/>
-                <wp:positionH relativeFrom="column">
-                  <wp:posOffset>1714500</wp:posOffset>
-                </wp:positionH>
-                <wp:positionV relativeFrom="paragraph">
-                  <wp:posOffset>139065</wp:posOffset>
-                </wp:positionV>
-                <wp:extent cx="2287905" cy="342900"/>
-                <wp:effectExtent l="0" t="0" r="0" b="0"/>
-                <wp:wrapNone/>
-                <wp:docPr id="16" name="Text Box 16"/>
-                <wp:cNvGraphicFramePr/>
-                <a:graphic xmlns:a="http://schemas.openxmlformats.org/drawingml/2006/main">
-                  <a:graphicData uri="http://schemas.microsoft.com/office/word/2010/wordprocessingShape">
-                    <wps:wsp>
-                      <wps:cNvSpPr txBox="1"/>
-                      <wps:spPr>
-                        <a:xfrm>
-                          <a:off x="0" y="0"/>
-                          <a:ext cx="2287905" cy="342900"/>
-                        </a:xfrm>
-                        <a:prstGeom prst="rect">
-                          <a:avLst/>
-                        </a:prstGeom>
-                        <a:noFill/>
-                        <a:ln w="6350">
-                          <a:noFill/>
-                        </a:ln>
-                        <a:effectLst/>
-                      </wps:spPr>
-                      <wps:style>
-                        <a:lnRef idx="0">
-                          <a:schemeClr val="accent1"/>
-                        </a:lnRef>
-                        <a:fillRef idx="0">
-                          <a:schemeClr val="accent1"/>
-                        </a:fillRef>
-                        <a:effectRef idx="0">
-                          <a:schemeClr val="accent1"/>
-                        </a:effectRef>
-                        <a:fontRef idx="minor">
-                          <a:schemeClr val="dk1"/>
-                        </a:fontRef>
-                      </wps:style>
-                      <wps:txbx>
-                        <w:txbxContent>
-                          <w:p>
-                            <w:pPr>
-                              <w:spacing w:after="0" w:line="240" w:lineRule="auto"/>
-                              <w:jc w:val="center"/>
-                              <w:rPr>
-                                <w:rFonts w:hint="default" w:ascii="Arial Narrow" w:hAnsi="Arial Narrow" w:eastAsia="Times New Roman" w:cs="Arial Narrow"/>
-                                <w:b/>
-                                <w:bCs/>
-                                <w:color w:val="000000"/>
-                                <w:sz w:val="28"/>
-                                <w:szCs w:val="28"/>
-                                <w:lang w:val="en-US"/>
-                              </w:rPr>
-                            </w:pPr>
-                            <w:r>
-                              <w:rPr>
-                                <w:rFonts w:hint="default" w:ascii="Arial Narrow" w:hAnsi="Arial Narrow" w:eastAsia="Times New Roman" w:cs="Arial Narrow"/>
-                                <w:b/>
-                                <w:bCs/>
-                                <w:color w:val="000000"/>
-                                <w:sz w:val="28"/>
-                                <w:szCs w:val="28"/>
-                                <w:lang w:val="en-US"/>
-                              </w:rPr>
-                              <w:t>{CONTROL_NUMBER}</w:t>
-                            </w:r>
-                          </w:p>
-                        </w:txbxContent>
-                      </wps:txbx>
-                      <wps:bodyPr rot="0" spcFirstLastPara="0" vertOverflow="overflow" horzOverflow="overflow" vert="horz" wrap="square" lIns="91440" tIns="45720" rIns="91440" bIns="45720" numCol="1" spcCol="0" rtlCol="0" fromWordArt="0" anchor="t" anchorCtr="0" forceAA="0" compatLnSpc="1">
-                        <a:noAutofit/>
-                      </wps:bodyPr>
-                    </wps:wsp>
-                  </a:graphicData>
-                </a:graphic>
-              </wp:anchor>
-            </w:drawing>
-          </mc:Choice>
-          <mc:Fallback>
-            <w:pict>
-              <v:shape id="_x0000_s1026" o:spid="_x0000_s1026" o:spt="202" type="#_x0000_t202" style="position:absolute;left:0pt;margin-left:135pt;margin-top:10.95pt;height:27pt;width:180.15pt;z-index:251666432;mso-width-relative:page;mso-height-relative:page;" filled="f" stroked="f" coordsize="21600,21600" o:gfxdata="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">
-                <v:fill on="f" focussize="0,0"/>
-                <v:stroke on="f" weight="0.5pt"/>
-                <v:imagedata o:title=""/>
-                <o:lock v:ext="edit" aspectratio="f"/>
-                <v:textbox>
-                  <w:txbxContent>
-                    <w:p>
-                      <w:pPr>
-                        <w:spacing w:after="0" w:line="240" w:lineRule="auto"/>
-                        <w:jc w:val="center"/>
-                        <w:rPr>
-                          <w:rFonts w:hint="default" w:ascii="Arial Narrow" w:hAnsi="Arial Narrow" w:eastAsia="Times New Roman" w:cs="Arial Narrow"/>
-                          <w:b/>
-                          <w:bCs/>
-                          <w:color w:val="000000"/>
-                          <w:sz w:val="28"/>
-                          <w:szCs w:val="28"/>
-                          <w:lang w:val="en-US"/>
-                        </w:rPr>
-                      </w:pPr>
-                      <w:r>
-                        <w:rPr>
-                          <w:rFonts w:hint="default" w:ascii="Arial Narrow" w:hAnsi="Arial Narrow" w:eastAsia="Times New Roman" w:cs="Arial Narrow"/>
-                          <w:b/>
-                          <w:bCs/>
-                          <w:color w:val="000000"/>
-                          <w:sz w:val="28"/>
-                          <w:szCs w:val="28"/>
-                          <w:lang w:val="en-US"/>
-                        </w:rPr>
-                        <w:t>{CONTROL_NUMBER}</w:t>
-                      </w:r>
-                    </w:p>
-                  </w:txbxContent>
-                </v:textbox>
-              </v:shape>
-            </w:pict>
-          </mc:Fallback>
-        </mc:AlternateContent>
-      </w:r>
-      <w:r>
-        <w:rPr>
-          <w:rFonts w:ascii="Arial" w:hAnsi="Arial" w:cs="Arial"/>
-          <w:sz w:val="24"/>
-          <w:szCs w:val="24"/>
-          <w:lang w:val="en-US" w:eastAsia="en-US"/>
-        </w:rPr>
-        <mc:AlternateContent>
-          <mc:Choice Requires="wps">
-            <w:drawing>
-              <wp:anchor distT="0" distB="0" distL="114300" distR="114300" simplePos="0" relativeHeight="251669504" behindDoc="0" locked="0" layoutInCell="1" allowOverlap="1">
+              <wp:anchor distT="0" distB="0" distL="114300" distR="114300" simplePos="0" relativeHeight="251667456" behindDoc="0" locked="0" layoutInCell="1" allowOverlap="1">
                 <wp:simplePos x="0" y="0"/>
                 <wp:positionH relativeFrom="column">
                   <wp:posOffset>3968115</wp:posOffset>
@@ -595,7 +439,7 @@
           </mc:Choice>
           <mc:Fallback>
             <w:pict>
-              <v:shape id="_x0000_s1026" o:spid="_x0000_s1026" o:spt="202" type="#_x0000_t202" style="position:absolute;left:0pt;margin-left:312.45pt;margin-top:12.05pt;height:27pt;width:161.45pt;z-index:251669504;mso-width-relative:page;mso-height-relative:page;" filled="f" stroked="f" coordsize="21600,21600" o:gfxdata="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">
+              <v:shape id="_x0000_s1026" o:spid="_x0000_s1026" o:spt="202" type="#_x0000_t202" style="position:absolute;left:0pt;margin-left:312.45pt;margin-top:12.05pt;height:27pt;width:161.45pt;z-index:251667456;mso-width-relative:page;mso-height-relative:page;" filled="f" stroked="f" coordsize="21600,21600" o:gfxdata="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">
                 <v:fill on="f" focussize="0,0"/>
                 <v:stroke on="f" weight="0.5pt"/>
                 <v:imagedata o:title=""/>
@@ -652,18 +496,18 @@
         <mc:AlternateContent>
           <mc:Choice Requires="wps">
             <w:drawing>
-              <wp:anchor distT="0" distB="0" distL="114300" distR="114300" simplePos="0" relativeHeight="251667456" behindDoc="0" locked="0" layoutInCell="1" allowOverlap="1">
+              <wp:anchor distT="0" distB="0" distL="114300" distR="114300" simplePos="0" relativeHeight="251680768" behindDoc="0" locked="0" layoutInCell="1" allowOverlap="1">
                 <wp:simplePos x="0" y="0"/>
                 <wp:positionH relativeFrom="column">
-                  <wp:posOffset>1124585</wp:posOffset>
+                  <wp:posOffset>1194435</wp:posOffset>
                 </wp:positionH>
                 <wp:positionV relativeFrom="paragraph">
-                  <wp:posOffset>171450</wp:posOffset>
+                  <wp:posOffset>181610</wp:posOffset>
                 </wp:positionV>
-                <wp:extent cx="1836420" cy="3810"/>
+                <wp:extent cx="876935" cy="5080"/>
                 <wp:effectExtent l="0" t="0" r="0" b="0"/>
                 <wp:wrapNone/>
-                <wp:docPr id="19" name="Straight Connector 19"/>
+                <wp:docPr id="2" name="Straight Connector 2"/>
                 <wp:cNvGraphicFramePr/>
                 <a:graphic xmlns:a="http://schemas.openxmlformats.org/drawingml/2006/main">
                   <a:graphicData uri="http://schemas.microsoft.com/office/word/2010/wordprocessingShape">
@@ -672,7 +516,7 @@
                       <wps:spPr>
                         <a:xfrm>
                           <a:off x="0" y="0"/>
-                          <a:ext cx="1836420" cy="3810"/>
+                          <a:ext cx="876935" cy="5080"/>
                         </a:xfrm>
                         <a:prstGeom prst="line">
                           <a:avLst/>
@@ -701,7 +545,7 @@
           </mc:Choice>
           <mc:Fallback>
             <w:pict>
-              <v:line id="_x0000_s1026" o:spid="_x0000_s1026" o:spt="20" style="position:absolute;left:0pt;margin-left:88.55pt;margin-top:13.5pt;height:0.3pt;width:144.6pt;z-index:251667456;mso-width-relative:page;mso-height-relative:page;" filled="f" stroked="t" coordsize="21600,21600" o:gfxdata="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">
+              <v:line id="_x0000_s1026" o:spid="_x0000_s1026" o:spt="20" style="position:absolute;left:0pt;margin-left:94.05pt;margin-top:14.3pt;height:0.4pt;width:69.05pt;z-index:251680768;mso-width-relative:page;mso-height-relative:page;" filled="f" stroked="t" coordsize="21600,21600" o:gfxdata="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">
                 <v:fill on="f" focussize="0,0"/>
                 <v:stroke color="#000000 [3200]" joinstyle="round"/>
                 <v:imagedata o:title=""/>
@@ -719,7 +563,7 @@
         <mc:AlternateContent>
           <mc:Choice Requires="wps">
             <w:drawing>
-              <wp:anchor distT="0" distB="0" distL="114300" distR="114300" simplePos="0" relativeHeight="251668480" behindDoc="0" locked="0" layoutInCell="1" allowOverlap="1">
+              <wp:anchor distT="0" distB="0" distL="114300" distR="114300" simplePos="0" relativeHeight="251666432" behindDoc="0" locked="0" layoutInCell="1" allowOverlap="1">
                 <wp:simplePos x="0" y="0"/>
                 <wp:positionH relativeFrom="column">
                   <wp:posOffset>4043045</wp:posOffset>
@@ -768,7 +612,7 @@
           </mc:Choice>
           <mc:Fallback>
             <w:pict>
-              <v:line id="_x0000_s1026" o:spid="_x0000_s1026" o:spt="20" style="position:absolute;left:0pt;margin-left:318.35pt;margin-top:14pt;height:0.3pt;width:144.6pt;z-index:251668480;mso-width-relative:page;mso-height-relative:page;" filled="f" stroked="t" coordsize="21600,21600" o:gfxdata="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">
+              <v:line id="_x0000_s1026" o:spid="_x0000_s1026" o:spt="20" style="position:absolute;left:0pt;margin-left:318.35pt;margin-top:14pt;height:0.3pt;width:144.6pt;z-index:251666432;mso-width-relative:page;mso-height-relative:page;" filled="f" stroked="t" coordsize="21600,21600" o:gfxdata="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">
                 <v:fill on="f" focussize="0,0"/>
                 <v:stroke color="#000000 [3200]" joinstyle="round"/>
                 <v:imagedata o:title=""/>
@@ -807,7 +651,7 @@
           <w:szCs w:val="28"/>
           <w:lang w:val="en-US"/>
         </w:rPr>
-        <w:t xml:space="preserve"> R10-STN5-</w:t>
+        <w:t xml:space="preserve"> R10-COFD</w:t>
       </w:r>
       <w:r>
         <w:rPr>
@@ -1106,7 +950,9 @@
                               <w:spacing w:after="0" w:line="240" w:lineRule="auto"/>
                               <w:jc w:val="center"/>
                               <w:rPr>
-                                <w:rFonts w:hint="default" w:ascii="Calibri" w:hAnsi="Calibri" w:eastAsia="Times New Roman" w:cs="Calibri"/>
+                                <w:rFonts w:hint="default" w:ascii="Arial" w:hAnsi="Arial" w:eastAsia="Times New Roman" w:cs="Arial"/>
+                                <w:b/>
+                                <w:bCs/>
                                 <w:color w:val="000000"/>
                                 <w:sz w:val="16"/>
                                 <w:szCs w:val="16"/>
@@ -1115,7 +961,9 @@
                             </w:pPr>
                             <w:r>
                               <w:rPr>
-                                <w:rFonts w:hint="default" w:ascii="Calibri" w:hAnsi="Calibri" w:eastAsia="Times New Roman" w:cs="Calibri"/>
+                                <w:rFonts w:hint="default" w:ascii="Arial" w:hAnsi="Arial" w:eastAsia="Times New Roman" w:cs="Arial"/>
+                                <w:b/>
+                                <w:bCs/>
                                 <w:color w:val="000000"/>
                                 <w:sz w:val="16"/>
                                 <w:szCs w:val="16"/>
@@ -1149,7 +997,9 @@
                         <w:spacing w:after="0" w:line="240" w:lineRule="auto"/>
                         <w:jc w:val="center"/>
                         <w:rPr>
-                          <w:rFonts w:hint="default" w:ascii="Calibri" w:hAnsi="Calibri" w:eastAsia="Times New Roman" w:cs="Calibri"/>
+                          <w:rFonts w:hint="default" w:ascii="Arial" w:hAnsi="Arial" w:eastAsia="Times New Roman" w:cs="Arial"/>
+                          <w:b/>
+                          <w:bCs/>
                           <w:color w:val="000000"/>
                           <w:sz w:val="16"/>
                           <w:szCs w:val="16"/>
@@ -1158,7 +1008,9 @@
                       </w:pPr>
                       <w:r>
                         <w:rPr>
-                          <w:rFonts w:hint="default" w:ascii="Calibri" w:hAnsi="Calibri" w:eastAsia="Times New Roman" w:cs="Calibri"/>
+                          <w:rFonts w:hint="default" w:ascii="Arial" w:hAnsi="Arial" w:eastAsia="Times New Roman" w:cs="Arial"/>
+                          <w:b/>
+                          <w:bCs/>
                           <w:color w:val="000000"/>
                           <w:sz w:val="16"/>
                           <w:szCs w:val="16"/>
@@ -1295,7 +1147,9 @@
                               <w:spacing w:after="0" w:line="240" w:lineRule="auto"/>
                               <w:jc w:val="center"/>
                               <w:rPr>
-                                <w:rFonts w:hint="default" w:ascii="Calibri" w:hAnsi="Calibri" w:eastAsia="Times New Roman" w:cs="Calibri"/>
+                                <w:rFonts w:hint="default" w:ascii="Arial" w:hAnsi="Arial" w:eastAsia="Times New Roman" w:cs="Arial"/>
+                                <w:b w:val="0"/>
+                                <w:bCs w:val="0"/>
                                 <w:color w:val="000000"/>
                                 <w:sz w:val="16"/>
                                 <w:szCs w:val="16"/>
@@ -1304,7 +1158,9 @@
                             </w:pPr>
                             <w:r>
                               <w:rPr>
-                                <w:rFonts w:hint="default" w:ascii="Calibri" w:hAnsi="Calibri" w:eastAsia="Times New Roman" w:cs="Calibri"/>
+                                <w:rFonts w:hint="default" w:ascii="Arial" w:hAnsi="Arial" w:eastAsia="Times New Roman" w:cs="Arial"/>
+                                <w:b w:val="0"/>
+                                <w:bCs w:val="0"/>
                                 <w:color w:val="000000"/>
                                 <w:sz w:val="16"/>
                                 <w:szCs w:val="16"/>
@@ -1338,7 +1194,9 @@
                         <w:spacing w:after="0" w:line="240" w:lineRule="auto"/>
                         <w:jc w:val="center"/>
                         <w:rPr>
-                          <w:rFonts w:hint="default" w:ascii="Calibri" w:hAnsi="Calibri" w:eastAsia="Times New Roman" w:cs="Calibri"/>
+                          <w:rFonts w:hint="default" w:ascii="Arial" w:hAnsi="Arial" w:eastAsia="Times New Roman" w:cs="Arial"/>
+                          <w:b w:val="0"/>
+                          <w:bCs w:val="0"/>
                           <w:color w:val="000000"/>
                           <w:sz w:val="16"/>
                           <w:szCs w:val="16"/>
@@ -1347,7 +1205,9 @@
                       </w:pPr>
                       <w:r>
                         <w:rPr>
-                          <w:rFonts w:hint="default" w:ascii="Calibri" w:hAnsi="Calibri" w:eastAsia="Times New Roman" w:cs="Calibri"/>
+                          <w:rFonts w:hint="default" w:ascii="Arial" w:hAnsi="Arial" w:eastAsia="Times New Roman" w:cs="Arial"/>
+                          <w:b w:val="0"/>
+                          <w:bCs w:val="0"/>
                           <w:color w:val="000000"/>
                           <w:sz w:val="16"/>
                           <w:szCs w:val="16"/>
@@ -1462,7 +1322,9 @@
                               <w:spacing w:after="0" w:line="240" w:lineRule="auto"/>
                               <w:jc w:val="center"/>
                               <w:rPr>
-                                <w:rFonts w:hint="default" w:ascii="Calibri" w:hAnsi="Calibri" w:eastAsia="Times New Roman" w:cs="Calibri"/>
+                                <w:rFonts w:hint="default" w:ascii="Arial" w:hAnsi="Arial" w:eastAsia="Times New Roman" w:cs="Arial"/>
+                                <w:b w:val="0"/>
+                                <w:bCs w:val="0"/>
                                 <w:color w:val="000000"/>
                                 <w:sz w:val="16"/>
                                 <w:szCs w:val="16"/>
@@ -1471,7 +1333,9 @@
                             </w:pPr>
                             <w:r>
                               <w:rPr>
-                                <w:rFonts w:hint="default" w:ascii="Calibri" w:hAnsi="Calibri" w:eastAsia="Times New Roman" w:cs="Calibri"/>
+                                <w:rFonts w:hint="default" w:ascii="Arial" w:hAnsi="Arial" w:eastAsia="Times New Roman" w:cs="Arial"/>
+                                <w:b w:val="0"/>
+                                <w:bCs w:val="0"/>
                                 <w:color w:val="000000"/>
                                 <w:sz w:val="16"/>
                                 <w:szCs w:val="16"/>
@@ -1505,7 +1369,9 @@
                         <w:spacing w:after="0" w:line="240" w:lineRule="auto"/>
                         <w:jc w:val="center"/>
                         <w:rPr>
-                          <w:rFonts w:hint="default" w:ascii="Calibri" w:hAnsi="Calibri" w:eastAsia="Times New Roman" w:cs="Calibri"/>
+                          <w:rFonts w:hint="default" w:ascii="Arial" w:hAnsi="Arial" w:eastAsia="Times New Roman" w:cs="Arial"/>
+                          <w:b w:val="0"/>
+                          <w:bCs w:val="0"/>
                           <w:color w:val="000000"/>
                           <w:sz w:val="16"/>
                           <w:szCs w:val="16"/>
@@ -1514,7 +1380,9 @@
                       </w:pPr>
                       <w:r>
                         <w:rPr>
-                          <w:rFonts w:hint="default" w:ascii="Calibri" w:hAnsi="Calibri" w:eastAsia="Times New Roman" w:cs="Calibri"/>
+                          <w:rFonts w:hint="default" w:ascii="Arial" w:hAnsi="Arial" w:eastAsia="Times New Roman" w:cs="Arial"/>
+                          <w:b w:val="0"/>
+                          <w:bCs w:val="0"/>
                           <w:color w:val="000000"/>
                           <w:sz w:val="16"/>
                           <w:szCs w:val="16"/>
@@ -1574,7 +1442,7 @@
         <mc:AlternateContent>
           <mc:Choice Requires="wps">
             <w:drawing>
-              <wp:anchor distT="0" distB="0" distL="114300" distR="114300" simplePos="0" relativeHeight="251675648" behindDoc="0" locked="0" layoutInCell="1" allowOverlap="1">
+              <wp:anchor distT="0" distB="0" distL="114300" distR="114300" simplePos="0" relativeHeight="251673600" behindDoc="0" locked="0" layoutInCell="1" allowOverlap="1">
                 <wp:simplePos x="0" y="0"/>
                 <wp:positionH relativeFrom="column">
                   <wp:posOffset>776605</wp:posOffset>
@@ -1626,7 +1494,7 @@
                               <w:spacing w:after="0" w:line="240" w:lineRule="auto"/>
                               <w:jc w:val="center"/>
                               <w:rPr>
-                                <w:rFonts w:hint="default" w:ascii="Calibri" w:hAnsi="Calibri" w:eastAsia="Times New Roman" w:cs="Calibri"/>
+                                <w:rFonts w:hint="default" w:ascii="Arial" w:hAnsi="Arial" w:eastAsia="Times New Roman" w:cs="Arial"/>
                                 <w:color w:val="000000"/>
                                 <w:sz w:val="16"/>
                                 <w:szCs w:val="16"/>
@@ -1635,7 +1503,7 @@
                             </w:pPr>
                             <w:r>
                               <w:rPr>
-                                <w:rFonts w:hint="default" w:ascii="Calibri" w:hAnsi="Calibri" w:eastAsia="Times New Roman" w:cs="Calibri"/>
+                                <w:rFonts w:hint="default" w:ascii="Arial" w:hAnsi="Arial" w:eastAsia="Times New Roman" w:cs="Arial"/>
                                 <w:color w:val="000000"/>
                                 <w:sz w:val="16"/>
                                 <w:szCs w:val="16"/>
@@ -1657,7 +1525,7 @@
           </mc:Choice>
           <mc:Fallback>
             <w:pict>
-              <v:shape id="_x0000_s1026" o:spid="_x0000_s1026" o:spt="202" type="#_x0000_t202" style="position:absolute;left:0pt;margin-left:61.15pt;margin-top:9.35pt;height:27pt;width:398.95pt;z-index:251675648;mso-width-relative:page;mso-height-relative:page;" filled="f" stroked="f" coordsize="21600,21600" o:gfxdata="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">
+              <v:shape id="_x0000_s1026" o:spid="_x0000_s1026" o:spt="202" type="#_x0000_t202" style="position:absolute;left:0pt;margin-left:61.15pt;margin-top:9.35pt;height:27pt;width:398.95pt;z-index:251673600;mso-width-relative:page;mso-height-relative:page;" filled="f" stroked="f" coordsize="21600,21600" o:gfxdata="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">
                 <v:fill on="f" focussize="0,0"/>
                 <v:stroke on="f" weight="0.5pt"/>
                 <v:imagedata o:title=""/>
@@ -1669,7 +1537,7 @@
                         <w:spacing w:after="0" w:line="240" w:lineRule="auto"/>
                         <w:jc w:val="center"/>
                         <w:rPr>
-                          <w:rFonts w:hint="default" w:ascii="Calibri" w:hAnsi="Calibri" w:eastAsia="Times New Roman" w:cs="Calibri"/>
+                          <w:rFonts w:hint="default" w:ascii="Arial" w:hAnsi="Arial" w:eastAsia="Times New Roman" w:cs="Arial"/>
                           <w:color w:val="000000"/>
                           <w:sz w:val="16"/>
                           <w:szCs w:val="16"/>
@@ -1678,7 +1546,7 @@
                       </w:pPr>
                       <w:r>
                         <w:rPr>
-                          <w:rFonts w:hint="default" w:ascii="Calibri" w:hAnsi="Calibri" w:eastAsia="Times New Roman" w:cs="Calibri"/>
+                          <w:rFonts w:hint="default" w:ascii="Arial" w:hAnsi="Arial" w:eastAsia="Times New Roman" w:cs="Arial"/>
                           <w:color w:val="000000"/>
                           <w:sz w:val="16"/>
                           <w:szCs w:val="16"/>
@@ -1704,7 +1572,7 @@
         <mc:AlternateContent>
           <mc:Choice Requires="wps">
             <w:drawing>
-              <wp:anchor distT="0" distB="0" distL="114300" distR="114300" simplePos="0" relativeHeight="251676672" behindDoc="0" locked="0" layoutInCell="1" allowOverlap="1">
+              <wp:anchor distT="0" distB="0" distL="114300" distR="114300" simplePos="0" relativeHeight="251674624" behindDoc="0" locked="0" layoutInCell="1" allowOverlap="1">
                 <wp:simplePos x="0" y="0"/>
                 <wp:positionH relativeFrom="column">
                   <wp:posOffset>2054860</wp:posOffset>
@@ -1756,7 +1624,7 @@
                               <w:spacing w:after="0" w:line="240" w:lineRule="auto"/>
                               <w:jc w:val="center"/>
                               <w:rPr>
-                                <w:rFonts w:hint="default" w:ascii="Calibri" w:hAnsi="Calibri" w:eastAsia="Times New Roman" w:cs="Calibri"/>
+                                <w:rFonts w:hint="default" w:ascii="Arial" w:hAnsi="Arial" w:eastAsia="Times New Roman" w:cs="Arial"/>
                                 <w:color w:val="000000"/>
                                 <w:sz w:val="16"/>
                                 <w:szCs w:val="16"/>
@@ -1765,7 +1633,7 @@
                             </w:pPr>
                             <w:r>
                               <w:rPr>
-                                <w:rFonts w:hint="default" w:ascii="Calibri" w:hAnsi="Calibri" w:eastAsia="Times New Roman" w:cs="Calibri"/>
+                                <w:rFonts w:hint="default" w:ascii="Arial" w:hAnsi="Arial" w:eastAsia="Times New Roman" w:cs="Arial"/>
                                 <w:color w:val="000000"/>
                                 <w:sz w:val="16"/>
                                 <w:szCs w:val="16"/>
@@ -1787,7 +1655,7 @@
           </mc:Choice>
           <mc:Fallback>
             <w:pict>
-              <v:shape id="_x0000_s1026" o:spid="_x0000_s1026" o:spt="202" type="#_x0000_t202" style="position:absolute;left:0pt;margin-left:161.8pt;margin-top:9.3pt;height:27pt;width:481.45pt;z-index:251676672;mso-width-relative:page;mso-height-relative:page;" filled="f" stroked="f" coordsize="21600,21600" o:gfxdata="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">
+              <v:shape id="_x0000_s1026" o:spid="_x0000_s1026" o:spt="202" type="#_x0000_t202" style="position:absolute;left:0pt;margin-left:161.8pt;margin-top:9.3pt;height:27pt;width:481.45pt;z-index:251674624;mso-width-relative:page;mso-height-relative:page;" filled="f" stroked="f" coordsize="21600,21600" o:gfxdata="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">
                 <v:fill on="f" focussize="0,0"/>
                 <v:stroke on="f" weight="0.5pt"/>
                 <v:imagedata o:title=""/>
@@ -1799,7 +1667,7 @@
                         <w:spacing w:after="0" w:line="240" w:lineRule="auto"/>
                         <w:jc w:val="center"/>
                         <w:rPr>
-                          <w:rFonts w:hint="default" w:ascii="Calibri" w:hAnsi="Calibri" w:eastAsia="Times New Roman" w:cs="Calibri"/>
+                          <w:rFonts w:hint="default" w:ascii="Arial" w:hAnsi="Arial" w:eastAsia="Times New Roman" w:cs="Arial"/>
                           <w:color w:val="000000"/>
                           <w:sz w:val="16"/>
                           <w:szCs w:val="16"/>
@@ -1808,7 +1676,7 @@
                       </w:pPr>
                       <w:r>
                         <w:rPr>
-                          <w:rFonts w:hint="default" w:ascii="Calibri" w:hAnsi="Calibri" w:eastAsia="Times New Roman" w:cs="Calibri"/>
+                          <w:rFonts w:hint="default" w:ascii="Arial" w:hAnsi="Arial" w:eastAsia="Times New Roman" w:cs="Arial"/>
                           <w:color w:val="000000"/>
                           <w:sz w:val="16"/>
                           <w:szCs w:val="16"/>
@@ -1865,7 +1733,7 @@
         <mc:AlternateContent>
           <mc:Choice Requires="wps">
             <w:drawing>
-              <wp:anchor distT="0" distB="0" distL="114300" distR="114300" simplePos="0" relativeHeight="251674624" behindDoc="0" locked="0" layoutInCell="1" allowOverlap="1">
+              <wp:anchor distT="0" distB="0" distL="114300" distR="114300" simplePos="0" relativeHeight="251672576" behindDoc="0" locked="0" layoutInCell="1" allowOverlap="1">
                 <wp:simplePos x="0" y="0"/>
                 <wp:positionH relativeFrom="column">
                   <wp:posOffset>-718820</wp:posOffset>
@@ -1917,7 +1785,7 @@
                               <w:spacing w:after="0" w:line="240" w:lineRule="auto"/>
                               <w:jc w:val="center"/>
                               <w:rPr>
-                                <w:rFonts w:hint="default" w:ascii="Calibri" w:hAnsi="Calibri" w:eastAsia="Times New Roman" w:cs="Calibri"/>
+                                <w:rFonts w:hint="default" w:ascii="Arial" w:hAnsi="Arial" w:eastAsia="Times New Roman" w:cs="Arial"/>
                                 <w:color w:val="000000"/>
                                 <w:sz w:val="16"/>
                                 <w:szCs w:val="16"/>
@@ -1926,7 +1794,7 @@
                             </w:pPr>
                             <w:r>
                               <w:rPr>
-                                <w:rFonts w:hint="default" w:ascii="Calibri" w:hAnsi="Calibri" w:eastAsia="Times New Roman" w:cs="Calibri"/>
+                                <w:rFonts w:hint="default" w:ascii="Arial" w:hAnsi="Arial" w:eastAsia="Times New Roman" w:cs="Arial"/>
                                 <w:color w:val="000000"/>
                                 <w:sz w:val="16"/>
                                 <w:szCs w:val="16"/>
@@ -1948,7 +1816,7 @@
           </mc:Choice>
           <mc:Fallback>
             <w:pict>
-              <v:shape id="_x0000_s1026" o:spid="_x0000_s1026" o:spt="202" type="#_x0000_t202" style="position:absolute;left:0pt;margin-left:-56.6pt;margin-top:11.75pt;height:27pt;width:481.45pt;z-index:251674624;mso-width-relative:page;mso-height-relative:page;" filled="f" stroked="f" coordsize="21600,21600" o:gfxdata="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">
+              <v:shape id="_x0000_s1026" o:spid="_x0000_s1026" o:spt="202" type="#_x0000_t202" style="position:absolute;left:0pt;margin-left:-56.6pt;margin-top:11.75pt;height:27pt;width:481.45pt;z-index:251672576;mso-width-relative:page;mso-height-relative:page;" filled="f" stroked="f" coordsize="21600,21600" o:gfxdata="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">
                 <v:fill on="f" focussize="0,0"/>
                 <v:stroke on="f" weight="0.5pt"/>
                 <v:imagedata o:title=""/>
@@ -1960,7 +1828,7 @@
                         <w:spacing w:after="0" w:line="240" w:lineRule="auto"/>
                         <w:jc w:val="center"/>
                         <w:rPr>
-                          <w:rFonts w:hint="default" w:ascii="Calibri" w:hAnsi="Calibri" w:eastAsia="Times New Roman" w:cs="Calibri"/>
+                          <w:rFonts w:hint="default" w:ascii="Arial" w:hAnsi="Arial" w:eastAsia="Times New Roman" w:cs="Arial"/>
                           <w:color w:val="000000"/>
                           <w:sz w:val="16"/>
                           <w:szCs w:val="16"/>
@@ -1969,7 +1837,7 @@
                       </w:pPr>
                       <w:r>
                         <w:rPr>
-                          <w:rFonts w:hint="default" w:ascii="Calibri" w:hAnsi="Calibri" w:eastAsia="Times New Roman" w:cs="Calibri"/>
+                          <w:rFonts w:hint="default" w:ascii="Arial" w:hAnsi="Arial" w:eastAsia="Times New Roman" w:cs="Arial"/>
                           <w:color w:val="000000"/>
                           <w:sz w:val="16"/>
                           <w:szCs w:val="16"/>
@@ -2418,10 +2286,10 @@
         <mc:AlternateContent>
           <mc:Choice Requires="wps">
             <w:drawing>
-              <wp:anchor distT="0" distB="0" distL="114300" distR="114300" simplePos="0" relativeHeight="251673600" behindDoc="0" locked="0" layoutInCell="1" allowOverlap="1">
+              <wp:anchor distT="0" distB="0" distL="114300" distR="114300" simplePos="0" relativeHeight="251671552" behindDoc="0" locked="0" layoutInCell="1" allowOverlap="1">
                 <wp:simplePos x="0" y="0"/>
                 <wp:positionH relativeFrom="column">
-                  <wp:posOffset>1750060</wp:posOffset>
+                  <wp:posOffset>1694180</wp:posOffset>
                 </wp:positionH>
                 <wp:positionV relativeFrom="paragraph">
                   <wp:posOffset>2540</wp:posOffset>
@@ -2472,8 +2340,8 @@
                               <w:rPr>
                                 <w:rFonts w:hint="default" w:ascii="Arial" w:hAnsi="Arial" w:eastAsia="Times New Roman" w:cs="Arial"/>
                                 <w:color w:val="000000"/>
-                                <w:sz w:val="22"/>
-                                <w:szCs w:val="22"/>
+                                <w:sz w:val="20"/>
+                                <w:szCs w:val="20"/>
                                 <w:lang w:val="en-US"/>
                               </w:rPr>
                             </w:pPr>
@@ -2481,8 +2349,8 @@
                               <w:rPr>
                                 <w:rFonts w:hint="default" w:ascii="Arial" w:hAnsi="Arial" w:eastAsia="Times New Roman" w:cs="Arial"/>
                                 <w:color w:val="000000"/>
-                                <w:sz w:val="22"/>
-                                <w:szCs w:val="22"/>
+                                <w:sz w:val="20"/>
+                                <w:szCs w:val="20"/>
                                 <w:lang w:val="en-US"/>
                               </w:rPr>
                               <w:t>{CLEARANCE_VALIDITY}.</w:t>
@@ -2501,7 +2369,7 @@
           </mc:Choice>
           <mc:Fallback>
             <w:pict>
-              <v:shape id="_x0000_s1026" o:spid="_x0000_s1026" o:spt="202" type="#_x0000_t202" style="position:absolute;left:0pt;margin-left:137.8pt;margin-top:0.2pt;height:27pt;width:197.95pt;z-index:251673600;mso-width-relative:page;mso-height-relative:page;" filled="f" stroked="f" coordsize="21600,21600" o:gfxdata="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">
+              <v:shape id="_x0000_s1026" o:spid="_x0000_s1026" o:spt="202" type="#_x0000_t202" style="position:absolute;left:0pt;margin-left:133.4pt;margin-top:0.2pt;height:27pt;width:197.95pt;z-index:251671552;mso-width-relative:page;mso-height-relative:page;" filled="f" stroked="f" coordsize="21600,21600" o:gfxdata="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">
                 <v:fill on="f" focussize="0,0"/>
                 <v:stroke on="f" weight="0.5pt"/>
                 <v:imagedata o:title=""/>
@@ -2515,8 +2383,8 @@
                         <w:rPr>
                           <w:rFonts w:hint="default" w:ascii="Arial" w:hAnsi="Arial" w:eastAsia="Times New Roman" w:cs="Arial"/>
                           <w:color w:val="000000"/>
-                          <w:sz w:val="22"/>
-                          <w:szCs w:val="22"/>
+                          <w:sz w:val="20"/>
+                          <w:szCs w:val="20"/>
                           <w:lang w:val="en-US"/>
                         </w:rPr>
                       </w:pPr>
@@ -2524,8 +2392,8 @@
                         <w:rPr>
                           <w:rFonts w:hint="default" w:ascii="Arial" w:hAnsi="Arial" w:eastAsia="Times New Roman" w:cs="Arial"/>
                           <w:color w:val="000000"/>
-                          <w:sz w:val="22"/>
-                          <w:szCs w:val="22"/>
+                          <w:sz w:val="20"/>
+                          <w:szCs w:val="20"/>
                           <w:lang w:val="en-US"/>
                         </w:rPr>
                         <w:t>{CLEARANCE_VALIDITY}.</w:t>
@@ -2557,7 +2425,7 @@
         <mc:AlternateContent>
           <mc:Choice Requires="wps">
             <w:drawing>
-              <wp:anchor distT="0" distB="0" distL="114300" distR="114300" simplePos="0" relativeHeight="251672576" behindDoc="0" locked="0" layoutInCell="1" allowOverlap="1">
+              <wp:anchor distT="0" distB="0" distL="114300" distR="114300" simplePos="0" relativeHeight="251670528" behindDoc="0" locked="0" layoutInCell="1" allowOverlap="1">
                 <wp:simplePos x="0" y="0"/>
                 <wp:positionH relativeFrom="column">
                   <wp:posOffset>2162810</wp:posOffset>
@@ -2606,7 +2474,7 @@
           </mc:Choice>
           <mc:Fallback>
             <w:pict>
-              <v:line id="Straight Connector 22" o:spid="_x0000_s1026" o:spt="20" style="position:absolute;left:0pt;flip:y;margin-left:170.3pt;margin-top:10.85pt;height:0.05pt;width:118.85pt;z-index:251672576;mso-width-relative:page;mso-height-relative:page;" filled="f" stroked="t" coordsize="21600,21600" o:gfxdata="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">
+              <v:line id="Straight Connector 22" o:spid="_x0000_s1026" o:spt="20" style="position:absolute;left:0pt;flip:y;margin-left:170.3pt;margin-top:10.85pt;height:0.05pt;width:118.85pt;z-index:251670528;mso-width-relative:page;mso-height-relative:page;" filled="f" stroked="t" coordsize="21600,21600" o:gfxdata="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">
                 <v:fill on="f" focussize="0,0"/>
                 <v:stroke color="#000000 [3200]" joinstyle="round"/>
                 <v:imagedata o:title=""/>
@@ -2694,7 +2562,6 @@
           <w:szCs w:val="20"/>
         </w:rPr>
       </w:pPr>
-      <w:bookmarkStart w:id="0" w:name="_GoBack"/>
       <w:r>
         <w:rPr>
           <w:rFonts w:ascii="Arial" w:hAnsi="Arial" w:cs="Arial"/>
@@ -2742,32 +2609,43 @@
       </w:r>
       <w:r>
         <w:rPr>
-          <w:rFonts w:ascii="Arial" w:hAnsi="Arial" w:cs="Arial"/>
+          <w:rFonts w:hint="default" w:ascii="Arial" w:hAnsi="Arial" w:cs="Arial"/>
           <w:b/>
           <w:sz w:val="20"/>
           <w:szCs w:val="20"/>
-        </w:rPr>
-        <w:tab/>
-      </w:r>
-      <w:r>
-        <w:rPr>
-          <w:rFonts w:ascii="Arial" w:hAnsi="Arial" w:cs="Arial"/>
+          <w:lang w:val="en-US"/>
+        </w:rPr>
+        <w:t xml:space="preserve">   </w:t>
+      </w:r>
+      <w:r>
+        <w:rPr>
+          <w:rFonts w:hint="default" w:ascii="Arial" w:hAnsi="Arial" w:cs="Arial"/>
           <w:b/>
           <w:sz w:val="20"/>
           <w:szCs w:val="20"/>
-        </w:rPr>
-        <w:t xml:space="preserve">     RECOMMEND APPROVAL:</w:t>
-      </w:r>
-    </w:p>
-    <w:p>
-      <w:pPr>
-        <w:spacing w:after="0" w:line="240" w:lineRule="auto"/>
+          <w:lang w:val="en-US"/>
+        </w:rPr>
+        <w:tab/>
+      </w:r>
+      <w:r>
         <w:rPr>
           <w:rFonts w:ascii="Arial" w:hAnsi="Arial" w:cs="Arial"/>
           <w:b/>
           <w:sz w:val="20"/>
           <w:szCs w:val="20"/>
         </w:rPr>
+        <w:t>RECOMMEND APPROVAL:</w:t>
+      </w:r>
+    </w:p>
+    <w:p>
+      <w:pPr>
+        <w:spacing w:after="0" w:line="240" w:lineRule="auto"/>
+        <w:rPr>
+          <w:rFonts w:ascii="Arial" w:hAnsi="Arial" w:cs="Arial"/>
+          <w:b/>
+          <w:sz w:val="20"/>
+          <w:szCs w:val="20"/>
+        </w:rPr>
       </w:pPr>
       <w:r>
         <w:rPr>
@@ -2779,7 +2657,7 @@
         <mc:AlternateContent>
           <mc:Choice Requires="wps">
             <w:drawing>
-              <wp:anchor distT="0" distB="0" distL="114300" distR="114300" simplePos="0" relativeHeight="251677696" behindDoc="1" locked="0" layoutInCell="1" allowOverlap="1">
+              <wp:anchor distT="0" distB="0" distL="114300" distR="114300" simplePos="0" relativeHeight="251675648" behindDoc="1" locked="0" layoutInCell="1" allowOverlap="1">
                 <wp:simplePos x="0" y="0"/>
                 <wp:positionH relativeFrom="column">
                   <wp:posOffset>3057525</wp:posOffset>
@@ -2862,8 +2740,20 @@
                                 <w:bCs/>
                                 <w:sz w:val="20"/>
                                 <w:szCs w:val="20"/>
+                                <w:lang w:val="en-US"/>
                               </w:rPr>
                             </w:pPr>
+                            <w:r>
+                              <w:rPr>
+                                <w:rFonts w:hint="default" w:ascii="Arial" w:hAnsi="Arial" w:eastAsia="SimSun" w:cs="Arial"/>
+                                <w:b/>
+                                <w:bCs/>
+                                <w:sz w:val="20"/>
+                                <w:szCs w:val="20"/>
+                                <w:lang w:val="en-US"/>
+                              </w:rPr>
+                              <w:t>{</w:t>
+                            </w:r>
                             <w:r>
                               <w:rPr>
                                 <w:rFonts w:hint="default" w:ascii="Arial" w:hAnsi="Arial" w:eastAsia="SimSun" w:cs="Arial"/>
@@ -2883,7 +2773,7 @@
                                 <w:szCs w:val="20"/>
                                 <w:lang w:val="en-US"/>
                               </w:rPr>
-                              <w:t xml:space="preserve"> </w:t>
+                              <w:t>_</w:t>
                             </w:r>
                             <w:r>
                               <w:rPr>
@@ -2894,6 +2784,17 @@
                                 <w:szCs w:val="20"/>
                               </w:rPr>
                               <w:t>POSITION</w:t>
+                            </w:r>
+                            <w:r>
+                              <w:rPr>
+                                <w:rFonts w:hint="default" w:ascii="Arial" w:hAnsi="Arial" w:eastAsia="SimSun" w:cs="Arial"/>
+                                <w:b/>
+                                <w:bCs/>
+                                <w:sz w:val="20"/>
+                                <w:szCs w:val="20"/>
+                                <w:lang w:val="en-US"/>
+                              </w:rPr>
+                              <w:t>}</w:t>
                             </w:r>
                           </w:p>
                           <w:p>
@@ -2920,7 +2821,7 @@
           </mc:Choice>
           <mc:Fallback>
             <w:pict>
-              <v:shape id="_x0000_s1026" o:spid="_x0000_s1026" o:spt="202" type="#_x0000_t202" style="position:absolute;left:0pt;margin-left:240.75pt;margin-top:3.7pt;height:38.3pt;width:241.1pt;z-index:-251638784;mso-width-relative:page;mso-height-relative:page;" filled="f" stroked="f" coordsize="21600,21600" o:gfxdata="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">
+              <v:shape id="_x0000_s1026" o:spid="_x0000_s1026" o:spt="202" type="#_x0000_t202" style="position:absolute;left:0pt;margin-left:240.75pt;margin-top:3.7pt;height:38.3pt;width:241.1pt;z-index:-251640832;mso-width-relative:page;mso-height-relative:page;" filled="f" stroked="f" coordsize="21600,21600" o:gfxdata="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">
                 <v:fill on="f" focussize="0,0"/>
                 <v:stroke on="f" weight="0.5pt"/>
                 <v:imagedata o:title=""/>
@@ -2963,8 +2864,20 @@
                           <w:bCs/>
                           <w:sz w:val="20"/>
                           <w:szCs w:val="20"/>
+                          <w:lang w:val="en-US"/>
                         </w:rPr>
                       </w:pPr>
+                      <w:r>
+                        <w:rPr>
+                          <w:rFonts w:hint="default" w:ascii="Arial" w:hAnsi="Arial" w:eastAsia="SimSun" w:cs="Arial"/>
+                          <w:b/>
+                          <w:bCs/>
+                          <w:sz w:val="20"/>
+                          <w:szCs w:val="20"/>
+                          <w:lang w:val="en-US"/>
+                        </w:rPr>
+                        <w:t>{</w:t>
+                      </w:r>
                       <w:r>
                         <w:rPr>
                           <w:rFonts w:hint="default" w:ascii="Arial" w:hAnsi="Arial" w:eastAsia="SimSun" w:cs="Arial"/>
@@ -2984,7 +2897,7 @@
                           <w:szCs w:val="20"/>
                           <w:lang w:val="en-US"/>
                         </w:rPr>
-                        <w:t xml:space="preserve"> </w:t>
+                        <w:t>_</w:t>
                       </w:r>
                       <w:r>
                         <w:rPr>
@@ -2995,6 +2908,17 @@
                           <w:szCs w:val="20"/>
                         </w:rPr>
                         <w:t>POSITION</w:t>
+                      </w:r>
+                      <w:r>
+                        <w:rPr>
+                          <w:rFonts w:hint="default" w:ascii="Arial" w:hAnsi="Arial" w:eastAsia="SimSun" w:cs="Arial"/>
+                          <w:b/>
+                          <w:bCs/>
+                          <w:sz w:val="20"/>
+                          <w:szCs w:val="20"/>
+                          <w:lang w:val="en-US"/>
+                        </w:rPr>
+                        <w:t>}</w:t>
                       </w:r>
                     </w:p>
                     <w:p>
@@ -3025,7 +2949,7 @@
         <mc:AlternateContent>
           <mc:Choice Requires="wps">
             <w:drawing>
-              <wp:anchor distT="0" distB="0" distL="114300" distR="114300" simplePos="0" relativeHeight="251678720" behindDoc="0" locked="0" layoutInCell="1" allowOverlap="1">
+              <wp:anchor distT="0" distB="0" distL="114300" distR="114300" simplePos="0" relativeHeight="251676672" behindDoc="0" locked="0" layoutInCell="1" allowOverlap="1">
                 <wp:simplePos x="0" y="0"/>
                 <wp:positionH relativeFrom="column">
                   <wp:posOffset>781050</wp:posOffset>
@@ -3074,7 +2998,7 @@
           </mc:Choice>
           <mc:Fallback>
             <w:pict>
-              <v:line id="Straight Connector 22" o:spid="_x0000_s1026" o:spt="20" style="position:absolute;left:0pt;margin-left:61.5pt;margin-top:11.65pt;height:0.15pt;width:66.5pt;z-index:251678720;mso-width-relative:page;mso-height-relative:page;" filled="f" stroked="t" coordsize="21600,21600" o:gfxdata="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">
+              <v:line id="Straight Connector 22" o:spid="_x0000_s1026" o:spt="20" style="position:absolute;left:0pt;margin-left:61.5pt;margin-top:11.65pt;height:0.15pt;width:66.5pt;z-index:251676672;mso-width-relative:page;mso-height-relative:page;" filled="f" stroked="t" coordsize="21600,21600" o:gfxdata="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">
                 <v:fill on="f" focussize="0,0"/>
                 <v:stroke color="#000000 [3200]" joinstyle="round"/>
                 <v:imagedata o:title=""/>
@@ -3179,7 +3103,7 @@
         <mc:AlternateContent>
           <mc:Choice Requires="wps">
             <w:drawing>
-              <wp:anchor distT="0" distB="0" distL="114300" distR="114300" simplePos="0" relativeHeight="251681792" behindDoc="0" locked="0" layoutInCell="1" allowOverlap="1">
+              <wp:anchor distT="0" distB="0" distL="114300" distR="114300" simplePos="0" relativeHeight="251679744" behindDoc="0" locked="0" layoutInCell="1" allowOverlap="1">
                 <wp:simplePos x="0" y="0"/>
                 <wp:positionH relativeFrom="column">
                   <wp:posOffset>3418840</wp:posOffset>
@@ -3228,7 +3152,7 @@
           </mc:Choice>
           <mc:Fallback>
             <w:pict>
-              <v:line id="Straight Connector 22" o:spid="_x0000_s1026" o:spt="20" style="position:absolute;left:0pt;flip:y;margin-left:269.2pt;margin-top:6.2pt;height:0.85pt;width:181.75pt;z-index:251681792;mso-width-relative:page;mso-height-relative:page;" filled="f" stroked="t" coordsize="21600,21600" o:gfxdata="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">
+              <v:line id="Straight Connector 22" o:spid="_x0000_s1026" o:spt="20" style="position:absolute;left:0pt;flip:y;margin-left:269.2pt;margin-top:6.2pt;height:0.85pt;width:181.75pt;z-index:251679744;mso-width-relative:page;mso-height-relative:page;" filled="f" stroked="t" coordsize="21600,21600" o:gfxdata="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">
                 <v:fill on="f" focussize="0,0"/>
                 <v:stroke color="#000000 [3200]" joinstyle="round"/>
                 <v:imagedata o:title=""/>
@@ -3248,7 +3172,7 @@
         <mc:AlternateContent>
           <mc:Choice Requires="wps">
             <w:drawing>
-              <wp:anchor distT="0" distB="0" distL="114300" distR="114300" simplePos="0" relativeHeight="251679744" behindDoc="0" locked="0" layoutInCell="1" allowOverlap="1">
+              <wp:anchor distT="0" distB="0" distL="114300" distR="114300" simplePos="0" relativeHeight="251677696" behindDoc="0" locked="0" layoutInCell="1" allowOverlap="1">
                 <wp:simplePos x="0" y="0"/>
                 <wp:positionH relativeFrom="column">
                   <wp:posOffset>781050</wp:posOffset>
@@ -3297,7 +3221,7 @@
           </mc:Choice>
           <mc:Fallback>
             <w:pict>
-              <v:line id="Straight Connector 22" o:spid="_x0000_s1026" o:spt="20" style="position:absolute;left:0pt;margin-left:61.5pt;margin-top:11.5pt;height:0.45pt;width:74.45pt;z-index:251679744;mso-width-relative:page;mso-height-relative:page;" filled="f" stroked="t" coordsize="21600,21600" o:gfxdata="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">
+              <v:line id="Straight Connector 22" o:spid="_x0000_s1026" o:spt="20" style="position:absolute;left:0pt;margin-left:61.5pt;margin-top:11.5pt;height:0.45pt;width:74.45pt;z-index:251677696;mso-width-relative:page;mso-height-relative:page;" filled="f" stroked="t" coordsize="21600,21600" o:gfxdata="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">
                 <v:fill on="f" focussize="0,0"/>
                 <v:stroke color="#000000 [3200]" joinstyle="round"/>
                 <v:imagedata o:title=""/>
@@ -3507,7 +3431,7 @@
         <mc:AlternateContent>
           <mc:Choice Requires="wps">
             <w:drawing>
-              <wp:anchor distT="0" distB="0" distL="114300" distR="114300" simplePos="0" relativeHeight="251680768" behindDoc="0" locked="0" layoutInCell="1" allowOverlap="1">
+              <wp:anchor distT="0" distB="0" distL="114300" distR="114300" simplePos="0" relativeHeight="251678720" behindDoc="0" locked="0" layoutInCell="1" allowOverlap="1">
                 <wp:simplePos x="0" y="0"/>
                 <wp:positionH relativeFrom="column">
                   <wp:posOffset>352425</wp:posOffset>
@@ -3556,7 +3480,7 @@
           </mc:Choice>
           <mc:Fallback>
             <w:pict>
-              <v:line id="Straight Connector 22" o:spid="_x0000_s1026" o:spt="20" style="position:absolute;left:0pt;margin-left:27.75pt;margin-top:0.1pt;height:0.05pt;width:75pt;z-index:251680768;mso-width-relative:page;mso-height-relative:page;" filled="f" stroked="t" coordsize="21600,21600" o:gfxdata="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">
+              <v:line id="Straight Connector 22" o:spid="_x0000_s1026" o:spt="20" style="position:absolute;left:0pt;margin-left:27.75pt;margin-top:0.1pt;height:0.05pt;width:75pt;z-index:251678720;mso-width-relative:page;mso-height-relative:page;" filled="f" stroked="t" coordsize="21600,21600" o:gfxdata="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">
                 <v:fill on="f" focussize="0,0"/>
                 <v:stroke color="#000000 [3200]" joinstyle="round"/>
                 <v:imagedata o:title=""/>
@@ -3702,9 +3626,10 @@
       </w:r>
       <w:r>
         <w:rPr>
-          <w:rFonts w:ascii="Arial Narrow" w:hAnsi="Arial Narrow" w:cs="Arial"/>
-        </w:rPr>
-        <w:tab/>
+          <w:rFonts w:hint="default" w:ascii="Arial Narrow" w:hAnsi="Arial Narrow" w:cs="Arial"/>
+          <w:lang w:val="en-US"/>
+        </w:rPr>
+        <w:t xml:space="preserve"> </w:t>
       </w:r>
       <w:r>
         <w:rPr>
@@ -3737,7 +3662,7 @@
         <mc:AlternateContent>
           <mc:Choice Requires="wps">
             <w:drawing>
-              <wp:anchor distT="0" distB="0" distL="114300" distR="114300" simplePos="0" relativeHeight="251671552" behindDoc="0" locked="0" layoutInCell="1" allowOverlap="1">
+              <wp:anchor distT="0" distB="0" distL="114300" distR="114300" simplePos="0" relativeHeight="251669504" behindDoc="0" locked="0" layoutInCell="1" allowOverlap="1">
                 <wp:simplePos x="0" y="0"/>
                 <wp:positionH relativeFrom="column">
                   <wp:posOffset>3467735</wp:posOffset>
@@ -3820,7 +3745,7 @@
           </mc:Choice>
           <mc:Fallback>
             <w:pict>
-              <v:shape id="_x0000_s1026" o:spid="_x0000_s1026" o:spt="202" type="#_x0000_t202" style="position:absolute;left:0pt;margin-left:273.05pt;margin-top:6.15pt;height:27pt;width:197.95pt;z-index:251671552;mso-width-relative:page;mso-height-relative:page;" filled="f" stroked="f" coordsize="21600,21600" o:gfxdata="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">
+              <v:shape id="_x0000_s1026" o:spid="_x0000_s1026" o:spt="202" type="#_x0000_t202" style="position:absolute;left:0pt;margin-left:273.05pt;margin-top:6.15pt;height:27pt;width:197.95pt;z-index:251669504;mso-width-relative:page;mso-height-relative:page;" filled="f" stroked="f" coordsize="21600,21600" o:gfxdata="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">
                 <v:fill on="f" focussize="0,0"/>
                 <v:stroke on="f" weight="0.5pt"/>
                 <v:imagedata o:title=""/>
@@ -3885,7 +3810,7 @@
         <mc:AlternateContent>
           <mc:Choice Requires="wps">
             <w:drawing>
-              <wp:anchor distT="0" distB="0" distL="114300" distR="114300" simplePos="0" relativeHeight="251670528" behindDoc="0" locked="0" layoutInCell="1" allowOverlap="1">
+              <wp:anchor distT="0" distB="0" distL="114300" distR="114300" simplePos="0" relativeHeight="251668480" behindDoc="0" locked="0" layoutInCell="1" allowOverlap="1">
                 <wp:simplePos x="0" y="0"/>
                 <wp:positionH relativeFrom="column">
                   <wp:posOffset>3488690</wp:posOffset>
@@ -3934,7 +3859,7 @@
           </mc:Choice>
           <mc:Fallback>
             <w:pict>
-              <v:line id="_x0000_s1026" o:spid="_x0000_s1026" o:spt="20" style="position:absolute;left:0pt;margin-left:274.7pt;margin-top:0.15pt;height:0.05pt;width:193.8pt;z-index:251670528;mso-width-relative:page;mso-height-relative:page;" filled="f" stroked="t" coordsize="21600,21600" o:gfxdata="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">
+              <v:line id="_x0000_s1026" o:spid="_x0000_s1026" o:spt="20" style="position:absolute;left:0pt;margin-left:274.7pt;margin-top:0.15pt;height:0.05pt;width:193.8pt;z-index:251668480;mso-width-relative:page;mso-height-relative:page;" filled="f" stroked="t" coordsize="21600,21600" o:gfxdata="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">
                 <v:fill on="f" focussize="0,0"/>
                 <v:stroke color="#000000 [3200]" joinstyle="round"/>
                 <v:imagedata o:title=""/>
@@ -3971,7 +3896,6 @@
         </w:rPr>
       </w:pPr>
     </w:p>
-    <w:bookmarkEnd w:id="0"/>
     <w:p>
       <w:pPr>
         <w:spacing w:after="0"/>
@@ -4734,6 +4658,7 @@
     <w:lsdException w:uiPriority="99" w:name="Balloon Text"/>
     <w:lsdException w:unhideWhenUsed="0" w:uiPriority="59" w:semiHidden="0" w:name="Table Grid"/>
     <w:lsdException w:uiPriority="99" w:name="Table Theme"/>
+    <w:lsdException w:qFormat="1" w:unhideWhenUsed="0" w:uiPriority="1" w:semiHidden="0" w:name="No Spacing"/>
     <w:lsdException w:unhideWhenUsed="0" w:uiPriority="60" w:semiHidden="0" w:name="Light Shading"/>
     <w:lsdException w:unhideWhenUsed="0" w:uiPriority="61" w:semiHidden="0" w:name="Light List"/>
     <w:lsdException w:unhideWhenUsed="0" w:uiPriority="62" w:semiHidden="0" w:name="Light Grid"/>
@@ -4906,6 +4831,20 @@
       <w:ind w:left="720"/>
       <w:contextualSpacing/>
     </w:pPr>
+  </w:style>
+  <w:style w:type="paragraph" w:styleId="7">
+    <w:name w:val="No Spacing"/>
+    <w:qFormat/>
+    <w:uiPriority w:val="1"/>
+    <w:pPr>
+      <w:spacing w:after="0" w:line="240" w:lineRule="auto"/>
+    </w:pPr>
+    <w:rPr>
+      <w:rFonts w:asciiTheme="minorHAnsi" w:hAnsiTheme="minorHAnsi" w:eastAsiaTheme="minorHAnsi" w:cstheme="minorBidi"/>
+      <w:sz w:val="22"/>
+      <w:szCs w:val="22"/>
+      <w:lang w:val="en-PH" w:eastAsia="en-US" w:bidi="ar-SA"/>
+    </w:rPr>
   </w:style>
 </w:styles>
 </file>

--- a/backend/templates/FSED-41F-Fumigation.docx
+++ b/backend/templates/FSED-41F-Fumigation.docx
@@ -289,8 +289,6 @@
         </w:rPr>
         <w:t>CAGAYAN DE ORO CITY FIRE DISTRICT</w:t>
       </w:r>
-      <w:bookmarkStart w:id="0" w:name="_GoBack"/>
-      <w:bookmarkEnd w:id="0"/>
       <w:r>
         <w:rPr>
           <w:rFonts w:ascii="Arial" w:hAnsi="Arial" w:cs="Arial"/>
@@ -904,7 +902,7 @@
                   <wp:posOffset>906145</wp:posOffset>
                 </wp:positionH>
                 <wp:positionV relativeFrom="paragraph">
-                  <wp:posOffset>306705</wp:posOffset>
+                  <wp:posOffset>283845</wp:posOffset>
                 </wp:positionV>
                 <wp:extent cx="6114415" cy="342900"/>
                 <wp:effectExtent l="0" t="0" r="0" b="0"/>
@@ -954,8 +952,8 @@
                                 <w:b/>
                                 <w:bCs/>
                                 <w:color w:val="000000"/>
-                                <w:sz w:val="16"/>
-                                <w:szCs w:val="16"/>
+                                <w:sz w:val="18"/>
+                                <w:szCs w:val="18"/>
                                 <w:lang w:val="en-US"/>
                               </w:rPr>
                             </w:pPr>
@@ -965,8 +963,8 @@
                                 <w:b/>
                                 <w:bCs/>
                                 <w:color w:val="000000"/>
-                                <w:sz w:val="16"/>
-                                <w:szCs w:val="16"/>
+                                <w:sz w:val="18"/>
+                                <w:szCs w:val="18"/>
                                 <w:lang w:val="en-US"/>
                               </w:rPr>
                               <w:t>{NAME_OF_BUILDING}</w:t>
@@ -985,7 +983,7 @@
           </mc:Choice>
           <mc:Fallback>
             <w:pict>
-              <v:shape id="_x0000_s1026" o:spid="_x0000_s1026" o:spt="202" type="#_x0000_t202" style="position:absolute;left:0pt;margin-left:71.35pt;margin-top:24.15pt;height:27pt;width:481.45pt;z-index:251663360;mso-width-relative:page;mso-height-relative:page;" filled="f" stroked="f" coordsize="21600,21600" o:gfxdata="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">
+              <v:shape id="_x0000_s1026" o:spid="_x0000_s1026" o:spt="202" type="#_x0000_t202" style="position:absolute;left:0pt;margin-left:71.35pt;margin-top:22.35pt;height:27pt;width:481.45pt;z-index:251663360;mso-width-relative:page;mso-height-relative:page;" filled="f" stroked="f" coordsize="21600,21600" o:gfxdata="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">
                 <v:fill on="f" focussize="0,0"/>
                 <v:stroke on="f" weight="0.5pt"/>
                 <v:imagedata o:title=""/>
@@ -1001,8 +999,8 @@
                           <w:b/>
                           <w:bCs/>
                           <w:color w:val="000000"/>
-                          <w:sz w:val="16"/>
-                          <w:szCs w:val="16"/>
+                          <w:sz w:val="18"/>
+                          <w:szCs w:val="18"/>
                           <w:lang w:val="en-US"/>
                         </w:rPr>
                       </w:pPr>
@@ -1012,8 +1010,8 @@
                           <w:b/>
                           <w:bCs/>
                           <w:color w:val="000000"/>
-                          <w:sz w:val="16"/>
-                          <w:szCs w:val="16"/>
+                          <w:sz w:val="18"/>
+                          <w:szCs w:val="18"/>
                           <w:lang w:val="en-US"/>
                         </w:rPr>
                         <w:t>{NAME_OF_BUILDING}</w:t>
@@ -1101,7 +1099,7 @@
                   <wp:posOffset>283210</wp:posOffset>
                 </wp:positionH>
                 <wp:positionV relativeFrom="paragraph">
-                  <wp:posOffset>121285</wp:posOffset>
+                  <wp:posOffset>106045</wp:posOffset>
                 </wp:positionV>
                 <wp:extent cx="6114415" cy="342900"/>
                 <wp:effectExtent l="0" t="0" r="0" b="0"/>
@@ -1166,7 +1164,31 @@
                                 <w:szCs w:val="16"/>
                                 <w:lang w:val="en-US"/>
                               </w:rPr>
-                              <w:t>{ADDRESS}</w:t>
+                              <w:t>{</w:t>
+                            </w:r>
+                            <w:r>
+                              <w:rPr>
+                                <w:rFonts w:hint="default" w:ascii="Arial" w:hAnsi="Arial" w:eastAsia="Times New Roman" w:cs="Arial"/>
+                                <w:b w:val="0"/>
+                                <w:bCs w:val="0"/>
+                                <w:color w:val="000000"/>
+                                <w:sz w:val="18"/>
+                                <w:szCs w:val="18"/>
+                                <w:lang w:val="en-US"/>
+                              </w:rPr>
+                              <w:t>ADDRESS</w:t>
+                            </w:r>
+                            <w:r>
+                              <w:rPr>
+                                <w:rFonts w:hint="default" w:ascii="Arial" w:hAnsi="Arial" w:eastAsia="Times New Roman" w:cs="Arial"/>
+                                <w:b w:val="0"/>
+                                <w:bCs w:val="0"/>
+                                <w:color w:val="000000"/>
+                                <w:sz w:val="16"/>
+                                <w:szCs w:val="16"/>
+                                <w:lang w:val="en-US"/>
+                              </w:rPr>
+                              <w:t>}</w:t>
                             </w:r>
                           </w:p>
                         </w:txbxContent>
@@ -1182,7 +1204,7 @@
           </mc:Choice>
           <mc:Fallback>
             <w:pict>
-              <v:shape id="_x0000_s1026" o:spid="_x0000_s1026" o:spt="202" type="#_x0000_t202" style="position:absolute;left:0pt;margin-left:22.3pt;margin-top:9.55pt;height:27pt;width:481.45pt;z-index:251664384;mso-width-relative:page;mso-height-relative:page;" filled="f" stroked="f" coordsize="21600,21600" o:gfxdata="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">
+              <v:shape id="_x0000_s1026" o:spid="_x0000_s1026" o:spt="202" type="#_x0000_t202" style="position:absolute;left:0pt;margin-left:22.3pt;margin-top:8.35pt;height:27pt;width:481.45pt;z-index:251664384;mso-width-relative:page;mso-height-relative:page;" filled="f" stroked="f" coordsize="21600,21600" o:gfxdata="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">
                 <v:fill on="f" focussize="0,0"/>
                 <v:stroke on="f" weight="0.5pt"/>
                 <v:imagedata o:title=""/>
@@ -1213,7 +1235,31 @@
                           <w:szCs w:val="16"/>
                           <w:lang w:val="en-US"/>
                         </w:rPr>
-                        <w:t>{ADDRESS}</w:t>
+                        <w:t>{</w:t>
+                      </w:r>
+                      <w:r>
+                        <w:rPr>
+                          <w:rFonts w:hint="default" w:ascii="Arial" w:hAnsi="Arial" w:eastAsia="Times New Roman" w:cs="Arial"/>
+                          <w:b w:val="0"/>
+                          <w:bCs w:val="0"/>
+                          <w:color w:val="000000"/>
+                          <w:sz w:val="18"/>
+                          <w:szCs w:val="18"/>
+                          <w:lang w:val="en-US"/>
+                        </w:rPr>
+                        <w:t>ADDRESS</w:t>
+                      </w:r>
+                      <w:r>
+                        <w:rPr>
+                          <w:rFonts w:hint="default" w:ascii="Arial" w:hAnsi="Arial" w:eastAsia="Times New Roman" w:cs="Arial"/>
+                          <w:b w:val="0"/>
+                          <w:bCs w:val="0"/>
+                          <w:color w:val="000000"/>
+                          <w:sz w:val="16"/>
+                          <w:szCs w:val="16"/>
+                          <w:lang w:val="en-US"/>
+                        </w:rPr>
+                        <w:t>}</w:t>
                       </w:r>
                     </w:p>
                   </w:txbxContent>
@@ -1276,7 +1322,7 @@
                   <wp:posOffset>-518795</wp:posOffset>
                 </wp:positionH>
                 <wp:positionV relativeFrom="paragraph">
-                  <wp:posOffset>115570</wp:posOffset>
+                  <wp:posOffset>100330</wp:posOffset>
                 </wp:positionV>
                 <wp:extent cx="6114415" cy="342900"/>
                 <wp:effectExtent l="0" t="0" r="0" b="0"/>
@@ -1326,8 +1372,8 @@
                                 <w:b w:val="0"/>
                                 <w:bCs w:val="0"/>
                                 <w:color w:val="000000"/>
-                                <w:sz w:val="16"/>
-                                <w:szCs w:val="16"/>
+                                <w:sz w:val="18"/>
+                                <w:szCs w:val="18"/>
                                 <w:lang w:val="en-US"/>
                               </w:rPr>
                             </w:pPr>
@@ -1337,8 +1383,8 @@
                                 <w:b w:val="0"/>
                                 <w:bCs w:val="0"/>
                                 <w:color w:val="000000"/>
-                                <w:sz w:val="16"/>
-                                <w:szCs w:val="16"/>
+                                <w:sz w:val="18"/>
+                                <w:szCs w:val="18"/>
                                 <w:lang w:val="en-US"/>
                               </w:rPr>
                               <w:t>{OWNER}</w:t>
@@ -1357,7 +1403,7 @@
           </mc:Choice>
           <mc:Fallback>
             <w:pict>
-              <v:shape id="_x0000_s1026" o:spid="_x0000_s1026" o:spt="202" type="#_x0000_t202" style="position:absolute;left:0pt;margin-left:-40.85pt;margin-top:9.1pt;height:27pt;width:481.45pt;z-index:251665408;mso-width-relative:page;mso-height-relative:page;" filled="f" stroked="f" coordsize="21600,21600" o:gfxdata="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">
+              <v:shape id="_x0000_s1026" o:spid="_x0000_s1026" o:spt="202" type="#_x0000_t202" style="position:absolute;left:0pt;margin-left:-40.85pt;margin-top:7.9pt;height:27pt;width:481.45pt;z-index:251665408;mso-width-relative:page;mso-height-relative:page;" filled="f" stroked="f" coordsize="21600,21600" o:gfxdata="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">
                 <v:fill on="f" focussize="0,0"/>
                 <v:stroke on="f" weight="0.5pt"/>
                 <v:imagedata o:title=""/>
@@ -1373,8 +1419,8 @@
                           <w:b w:val="0"/>
                           <w:bCs w:val="0"/>
                           <w:color w:val="000000"/>
-                          <w:sz w:val="16"/>
-                          <w:szCs w:val="16"/>
+                          <w:sz w:val="18"/>
+                          <w:szCs w:val="18"/>
                           <w:lang w:val="en-US"/>
                         </w:rPr>
                       </w:pPr>
@@ -1384,8 +1430,8 @@
                           <w:b w:val="0"/>
                           <w:bCs w:val="0"/>
                           <w:color w:val="000000"/>
-                          <w:sz w:val="16"/>
-                          <w:szCs w:val="16"/>
+                          <w:sz w:val="18"/>
+                          <w:szCs w:val="18"/>
                           <w:lang w:val="en-US"/>
                         </w:rPr>
                         <w:t>{OWNER}</w:t>
@@ -1448,7 +1494,7 @@
                   <wp:posOffset>776605</wp:posOffset>
                 </wp:positionH>
                 <wp:positionV relativeFrom="paragraph">
-                  <wp:posOffset>118745</wp:posOffset>
+                  <wp:posOffset>95885</wp:posOffset>
                 </wp:positionV>
                 <wp:extent cx="5066665" cy="342900"/>
                 <wp:effectExtent l="0" t="0" r="0" b="0"/>
@@ -1496,8 +1542,8 @@
                               <w:rPr>
                                 <w:rFonts w:hint="default" w:ascii="Arial" w:hAnsi="Arial" w:eastAsia="Times New Roman" w:cs="Arial"/>
                                 <w:color w:val="000000"/>
-                                <w:sz w:val="16"/>
-                                <w:szCs w:val="16"/>
+                                <w:sz w:val="18"/>
+                                <w:szCs w:val="18"/>
                                 <w:lang w:val="en-US"/>
                               </w:rPr>
                             </w:pPr>
@@ -1505,8 +1551,8 @@
                               <w:rPr>
                                 <w:rFonts w:hint="default" w:ascii="Arial" w:hAnsi="Arial" w:eastAsia="Times New Roman" w:cs="Arial"/>
                                 <w:color w:val="000000"/>
-                                <w:sz w:val="16"/>
-                                <w:szCs w:val="16"/>
+                                <w:sz w:val="18"/>
+                                <w:szCs w:val="18"/>
                                 <w:lang w:val="en-US"/>
                               </w:rPr>
                               <w:t>{CONDUCTED_BY}</w:t>
@@ -1525,7 +1571,7 @@
           </mc:Choice>
           <mc:Fallback>
             <w:pict>
-              <v:shape id="_x0000_s1026" o:spid="_x0000_s1026" o:spt="202" type="#_x0000_t202" style="position:absolute;left:0pt;margin-left:61.15pt;margin-top:9.35pt;height:27pt;width:398.95pt;z-index:251673600;mso-width-relative:page;mso-height-relative:page;" filled="f" stroked="f" coordsize="21600,21600" o:gfxdata="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">
+              <v:shape id="_x0000_s1026" o:spid="_x0000_s1026" o:spt="202" type="#_x0000_t202" style="position:absolute;left:0pt;margin-left:61.15pt;margin-top:7.55pt;height:27pt;width:398.95pt;z-index:251673600;mso-width-relative:page;mso-height-relative:page;" filled="f" stroked="f" coordsize="21600,21600" o:gfxdata="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">
                 <v:fill on="f" focussize="0,0"/>
                 <v:stroke on="f" weight="0.5pt"/>
                 <v:imagedata o:title=""/>
@@ -1539,8 +1585,8 @@
                         <w:rPr>
                           <w:rFonts w:hint="default" w:ascii="Arial" w:hAnsi="Arial" w:eastAsia="Times New Roman" w:cs="Arial"/>
                           <w:color w:val="000000"/>
-                          <w:sz w:val="16"/>
-                          <w:szCs w:val="16"/>
+                          <w:sz w:val="18"/>
+                          <w:szCs w:val="18"/>
                           <w:lang w:val="en-US"/>
                         </w:rPr>
                       </w:pPr>
@@ -1548,8 +1594,8 @@
                         <w:rPr>
                           <w:rFonts w:hint="default" w:ascii="Arial" w:hAnsi="Arial" w:eastAsia="Times New Roman" w:cs="Arial"/>
                           <w:color w:val="000000"/>
-                          <w:sz w:val="16"/>
-                          <w:szCs w:val="16"/>
+                          <w:sz w:val="18"/>
+                          <w:szCs w:val="18"/>
                           <w:lang w:val="en-US"/>
                         </w:rPr>
                         <w:t>{CONDUCTED_BY}</w:t>
@@ -1578,7 +1624,7 @@
                   <wp:posOffset>2054860</wp:posOffset>
                 </wp:positionH>
                 <wp:positionV relativeFrom="paragraph">
-                  <wp:posOffset>118110</wp:posOffset>
+                  <wp:posOffset>95250</wp:posOffset>
                 </wp:positionV>
                 <wp:extent cx="6114415" cy="342900"/>
                 <wp:effectExtent l="0" t="0" r="0" b="0"/>
@@ -1626,8 +1672,8 @@
                               <w:rPr>
                                 <w:rFonts w:hint="default" w:ascii="Arial" w:hAnsi="Arial" w:eastAsia="Times New Roman" w:cs="Arial"/>
                                 <w:color w:val="000000"/>
-                                <w:sz w:val="16"/>
-                                <w:szCs w:val="16"/>
+                                <w:sz w:val="18"/>
+                                <w:szCs w:val="18"/>
                                 <w:lang w:val="en-US"/>
                               </w:rPr>
                             </w:pPr>
@@ -1635,8 +1681,8 @@
                               <w:rPr>
                                 <w:rFonts w:hint="default" w:ascii="Arial" w:hAnsi="Arial" w:eastAsia="Times New Roman" w:cs="Arial"/>
                                 <w:color w:val="000000"/>
-                                <w:sz w:val="16"/>
-                                <w:szCs w:val="16"/>
+                                <w:sz w:val="18"/>
+                                <w:szCs w:val="18"/>
                                 <w:lang w:val="en-US"/>
                               </w:rPr>
                               <w:t>{FOGGING_ADDRESS}</w:t>
@@ -1655,7 +1701,7 @@
           </mc:Choice>
           <mc:Fallback>
             <w:pict>
-              <v:shape id="_x0000_s1026" o:spid="_x0000_s1026" o:spt="202" type="#_x0000_t202" style="position:absolute;left:0pt;margin-left:161.8pt;margin-top:9.3pt;height:27pt;width:481.45pt;z-index:251674624;mso-width-relative:page;mso-height-relative:page;" filled="f" stroked="f" coordsize="21600,21600" o:gfxdata="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">
+              <v:shape id="_x0000_s1026" o:spid="_x0000_s1026" o:spt="202" type="#_x0000_t202" style="position:absolute;left:0pt;margin-left:161.8pt;margin-top:7.5pt;height:27pt;width:481.45pt;z-index:251674624;mso-width-relative:page;mso-height-relative:page;" filled="f" stroked="f" coordsize="21600,21600" o:gfxdata="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">
                 <v:fill on="f" focussize="0,0"/>
                 <v:stroke on="f" weight="0.5pt"/>
                 <v:imagedata o:title=""/>
@@ -1669,8 +1715,8 @@
                         <w:rPr>
                           <w:rFonts w:hint="default" w:ascii="Arial" w:hAnsi="Arial" w:eastAsia="Times New Roman" w:cs="Arial"/>
                           <w:color w:val="000000"/>
-                          <w:sz w:val="16"/>
-                          <w:szCs w:val="16"/>
+                          <w:sz w:val="18"/>
+                          <w:szCs w:val="18"/>
                           <w:lang w:val="en-US"/>
                         </w:rPr>
                       </w:pPr>
@@ -1678,8 +1724,8 @@
                         <w:rPr>
                           <w:rFonts w:hint="default" w:ascii="Arial" w:hAnsi="Arial" w:eastAsia="Times New Roman" w:cs="Arial"/>
                           <w:color w:val="000000"/>
-                          <w:sz w:val="16"/>
-                          <w:szCs w:val="16"/>
+                          <w:sz w:val="18"/>
+                          <w:szCs w:val="18"/>
                           <w:lang w:val="en-US"/>
                         </w:rPr>
                         <w:t>{FOGGING_ADDRESS}</w:t>
@@ -1739,7 +1785,7 @@
                   <wp:posOffset>-718820</wp:posOffset>
                 </wp:positionH>
                 <wp:positionV relativeFrom="paragraph">
-                  <wp:posOffset>149225</wp:posOffset>
+                  <wp:posOffset>126365</wp:posOffset>
                 </wp:positionV>
                 <wp:extent cx="6114415" cy="342900"/>
                 <wp:effectExtent l="0" t="0" r="0" b="0"/>
@@ -1787,8 +1833,8 @@
                               <w:rPr>
                                 <w:rFonts w:hint="default" w:ascii="Arial" w:hAnsi="Arial" w:eastAsia="Times New Roman" w:cs="Arial"/>
                                 <w:color w:val="000000"/>
-                                <w:sz w:val="16"/>
-                                <w:szCs w:val="16"/>
+                                <w:sz w:val="18"/>
+                                <w:szCs w:val="18"/>
                                 <w:lang w:val="en-US"/>
                               </w:rPr>
                             </w:pPr>
@@ -1796,8 +1842,8 @@
                               <w:rPr>
                                 <w:rFonts w:hint="default" w:ascii="Arial" w:hAnsi="Arial" w:eastAsia="Times New Roman" w:cs="Arial"/>
                                 <w:color w:val="000000"/>
-                                <w:sz w:val="16"/>
-                                <w:szCs w:val="16"/>
+                                <w:sz w:val="18"/>
+                                <w:szCs w:val="18"/>
                                 <w:lang w:val="en-US"/>
                               </w:rPr>
                               <w:t>{CLEARANCE_VALIDITY}</w:t>
@@ -1816,7 +1862,7 @@
           </mc:Choice>
           <mc:Fallback>
             <w:pict>
-              <v:shape id="_x0000_s1026" o:spid="_x0000_s1026" o:spt="202" type="#_x0000_t202" style="position:absolute;left:0pt;margin-left:-56.6pt;margin-top:11.75pt;height:27pt;width:481.45pt;z-index:251672576;mso-width-relative:page;mso-height-relative:page;" filled="f" stroked="f" coordsize="21600,21600" o:gfxdata="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">
+              <v:shape id="_x0000_s1026" o:spid="_x0000_s1026" o:spt="202" type="#_x0000_t202" style="position:absolute;left:0pt;margin-left:-56.6pt;margin-top:9.95pt;height:27pt;width:481.45pt;z-index:251672576;mso-width-relative:page;mso-height-relative:page;" filled="f" stroked="f" coordsize="21600,21600" o:gfxdata="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">
                 <v:fill on="f" focussize="0,0"/>
                 <v:stroke on="f" weight="0.5pt"/>
                 <v:imagedata o:title=""/>
@@ -1830,8 +1876,8 @@
                         <w:rPr>
                           <w:rFonts w:hint="default" w:ascii="Arial" w:hAnsi="Arial" w:eastAsia="Times New Roman" w:cs="Arial"/>
                           <w:color w:val="000000"/>
-                          <w:sz w:val="16"/>
-                          <w:szCs w:val="16"/>
+                          <w:sz w:val="18"/>
+                          <w:szCs w:val="18"/>
                           <w:lang w:val="en-US"/>
                         </w:rPr>
                       </w:pPr>
@@ -1839,8 +1885,8 @@
                         <w:rPr>
                           <w:rFonts w:hint="default" w:ascii="Arial" w:hAnsi="Arial" w:eastAsia="Times New Roman" w:cs="Arial"/>
                           <w:color w:val="000000"/>
-                          <w:sz w:val="16"/>
-                          <w:szCs w:val="16"/>
+                          <w:sz w:val="18"/>
+                          <w:szCs w:val="18"/>
                           <w:lang w:val="en-US"/>
                         </w:rPr>
                         <w:t>{CLEARANCE_VALIDITY}</w:t>
@@ -2183,7 +2229,17 @@
           <w:sz w:val="20"/>
           <w:szCs w:val="20"/>
         </w:rPr>
-        <w:t xml:space="preserve"> and after the activities</w:t>
+        <w:t xml:space="preserve"> and after </w:t>
+      </w:r>
+      <w:bookmarkStart w:id="0" w:name="_GoBack"/>
+      <w:bookmarkEnd w:id="0"/>
+      <w:r>
+        <w:rPr>
+          <w:rFonts w:ascii="Arial" w:hAnsi="Arial" w:cs="Arial"/>
+          <w:sz w:val="20"/>
+          <w:szCs w:val="20"/>
+        </w:rPr>
+        <w:t>the activities</w:t>
       </w:r>
       <w:r>
         <w:rPr>
@@ -2369,7 +2425,7 @@
           </mc:Choice>
           <mc:Fallback>
             <w:pict>
-              <v:shape id="_x0000_s1026" o:spid="_x0000_s1026" o:spt="202" type="#_x0000_t202" style="position:absolute;left:0pt;margin-left:133.4pt;margin-top:0.2pt;height:27pt;width:197.95pt;z-index:251671552;mso-width-relative:page;mso-height-relative:page;" filled="f" stroked="f" coordsize="21600,21600" o:gfxdata="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">
+              <v:shape id="_x0000_s1026" o:spid="_x0000_s1026" o:spt="202" type="#_x0000_t202" style="position:absolute;left:0pt;margin-left:133.4pt;margin-top:0.2pt;height:27pt;width:197.95pt;z-index:251671552;mso-width-relative:page;mso-height-relative:page;" filled="f" stroked="f" coordsize="21600,21600" o:gfxdata="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">
                 <v:fill on="f" focussize="0,0"/>
                 <v:stroke on="f" weight="0.5pt"/>
                 <v:imagedata o:title=""/>
@@ -4573,7 +4629,7 @@
     <w:lsdException w:qFormat="1" w:unhideWhenUsed="0" w:uiPriority="10" w:semiHidden="0" w:name="Title"/>
     <w:lsdException w:uiPriority="99" w:name="Closing"/>
     <w:lsdException w:uiPriority="99" w:name="Signature"/>
-    <w:lsdException w:uiPriority="1" w:name="Default Paragraph Font"/>
+    <w:lsdException w:qFormat="1" w:uiPriority="1" w:name="Default Paragraph Font"/>
     <w:lsdException w:uiPriority="99" w:name="Body Text"/>
     <w:lsdException w:uiPriority="99" w:name="Body Text Indent"/>
     <w:lsdException w:uiPriority="99" w:name="List Continue"/>
@@ -4611,7 +4667,7 @@
     <w:lsdException w:uiPriority="99" w:name="HTML Sample"/>
     <w:lsdException w:uiPriority="99" w:name="HTML Typewriter"/>
     <w:lsdException w:uiPriority="99" w:name="HTML Variable"/>
-    <w:lsdException w:uiPriority="99" w:name="Normal Table"/>
+    <w:lsdException w:qFormat="1" w:uiPriority="99" w:name="Normal Table"/>
     <w:lsdException w:uiPriority="99" w:name="annotation subject"/>
     <w:lsdException w:uiPriority="99" w:name="Table Simple 1"/>
     <w:lsdException w:uiPriority="99" w:name="Table Simple 2"/>
@@ -4655,7 +4711,7 @@
     <w:lsdException w:uiPriority="99" w:name="Table Web 1"/>
     <w:lsdException w:uiPriority="99" w:name="Table Web 2"/>
     <w:lsdException w:uiPriority="99" w:name="Table Web 3"/>
-    <w:lsdException w:uiPriority="99" w:name="Balloon Text"/>
+    <w:lsdException w:qFormat="1" w:uiPriority="99" w:name="Balloon Text"/>
     <w:lsdException w:unhideWhenUsed="0" w:uiPriority="59" w:semiHidden="0" w:name="Table Grid"/>
     <w:lsdException w:uiPriority="99" w:name="Table Theme"/>
     <w:lsdException w:qFormat="1" w:unhideWhenUsed="0" w:uiPriority="1" w:semiHidden="0" w:name="No Spacing"/>
@@ -4777,12 +4833,14 @@
     <w:name w:val="Default Paragraph Font"/>
     <w:semiHidden/>
     <w:unhideWhenUsed/>
+    <w:qFormat/>
     <w:uiPriority w:val="1"/>
   </w:style>
   <w:style w:type="table" w:default="1" w:styleId="3">
     <w:name w:val="Normal Table"/>
     <w:semiHidden/>
     <w:unhideWhenUsed/>
+    <w:qFormat/>
     <w:uiPriority w:val="99"/>
     <w:tblPr>
       <w:tblCellMar>
@@ -4799,6 +4857,7 @@
     <w:link w:val="5"/>
     <w:semiHidden/>
     <w:unhideWhenUsed/>
+    <w:qFormat/>
     <w:uiPriority w:val="99"/>
     <w:pPr>
       <w:spacing w:after="0" w:line="240" w:lineRule="auto"/>

--- a/backend/templates/FSED-41F-Fumigation.docx
+++ b/backend/templates/FSED-41F-Fumigation.docx
@@ -502,8 +502,8 @@
                 <wp:positionV relativeFrom="paragraph">
                   <wp:posOffset>181610</wp:posOffset>
                 </wp:positionV>
-                <wp:extent cx="876935" cy="5080"/>
-                <wp:effectExtent l="0" t="0" r="0" b="0"/>
+                <wp:extent cx="1668780" cy="10160"/>
+                <wp:effectExtent l="0" t="4445" r="7620" b="13970"/>
                 <wp:wrapNone/>
                 <wp:docPr id="2" name="Straight Connector 2"/>
                 <wp:cNvGraphicFramePr/>
@@ -514,7 +514,7 @@
                       <wps:spPr>
                         <a:xfrm>
                           <a:off x="0" y="0"/>
-                          <a:ext cx="876935" cy="5080"/>
+                          <a:ext cx="1668780" cy="10160"/>
                         </a:xfrm>
                         <a:prstGeom prst="line">
                           <a:avLst/>
@@ -543,7 +543,7 @@
           </mc:Choice>
           <mc:Fallback>
             <w:pict>
-              <v:line id="_x0000_s1026" o:spid="_x0000_s1026" o:spt="20" style="position:absolute;left:0pt;margin-left:94.05pt;margin-top:14.3pt;height:0.4pt;width:69.05pt;z-index:251680768;mso-width-relative:page;mso-height-relative:page;" filled="f" stroked="t" coordsize="21600,21600" o:gfxdata="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">
+              <v:line id="_x0000_s1026" o:spid="_x0000_s1026" o:spt="20" style="position:absolute;left:0pt;margin-left:94.05pt;margin-top:14.3pt;height:0.8pt;width:131.4pt;z-index:251680768;mso-width-relative:page;mso-height-relative:page;" filled="f" stroked="t" coordsize="21600,21600" o:gfxdata="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">
                 <v:fill on="f" focussize="0,0"/>
                 <v:stroke color="#000000 [3200]" joinstyle="round"/>
                 <v:imagedata o:title=""/>
@@ -649,7 +649,7 @@
           <w:szCs w:val="28"/>
           <w:lang w:val="en-US"/>
         </w:rPr>
-        <w:t xml:space="preserve"> R10-COFD</w:t>
+        <w:t xml:space="preserve"> R10-COFD-</w:t>
       </w:r>
       <w:r>
         <w:rPr>
@@ -2229,17 +2229,7 @@
           <w:sz w:val="20"/>
           <w:szCs w:val="20"/>
         </w:rPr>
-        <w:t xml:space="preserve"> and after </w:t>
-      </w:r>
-      <w:bookmarkStart w:id="0" w:name="_GoBack"/>
-      <w:bookmarkEnd w:id="0"/>
-      <w:r>
-        <w:rPr>
-          <w:rFonts w:ascii="Arial" w:hAnsi="Arial" w:cs="Arial"/>
-          <w:sz w:val="20"/>
-          <w:szCs w:val="20"/>
-        </w:rPr>
-        <w:t>the activities</w:t>
+        <w:t xml:space="preserve"> and after the activities</w:t>
       </w:r>
       <w:r>
         <w:rPr>
@@ -3851,11 +3841,12 @@
       <w:pPr>
         <w:spacing w:after="0" w:line="240" w:lineRule="auto"/>
         <w:rPr>
-          <w:rFonts w:ascii="Arial" w:hAnsi="Arial" w:cs="Arial"/>
+          <w:rFonts w:hint="default" w:ascii="Arial" w:hAnsi="Arial" w:cs="Arial"/>
           <w:b/>
           <w:bCs/>
           <w:sz w:val="20"/>
           <w:szCs w:val="20"/>
+          <w:lang w:val="en-US"/>
         </w:rPr>
       </w:pPr>
       <w:r>
@@ -3935,13 +3926,23 @@
       </w:r>
       <w:r>
         <w:rPr>
-          <w:rFonts w:ascii="Arial" w:hAnsi="Arial" w:cs="Arial"/>
+          <w:rFonts w:hint="default" w:ascii="Arial Narrow" w:hAnsi="Arial Narrow" w:cs="Arial"/>
           <w:b/>
           <w:bCs/>
-          <w:sz w:val="20"/>
-          <w:szCs w:val="20"/>
-        </w:rPr>
-        <w:t>CITY/MUNICIPAL FIRE MARSHAL</w:t>
+          <w:lang w:val="en-US"/>
+        </w:rPr>
+        <w:t>{</w:t>
+      </w:r>
+      <w:bookmarkStart w:id="0" w:name="_GoBack"/>
+      <w:bookmarkEnd w:id="0"/>
+      <w:r>
+        <w:rPr>
+          <w:rFonts w:hint="default" w:ascii="Arial Narrow" w:hAnsi="Arial Narrow" w:cs="Arial"/>
+          <w:b/>
+          <w:bCs/>
+          <w:lang w:val="en-US"/>
+        </w:rPr>
+        <w:t>MARSHAL_POSITION}</w:t>
       </w:r>
     </w:p>
     <w:p>

--- a/backend/templates/FSED-41F-Fumigation.docx
+++ b/backend/templates/FSED-41F-Fumigation.docx
@@ -3931,7 +3931,7 @@
           <w:bCs/>
           <w:lang w:val="en-US"/>
         </w:rPr>
-        <w:t>{</w:t>
+        <w:t xml:space="preserve">        </w:t>
       </w:r>
       <w:bookmarkStart w:id="0" w:name="_GoBack"/>
       <w:bookmarkEnd w:id="0"/>
@@ -3942,7 +3942,7 @@
           <w:bCs/>
           <w:lang w:val="en-US"/>
         </w:rPr>
-        <w:t>MARSHAL_POSITION}</w:t>
+        <w:t>{MARSHAL_POSITION}</w:t>
       </w:r>
     </w:p>
     <w:p>
